--- a/Smart Parking Platform 1.docx
+++ b/Smart Parking Platform 1.docx
@@ -94,7 +94,7 @@
         <w:rPr>
           <w:sz w:val="22"/>
         </w:rPr>
-        <w:t>2</w:t>
+        <w:t>3</w:t>
       </w:r>
       <w:r>
         <w:rPr>
@@ -117,7 +117,7 @@
         <w:rPr>
           <w:sz w:val="22"/>
         </w:rPr>
-        <w:t>17</w:t>
+        <w:t>24</w:t>
       </w:r>
       <w:r>
         <w:rPr>
@@ -1156,10 +1156,7 @@
         </w:rPr>
       </w:pPr>
       <w:r>
-        <w:t xml:space="preserve"> </w:t>
-      </w:r>
-      <w:r>
-        <w:t xml:space="preserve"> </w:t>
+        <w:t xml:space="preserve">  </w:t>
       </w:r>
       <w:r>
         <w:rPr>
@@ -1388,6 +1385,157 @@
       </w:r>
     </w:p>
     <w:p>
+      <w:pPr>
+        <w:tabs>
+          <w:tab w:val="right" w:leader="dot" w:pos="8928"/>
+        </w:tabs>
+        <w:spacing w:after="20"/>
+        <w:ind w:left="317"/>
+        <w:rPr>
+          <w:b/>
+          <w:bCs/>
+          <w:sz w:val="20"/>
+          <w:szCs w:val="20"/>
+        </w:rPr>
+      </w:pPr>
+    </w:p>
+    <w:p>
+      <w:pPr>
+        <w:tabs>
+          <w:tab w:val="right" w:leader="dot" w:pos="8928"/>
+        </w:tabs>
+        <w:spacing w:after="20"/>
+        <w:ind w:left="317"/>
+        <w:rPr>
+          <w:b/>
+          <w:bCs/>
+          <w:sz w:val="20"/>
+          <w:szCs w:val="20"/>
+        </w:rPr>
+      </w:pPr>
+      <w:r>
+        <w:rPr>
+          <w:b/>
+          <w:bCs/>
+          <w:sz w:val="20"/>
+          <w:szCs w:val="20"/>
+        </w:rPr>
+        <w:t>7. Agile Backlog &amp; Sprint Planning....................</w:t>
+      </w:r>
+      <w:r>
+        <w:rPr>
+          <w:b/>
+          <w:bCs/>
+          <w:sz w:val="20"/>
+          <w:szCs w:val="20"/>
+        </w:rPr>
+        <w:t>...................................................................................</w:t>
+      </w:r>
+      <w:r>
+        <w:rPr>
+          <w:b/>
+          <w:bCs/>
+          <w:sz w:val="20"/>
+          <w:szCs w:val="20"/>
+        </w:rPr>
+        <w:t>....24</w:t>
+      </w:r>
+    </w:p>
+    <w:p>
+      <w:pPr>
+        <w:tabs>
+          <w:tab w:val="right" w:leader="dot" w:pos="8928"/>
+        </w:tabs>
+        <w:spacing w:after="20"/>
+        <w:ind w:left="317"/>
+        <w:rPr>
+          <w:sz w:val="19"/>
+          <w:szCs w:val="19"/>
+        </w:rPr>
+      </w:pPr>
+      <w:r>
+        <w:rPr>
+          <w:sz w:val="19"/>
+          <w:szCs w:val="19"/>
+        </w:rPr>
+        <w:t>7.1 Product Backlog .....................................................</w:t>
+      </w:r>
+      <w:r>
+        <w:rPr>
+          <w:sz w:val="19"/>
+          <w:szCs w:val="19"/>
+        </w:rPr>
+        <w:t>........................................................................................</w:t>
+      </w:r>
+      <w:r>
+        <w:rPr>
+          <w:sz w:val="19"/>
+          <w:szCs w:val="19"/>
+        </w:rPr>
+        <w:t>. 24</w:t>
+      </w:r>
+    </w:p>
+    <w:p>
+      <w:pPr>
+        <w:tabs>
+          <w:tab w:val="right" w:leader="dot" w:pos="8928"/>
+        </w:tabs>
+        <w:spacing w:after="20"/>
+        <w:ind w:left="317"/>
+        <w:rPr>
+          <w:sz w:val="19"/>
+          <w:szCs w:val="19"/>
+        </w:rPr>
+      </w:pPr>
+      <w:r>
+        <w:rPr>
+          <w:sz w:val="19"/>
+          <w:szCs w:val="19"/>
+        </w:rPr>
+        <w:t>7.2 Sprint 1 ............................................................</w:t>
+      </w:r>
+      <w:r>
+        <w:rPr>
+          <w:sz w:val="19"/>
+          <w:szCs w:val="19"/>
+        </w:rPr>
+        <w:t>........................................................................................</w:t>
+      </w:r>
+      <w:r>
+        <w:rPr>
+          <w:sz w:val="19"/>
+          <w:szCs w:val="19"/>
+        </w:rPr>
+        <w:t>........ 25</w:t>
+      </w:r>
+    </w:p>
+    <w:p>
+      <w:pPr>
+        <w:tabs>
+          <w:tab w:val="right" w:leader="dot" w:pos="8928"/>
+        </w:tabs>
+        <w:spacing w:after="20"/>
+        <w:ind w:left="317"/>
+        <w:rPr>
+          <w:sz w:val="19"/>
+          <w:szCs w:val="19"/>
+        </w:rPr>
+      </w:pPr>
+    </w:p>
+    <w:p>
+      <w:pPr>
+        <w:tabs>
+          <w:tab w:val="right" w:leader="dot" w:pos="8928"/>
+        </w:tabs>
+        <w:spacing w:after="20"/>
+        <w:ind w:left="317"/>
+        <w:rPr>
+          <w:sz w:val="19"/>
+          <w:szCs w:val="19"/>
+        </w:rPr>
+      </w:pPr>
+    </w:p>
+    <w:p>
       <w:r>
         <w:br w:type="page"/>
       </w:r>
@@ -1423,7 +1571,7 @@
           <w:b/>
           <w:bCs/>
         </w:rPr>
-        <w:t>2</w:t>
+        <w:t>3</w:t>
       </w:r>
       <w:r>
         <w:rPr>
@@ -12527,7 +12675,29 @@
                 <w:sz w:val="28"/>
                 <w:szCs w:val="28"/>
               </w:rPr>
-              <w:t>Smart Parking Platform — Work Breakdown Structure (Version 2.0)</w:t>
+              <w:t xml:space="preserve">Smart Parking Platform — Work Breakdown Structure (Version </w:t>
+            </w:r>
+            <w:r>
+              <w:rPr>
+                <w:rFonts w:ascii="Calibri" w:hAnsi="Calibri" w:cs="Calibri"/>
+                <w:b/>
+                <w:bCs/>
+                <w:color w:val="FFFFFF"/>
+                <w:sz w:val="28"/>
+                <w:szCs w:val="28"/>
+              </w:rPr>
+              <w:t>3</w:t>
+            </w:r>
+            <w:r>
+              <w:rPr>
+                <w:rFonts w:ascii="Calibri" w:hAnsi="Calibri" w:cs="Calibri"/>
+                <w:b/>
+                <w:bCs/>
+                <w:color w:val="FFFFFF"/>
+                <w:sz w:val="28"/>
+                <w:szCs w:val="28"/>
+              </w:rPr>
+              <w:t>.0)</w:t>
             </w:r>
           </w:p>
         </w:tc>
@@ -23737,6 +23907,138 @@
     <w:p/>
     <w:p/>
     <w:p/>
+    <w:p>
+      <w:pPr>
+        <w:pStyle w:val="pdq2pgselectionanchorcontainer"/>
+        <w:rPr>
+          <w:color w:val="000000"/>
+        </w:rPr>
+      </w:pPr>
+      <w:r>
+        <w:rPr>
+          <w:b/>
+          <w:bCs/>
+          <w:sz w:val="27"/>
+          <w:szCs w:val="27"/>
+        </w:rPr>
+        <w:lastRenderedPageBreak/>
+        <w:t>Agile Backlog &amp; Sprint Planning</w:t>
+      </w:r>
+      <w:r>
+        <w:rPr>
+          <w:b/>
+          <w:bCs/>
+          <w:sz w:val="27"/>
+          <w:szCs w:val="27"/>
+        </w:rPr>
+        <w:br/>
+      </w:r>
+      <w:r>
+        <w:rPr>
+          <w:b/>
+          <w:bCs/>
+          <w:sz w:val="27"/>
+          <w:szCs w:val="27"/>
+        </w:rPr>
+        <w:br/>
+      </w:r>
+      <w:r>
+        <w:rPr>
+          <w:b/>
+          <w:bCs/>
+          <w:sz w:val="27"/>
+          <w:szCs w:val="27"/>
+        </w:rPr>
+        <w:br/>
+      </w:r>
+      <w:r>
+        <w:rPr>
+          <w:rStyle w:val="Strong"/>
+          <w:rFonts w:eastAsiaTheme="majorEastAsia"/>
+          <w:color w:val="000000"/>
+        </w:rPr>
+        <w:t>7.1 Product Backlog</w:t>
+      </w:r>
+    </w:p>
+    <w:p>
+      <w:pPr>
+        <w:pStyle w:val="NormalWeb"/>
+        <w:rPr>
+          <w:color w:val="000000"/>
+        </w:rPr>
+      </w:pPr>
+      <w:r>
+        <w:rPr>
+          <w:color w:val="000000"/>
+        </w:rPr>
+        <w:t>The Smart Parking Platform product backlog was organized in Trello into four categories: Login &amp; Authentication, UI for User &amp; Operator, Backend Processes, and Reporting &amp; Analytics. The backlog contains 55 items derived from the project's existing requirements, use cases, and WBS.</w:t>
+      </w:r>
+    </w:p>
+    <w:p/>
+    <w:p>
+      <w:r>
+        <w:rPr>
+          <w:noProof/>
+          <w14:ligatures w14:val="standardContextual"/>
+        </w:rPr>
+        <w:drawing>
+          <wp:inline distT="0" distB="0" distL="0" distR="0" wp14:anchorId="79CE4D4D" wp14:editId="50F2C768">
+            <wp:extent cx="5943600" cy="3865245"/>
+            <wp:effectExtent l="0" t="0" r="0" b="0"/>
+            <wp:docPr id="1762378900" name="Picture 23" descr="A screenshot of a computer&#10;&#10;AI-generated content may be incorrect."/>
+            <wp:cNvGraphicFramePr>
+              <a:graphicFrameLocks xmlns:a="http://schemas.openxmlformats.org/drawingml/2006/main" noChangeAspect="1"/>
+            </wp:cNvGraphicFramePr>
+            <a:graphic xmlns:a="http://schemas.openxmlformats.org/drawingml/2006/main">
+              <a:graphicData uri="http://schemas.openxmlformats.org/drawingml/2006/picture">
+                <pic:pic xmlns:pic="http://schemas.openxmlformats.org/drawingml/2006/picture">
+                  <pic:nvPicPr>
+                    <pic:cNvPr id="1762378900" name="Picture 23" descr="A screenshot of a computer&#10;&#10;AI-generated content may be incorrect."/>
+                    <pic:cNvPicPr/>
+                  </pic:nvPicPr>
+                  <pic:blipFill>
+                    <a:blip r:embed="rId8" cstate="print">
+                      <a:extLst>
+                        <a:ext uri="{28A0092B-C50C-407E-A947-70E740481C1C}">
+                          <a14:useLocalDpi xmlns:a14="http://schemas.microsoft.com/office/drawing/2010/main" val="0"/>
+                        </a:ext>
+                      </a:extLst>
+                    </a:blip>
+                    <a:stretch>
+                      <a:fillRect/>
+                    </a:stretch>
+                  </pic:blipFill>
+                  <pic:spPr>
+                    <a:xfrm>
+                      <a:off x="0" y="0"/>
+                      <a:ext cx="5943600" cy="3865245"/>
+                    </a:xfrm>
+                    <a:prstGeom prst="rect">
+                      <a:avLst/>
+                    </a:prstGeom>
+                  </pic:spPr>
+                </pic:pic>
+              </a:graphicData>
+            </a:graphic>
+          </wp:inline>
+        </w:drawing>
+      </w:r>
+    </w:p>
+    <w:p>
+      <w:r>
+        <w:rPr>
+          <w:b/>
+          <w:bCs/>
+        </w:rPr>
+        <w:t>Figure 1</w:t>
+      </w:r>
+      <w:r>
+        <w:t xml:space="preserve">: </w:t>
+      </w:r>
+      <w:r>
+        <w:t>Smart Parking Platform Product Backlog.</w:t>
+      </w:r>
+    </w:p>
     <w:p/>
     <w:p/>
     <w:p/>
@@ -23747,10 +24049,120 @@
     <w:p/>
     <w:p/>
     <w:p/>
+    <w:p/>
+    <w:p/>
+    <w:p/>
+    <w:p/>
+    <w:p/>
+    <w:p/>
+    <w:p/>
+    <w:p/>
+    <w:p/>
+    <w:p>
+      <w:pPr>
+        <w:pStyle w:val="pdq2pgselectionanchorcontainer"/>
+        <w:rPr>
+          <w:color w:val="000000"/>
+        </w:rPr>
+      </w:pPr>
+      <w:r>
+        <w:rPr>
+          <w:rStyle w:val="Strong"/>
+          <w:rFonts w:eastAsiaTheme="majorEastAsia"/>
+          <w:color w:val="000000"/>
+        </w:rPr>
+        <w:t>7.2 Sprint 1</w:t>
+      </w:r>
+    </w:p>
+    <w:p>
+      <w:pPr>
+        <w:pStyle w:val="NormalWeb"/>
+        <w:rPr>
+          <w:color w:val="000000"/>
+        </w:rPr>
+      </w:pPr>
+      <w:r>
+        <w:rPr>
+          <w:color w:val="000000"/>
+        </w:rPr>
+        <w:t>Nine backlog items were selected for Sprint 1, focusing on foundational system infrastructure and core user functionality.</w:t>
+      </w:r>
+    </w:p>
+    <w:p/>
+    <w:p>
+      <w:r>
+        <w:rPr>
+          <w:noProof/>
+          <w14:ligatures w14:val="standardContextual"/>
+        </w:rPr>
+        <w:drawing>
+          <wp:inline distT="0" distB="0" distL="0" distR="0" wp14:anchorId="44088D91" wp14:editId="3C9C3D91">
+            <wp:extent cx="5943600" cy="3865245"/>
+            <wp:effectExtent l="0" t="0" r="0" b="0"/>
+            <wp:docPr id="1184432716" name="Picture 24" descr="A screenshot of a computer&#10;&#10;AI-generated content may be incorrect."/>
+            <wp:cNvGraphicFramePr>
+              <a:graphicFrameLocks xmlns:a="http://schemas.openxmlformats.org/drawingml/2006/main" noChangeAspect="1"/>
+            </wp:cNvGraphicFramePr>
+            <a:graphic xmlns:a="http://schemas.openxmlformats.org/drawingml/2006/main">
+              <a:graphicData uri="http://schemas.openxmlformats.org/drawingml/2006/picture">
+                <pic:pic xmlns:pic="http://schemas.openxmlformats.org/drawingml/2006/picture">
+                  <pic:nvPicPr>
+                    <pic:cNvPr id="1184432716" name="Picture 24" descr="A screenshot of a computer&#10;&#10;AI-generated content may be incorrect."/>
+                    <pic:cNvPicPr/>
+                  </pic:nvPicPr>
+                  <pic:blipFill>
+                    <a:blip r:embed="rId9" cstate="print">
+                      <a:extLst>
+                        <a:ext uri="{28A0092B-C50C-407E-A947-70E740481C1C}">
+                          <a14:useLocalDpi xmlns:a14="http://schemas.microsoft.com/office/drawing/2010/main" val="0"/>
+                        </a:ext>
+                      </a:extLst>
+                    </a:blip>
+                    <a:stretch>
+                      <a:fillRect/>
+                    </a:stretch>
+                  </pic:blipFill>
+                  <pic:spPr>
+                    <a:xfrm>
+                      <a:off x="0" y="0"/>
+                      <a:ext cx="5943600" cy="3865245"/>
+                    </a:xfrm>
+                    <a:prstGeom prst="rect">
+                      <a:avLst/>
+                    </a:prstGeom>
+                  </pic:spPr>
+                </pic:pic>
+              </a:graphicData>
+            </a:graphic>
+          </wp:inline>
+        </w:drawing>
+      </w:r>
+      <w:r>
+        <w:br/>
+      </w:r>
+      <w:r>
+        <w:rPr>
+          <w:b/>
+          <w:bCs/>
+        </w:rPr>
+        <w:t>Figure 2</w:t>
+      </w:r>
+      <w:r>
+        <w:t xml:space="preserve">: </w:t>
+      </w:r>
+      <w:r>
+        <w:t>Smart Parking Platform Sprint 1 Backlog</w:t>
+      </w:r>
+    </w:p>
+    <w:p/>
+    <w:p/>
+    <w:p/>
+    <w:p/>
+    <w:p/>
     <w:sectPr>
-      <w:headerReference w:type="default" r:id="rId8"/>
-      <w:footerReference w:type="even" r:id="rId9"/>
-      <w:footerReference w:type="default" r:id="rId10"/>
+      <w:headerReference w:type="default" r:id="rId10"/>
+      <w:footerReference w:type="even" r:id="rId11"/>
+      <w:footerReference w:type="default" r:id="rId12"/>
       <w:pgSz w:w="12240" w:h="15840"/>
       <w:pgMar w:top="1440" w:right="1440" w:bottom="1440" w:left="1440" w:header="720" w:footer="720" w:gutter="0"/>
       <w:cols w:space="720"/>
@@ -31761,7 +32173,6 @@
   <w:style w:type="character" w:default="1" w:styleId="DefaultParagraphFont">
     <w:name w:val="Default Paragraph Font"/>
     <w:uiPriority w:val="1"/>
-    <w:semiHidden/>
     <w:unhideWhenUsed/>
   </w:style>
   <w:style w:type="table" w:default="1" w:styleId="TableNormal">
@@ -32159,7 +32570,6 @@
     <w:name w:val="Normal (Web)"/>
     <w:basedOn w:val="Normal"/>
     <w:uiPriority w:val="99"/>
-    <w:semiHidden/>
     <w:unhideWhenUsed/>
     <w:rsid w:val="008D35EB"/>
     <w:pPr>

--- a/Smart Parking Platform 1.docx
+++ b/Smart Parking Platform 1.docx
@@ -94,30 +94,36 @@
         <w:rPr>
           <w:sz w:val="22"/>
         </w:rPr>
+        <w:t>4</w:t>
+      </w:r>
+      <w:r>
+        <w:rPr>
+          <w:sz w:val="22"/>
+        </w:rPr>
+        <w:t>.0</w:t>
+      </w:r>
+    </w:p>
+    <w:p>
+      <w:pPr>
+        <w:jc w:val="center"/>
+      </w:pPr>
+      <w:r>
+        <w:rPr>
+          <w:sz w:val="22"/>
+        </w:rPr>
+        <w:t xml:space="preserve">September </w:t>
+      </w:r>
+      <w:r>
+        <w:rPr>
+          <w:sz w:val="22"/>
+        </w:rPr>
         <w:t>3</w:t>
       </w:r>
       <w:r>
         <w:rPr>
           <w:sz w:val="22"/>
         </w:rPr>
-        <w:t>.0</w:t>
-      </w:r>
-    </w:p>
-    <w:p>
-      <w:pPr>
-        <w:jc w:val="center"/>
-      </w:pPr>
-      <w:r>
-        <w:rPr>
-          <w:sz w:val="22"/>
-        </w:rPr>
-        <w:t xml:space="preserve">September </w:t>
-      </w:r>
-      <w:r>
-        <w:rPr>
-          <w:sz w:val="22"/>
-        </w:rPr>
-        <w:t>24</w:t>
+        <w:t>1</w:t>
       </w:r>
       <w:r>
         <w:rPr>
@@ -1517,10 +1523,39 @@
         <w:spacing w:after="20"/>
         <w:ind w:left="317"/>
         <w:rPr>
-          <w:sz w:val="19"/>
-          <w:szCs w:val="19"/>
-        </w:rPr>
-      </w:pPr>
+          <w:b/>
+          <w:bCs/>
+          <w:sz w:val="20"/>
+          <w:szCs w:val="20"/>
+        </w:rPr>
+      </w:pPr>
+      <w:r>
+        <w:rPr>
+          <w:b/>
+          <w:bCs/>
+          <w:sz w:val="20"/>
+          <w:szCs w:val="20"/>
+        </w:rPr>
+        <w:t>8. Risk, Quality, and Communication Management</w:t>
+      </w:r>
+      <w:r>
+        <w:rPr>
+          <w:b/>
+          <w:bCs/>
+          <w:sz w:val="20"/>
+          <w:szCs w:val="20"/>
+        </w:rPr>
+        <w:t>…………………………………………………….</w:t>
+      </w:r>
+      <w:r>
+        <w:rPr>
+          <w:b/>
+          <w:bCs/>
+          <w:sz w:val="20"/>
+          <w:szCs w:val="20"/>
+        </w:rPr>
+        <w:t>26</w:t>
+      </w:r>
     </w:p>
     <w:p>
       <w:pPr>
@@ -1534,6 +1569,170 @@
           <w:szCs w:val="19"/>
         </w:rPr>
       </w:pPr>
+      <w:r>
+        <w:rPr>
+          <w:sz w:val="19"/>
+          <w:szCs w:val="19"/>
+        </w:rPr>
+        <w:t xml:space="preserve">8.1 </w:t>
+      </w:r>
+      <w:r>
+        <w:rPr>
+          <w:sz w:val="19"/>
+          <w:szCs w:val="19"/>
+        </w:rPr>
+        <w:t>Risk Identification……………………………………………</w:t>
+      </w:r>
+      <w:r>
+        <w:rPr>
+          <w:sz w:val="19"/>
+          <w:szCs w:val="19"/>
+        </w:rPr>
+        <w:t>.</w:t>
+      </w:r>
+      <w:r>
+        <w:rPr>
+          <w:sz w:val="19"/>
+          <w:szCs w:val="19"/>
+        </w:rPr>
+        <w:t>……………………………………………</w:t>
+      </w:r>
+      <w:r>
+        <w:rPr>
+          <w:sz w:val="19"/>
+          <w:szCs w:val="19"/>
+        </w:rPr>
+        <w:t>….</w:t>
+      </w:r>
+      <w:r>
+        <w:rPr>
+          <w:sz w:val="19"/>
+          <w:szCs w:val="19"/>
+        </w:rPr>
+        <w:t>26</w:t>
+      </w:r>
+    </w:p>
+    <w:p>
+      <w:pPr>
+        <w:tabs>
+          <w:tab w:val="right" w:leader="dot" w:pos="8928"/>
+        </w:tabs>
+        <w:spacing w:after="20"/>
+        <w:ind w:left="317"/>
+        <w:rPr>
+          <w:sz w:val="19"/>
+          <w:szCs w:val="19"/>
+        </w:rPr>
+      </w:pPr>
+      <w:r>
+        <w:rPr>
+          <w:sz w:val="19"/>
+          <w:szCs w:val="19"/>
+        </w:rPr>
+        <w:t>8.2 Project Risk Register Table………………………………………………</w:t>
+      </w:r>
+      <w:r>
+        <w:rPr>
+          <w:sz w:val="19"/>
+          <w:szCs w:val="19"/>
+        </w:rPr>
+        <w:t>…</w:t>
+      </w:r>
+      <w:r>
+        <w:rPr>
+          <w:sz w:val="19"/>
+          <w:szCs w:val="19"/>
+        </w:rPr>
+        <w:t>………………………………</w:t>
+      </w:r>
+      <w:r>
+        <w:rPr>
+          <w:sz w:val="19"/>
+          <w:szCs w:val="19"/>
+        </w:rPr>
+        <w:t>…27</w:t>
+      </w:r>
+    </w:p>
+    <w:p>
+      <w:pPr>
+        <w:tabs>
+          <w:tab w:val="right" w:leader="dot" w:pos="8928"/>
+        </w:tabs>
+        <w:spacing w:after="20"/>
+        <w:ind w:left="317"/>
+        <w:rPr>
+          <w:sz w:val="19"/>
+          <w:szCs w:val="19"/>
+        </w:rPr>
+      </w:pPr>
+      <w:r>
+        <w:rPr>
+          <w:sz w:val="19"/>
+          <w:szCs w:val="19"/>
+        </w:rPr>
+        <w:t>8.3 Quality Management Plan (QA vs. QC) ……………………………………</w:t>
+      </w:r>
+      <w:r>
+        <w:rPr>
+          <w:sz w:val="19"/>
+          <w:szCs w:val="19"/>
+        </w:rPr>
+        <w:t>...</w:t>
+      </w:r>
+      <w:r>
+        <w:rPr>
+          <w:sz w:val="19"/>
+          <w:szCs w:val="19"/>
+        </w:rPr>
+        <w:t>……………………………</w:t>
+      </w:r>
+      <w:r>
+        <w:rPr>
+          <w:sz w:val="19"/>
+          <w:szCs w:val="19"/>
+        </w:rPr>
+        <w:t>….28</w:t>
+      </w:r>
+    </w:p>
+    <w:p>
+      <w:pPr>
+        <w:tabs>
+          <w:tab w:val="right" w:leader="dot" w:pos="8928"/>
+        </w:tabs>
+        <w:spacing w:after="20"/>
+        <w:ind w:left="317"/>
+        <w:rPr>
+          <w:sz w:val="19"/>
+          <w:szCs w:val="19"/>
+        </w:rPr>
+      </w:pPr>
+      <w:r>
+        <w:rPr>
+          <w:sz w:val="19"/>
+          <w:szCs w:val="19"/>
+        </w:rPr>
+        <w:t>8.4 Communication Plan &amp; Stakeholder Management……………………………………………………</w:t>
+      </w:r>
+      <w:r>
+        <w:rPr>
+          <w:sz w:val="19"/>
+          <w:szCs w:val="19"/>
+        </w:rPr>
+        <w:t>………29</w:t>
+      </w:r>
+    </w:p>
+    <w:p>
+      <w:pPr>
+        <w:tabs>
+          <w:tab w:val="right" w:leader="dot" w:pos="8928"/>
+        </w:tabs>
+        <w:spacing w:after="20"/>
+        <w:ind w:left="317"/>
+        <w:rPr>
+          <w:sz w:val="19"/>
+          <w:szCs w:val="19"/>
+        </w:rPr>
+      </w:pPr>
     </w:p>
     <w:p>
       <w:r>
@@ -1571,7 +1770,7 @@
           <w:b/>
           <w:bCs/>
         </w:rPr>
-        <w:t>3</w:t>
+        <w:t>4</w:t>
       </w:r>
       <w:r>
         <w:rPr>
@@ -12609,6 +12808,7 @@
     <w:p/>
     <w:p>
       <w:pPr>
+        <w:pStyle w:val="ListParagraph"/>
         <w:rPr>
           <w:b/>
           <w:bCs/>
@@ -12619,7 +12819,21 @@
           <w:b/>
           <w:bCs/>
         </w:rPr>
-        <w:t>Work Breakdown Structure:</w:t>
+        <w:t>4.)</w:t>
+      </w:r>
+      <w:r>
+        <w:rPr>
+          <w:b/>
+          <w:bCs/>
+        </w:rPr>
+        <w:t xml:space="preserve"> Work</w:t>
+      </w:r>
+      <w:r>
+        <w:rPr>
+          <w:b/>
+          <w:bCs/>
+        </w:rPr>
+        <w:t xml:space="preserve"> Breakdown Structure:</w:t>
       </w:r>
     </w:p>
     <w:p/>
@@ -12686,7 +12900,7 @@
                 <w:sz w:val="28"/>
                 <w:szCs w:val="28"/>
               </w:rPr>
-              <w:t>3</w:t>
+              <w:t>4</w:t>
             </w:r>
             <w:r>
               <w:rPr>
@@ -23267,7 +23481,21 @@
           <w:b/>
           <w:bCs/>
         </w:rPr>
-        <w:t>List of Abbreviated Terms Used in Work Breakdown Structure:</w:t>
+        <w:t>5.)</w:t>
+      </w:r>
+      <w:r>
+        <w:rPr>
+          <w:b/>
+          <w:bCs/>
+        </w:rPr>
+        <w:t xml:space="preserve"> List</w:t>
+      </w:r>
+      <w:r>
+        <w:rPr>
+          <w:b/>
+          <w:bCs/>
+        </w:rPr>
+        <w:t xml:space="preserve"> of Abbreviated Terms Used in Work Breakdown Structure:</w:t>
       </w:r>
     </w:p>
     <w:p/>
@@ -23853,8 +24081,6 @@
       </w:pPr>
       <w:r>
         <w:rPr>
-          <w:b/>
-          <w:bCs/>
           <w:noProof/>
           <w14:ligatures w14:val="standardContextual"/>
         </w:rPr>
@@ -23897,7 +24123,21 @@
           <w:b/>
           <w:bCs/>
         </w:rPr>
-        <w:t>Gantt Chart:</w:t>
+        <w:t>6.)</w:t>
+      </w:r>
+      <w:r>
+        <w:rPr>
+          <w:b/>
+          <w:bCs/>
+        </w:rPr>
+        <w:t xml:space="preserve"> Gantt</w:t>
+      </w:r>
+      <w:r>
+        <w:rPr>
+          <w:b/>
+          <w:bCs/>
+        </w:rPr>
+        <w:t xml:space="preserve"> Chart:</w:t>
       </w:r>
     </w:p>
     <w:p/>
@@ -23922,7 +24162,25 @@
           <w:szCs w:val="27"/>
         </w:rPr>
         <w:lastRenderedPageBreak/>
-        <w:t>Agile Backlog &amp; Sprint Planning</w:t>
+        <w:t>7.)</w:t>
+      </w:r>
+      <w:r>
+        <w:rPr>
+          <w:b/>
+          <w:bCs/>
+          <w:sz w:val="27"/>
+          <w:szCs w:val="27"/>
+        </w:rPr>
+        <w:t xml:space="preserve"> Agile</w:t>
+      </w:r>
+      <w:r>
+        <w:rPr>
+          <w:b/>
+          <w:bCs/>
+          <w:sz w:val="27"/>
+          <w:szCs w:val="27"/>
+        </w:rPr>
+        <w:t xml:space="preserve"> Backlog &amp; Sprint Planning</w:t>
       </w:r>
       <w:r>
         <w:rPr>
@@ -24158,6 +24416,3427 @@
     <w:p/>
     <w:p/>
     <w:p/>
+    <w:p/>
+    <w:p/>
+    <w:p/>
+    <w:p/>
+    <w:p/>
+    <w:p/>
+    <w:p/>
+    <w:p/>
+    <w:p>
+      <w:pPr>
+        <w:rPr>
+          <w:b/>
+          <w:bCs/>
+          <w:sz w:val="27"/>
+          <w:szCs w:val="27"/>
+        </w:rPr>
+      </w:pPr>
+      <w:r>
+        <w:rPr>
+          <w:b/>
+          <w:bCs/>
+          <w:sz w:val="27"/>
+          <w:szCs w:val="27"/>
+        </w:rPr>
+        <w:t>8.) Risk, Quality, and Communication Management</w:t>
+      </w:r>
+    </w:p>
+    <w:p>
+      <w:pPr>
+        <w:rPr>
+          <w:color w:val="000000"/>
+        </w:rPr>
+      </w:pPr>
+      <w:r>
+        <w:rPr>
+          <w:color w:val="000000"/>
+        </w:rPr>
+        <w:t xml:space="preserve">To ensure the stability of the Smart Parking Platform potential uncertainties have </w:t>
+      </w:r>
+      <w:proofErr w:type="gramStart"/>
+      <w:r>
+        <w:rPr>
+          <w:color w:val="000000"/>
+        </w:rPr>
+        <w:t>been  categorized</w:t>
+      </w:r>
+      <w:proofErr w:type="gramEnd"/>
+      <w:r>
+        <w:rPr>
+          <w:color w:val="000000"/>
+        </w:rPr>
+        <w:t xml:space="preserve"> into four risk categories: Technical, Schedule, Financial, and People risks (abbreviated as TR, SR, FR, and PR respectively)</w:t>
+      </w:r>
+    </w:p>
+    <w:p>
+      <w:pPr>
+        <w:rPr>
+          <w:color w:val="1F1F1F"/>
+          <w:sz w:val="22"/>
+          <w:szCs w:val="22"/>
+        </w:rPr>
+      </w:pPr>
+    </w:p>
+    <w:p>
+      <w:pPr>
+        <w:rPr>
+          <w:b/>
+          <w:bCs/>
+        </w:rPr>
+      </w:pPr>
+      <w:r>
+        <w:rPr>
+          <w:b/>
+          <w:bCs/>
+          <w:color w:val="1F1F1F"/>
+        </w:rPr>
+        <w:t>8.1 Risk Identification</w:t>
+      </w:r>
+    </w:p>
+    <w:p>
+      <w:pPr>
+        <w:spacing w:before="100" w:beforeAutospacing="1" w:after="100" w:afterAutospacing="1"/>
+        <w:outlineLvl w:val="3"/>
+        <w:rPr>
+          <w:b/>
+          <w:bCs/>
+          <w:color w:val="000000"/>
+        </w:rPr>
+      </w:pPr>
+      <w:r>
+        <w:rPr>
+          <w:b/>
+          <w:bCs/>
+          <w:color w:val="000000"/>
+        </w:rPr>
+        <w:t>A. Technical Risks</w:t>
+      </w:r>
+    </w:p>
+    <w:p>
+      <w:pPr>
+        <w:numPr>
+          <w:ilvl w:val="0"/>
+          <w:numId w:val="68"/>
+        </w:numPr>
+        <w:spacing w:before="100" w:beforeAutospacing="1" w:after="100" w:afterAutospacing="1"/>
+        <w:rPr>
+          <w:color w:val="000000"/>
+        </w:rPr>
+      </w:pPr>
+      <w:r>
+        <w:rPr>
+          <w:b/>
+          <w:bCs/>
+          <w:color w:val="000000"/>
+        </w:rPr>
+        <w:t>TR1 (LPR System/API Connection Failure):</w:t>
+      </w:r>
+      <w:r>
+        <w:rPr>
+          <w:color w:val="000000"/>
+        </w:rPr>
+        <w:t> The connection between compatible License Plate Recognition (LPR) systems and the Smart Parking Platform could experience network or API failures, preventing vehicle identification.</w:t>
+      </w:r>
+    </w:p>
+    <w:p>
+      <w:pPr>
+        <w:numPr>
+          <w:ilvl w:val="0"/>
+          <w:numId w:val="68"/>
+        </w:numPr>
+        <w:spacing w:before="100" w:beforeAutospacing="1" w:after="100" w:afterAutospacing="1"/>
+        <w:rPr>
+          <w:color w:val="000000"/>
+        </w:rPr>
+      </w:pPr>
+      <w:r>
+        <w:rPr>
+          <w:b/>
+          <w:bCs/>
+          <w:color w:val="000000"/>
+        </w:rPr>
+        <w:t>TR2 (Real-Time Availability Server Overload):</w:t>
+      </w:r>
+      <w:r>
+        <w:rPr>
+          <w:color w:val="000000"/>
+        </w:rPr>
+        <w:t> High driver concurrency during peak hours could cause API response delays and interfere with the system's required 30-second live parking availability updates.</w:t>
+      </w:r>
+    </w:p>
+    <w:p>
+      <w:pPr>
+        <w:numPr>
+          <w:ilvl w:val="0"/>
+          <w:numId w:val="68"/>
+        </w:numPr>
+        <w:spacing w:before="100" w:beforeAutospacing="1" w:after="100" w:afterAutospacing="1"/>
+        <w:rPr>
+          <w:color w:val="000000"/>
+        </w:rPr>
+      </w:pPr>
+      <w:r>
+        <w:rPr>
+          <w:b/>
+          <w:bCs/>
+          <w:color w:val="000000"/>
+        </w:rPr>
+        <w:t>TR3 (Payment Gateway Timeout):</w:t>
+      </w:r>
+      <w:r>
+        <w:rPr>
+          <w:color w:val="000000"/>
+        </w:rPr>
+        <w:t> Third-party payment services (Such as Apple Pay or any online banking card connected) could experience connection failures or timeouts while processing digital parking transactions.</w:t>
+      </w:r>
+    </w:p>
+    <w:p>
+      <w:pPr>
+        <w:numPr>
+          <w:ilvl w:val="0"/>
+          <w:numId w:val="68"/>
+        </w:numPr>
+        <w:spacing w:before="100" w:beforeAutospacing="1" w:after="100" w:afterAutospacing="1"/>
+        <w:rPr>
+          <w:color w:val="000000"/>
+        </w:rPr>
+      </w:pPr>
+      <w:r>
+        <w:rPr>
+          <w:b/>
+          <w:bCs/>
+          <w:color w:val="000000"/>
+        </w:rPr>
+        <w:t>TR4 (Third-Party Mapping API Unavailability):</w:t>
+      </w:r>
+      <w:r>
+        <w:rPr>
+          <w:color w:val="000000"/>
+        </w:rPr>
+        <w:t> Google Maps or Apple Maps services could experience downtime or other service limitations, temporarily interfering with location search and navigation functionality.</w:t>
+      </w:r>
+    </w:p>
+    <w:p>
+      <w:pPr>
+        <w:spacing w:before="100" w:beforeAutospacing="1" w:after="100" w:afterAutospacing="1"/>
+        <w:rPr>
+          <w:i/>
+          <w:iCs/>
+          <w:color w:val="000000"/>
+          <w:sz w:val="20"/>
+          <w:szCs w:val="20"/>
+        </w:rPr>
+      </w:pPr>
+      <w:r>
+        <w:rPr>
+          <w:i/>
+          <w:iCs/>
+          <w:color w:val="000000"/>
+          <w:sz w:val="20"/>
+          <w:szCs w:val="20"/>
+        </w:rPr>
+        <w:t xml:space="preserve">Note: These risks directly correspond to functionality already established in the SRS and WBS. </w:t>
+      </w:r>
+    </w:p>
+    <w:p>
+      <w:pPr>
+        <w:spacing w:before="100" w:beforeAutospacing="1" w:after="100" w:afterAutospacing="1"/>
+        <w:outlineLvl w:val="3"/>
+        <w:rPr>
+          <w:b/>
+          <w:bCs/>
+          <w:color w:val="000000"/>
+        </w:rPr>
+      </w:pPr>
+      <w:r>
+        <w:rPr>
+          <w:b/>
+          <w:bCs/>
+          <w:color w:val="000000"/>
+        </w:rPr>
+        <w:t>B. Schedule Risks</w:t>
+      </w:r>
+    </w:p>
+    <w:p>
+      <w:pPr>
+        <w:numPr>
+          <w:ilvl w:val="0"/>
+          <w:numId w:val="69"/>
+        </w:numPr>
+        <w:spacing w:before="100" w:beforeAutospacing="1" w:after="100" w:afterAutospacing="1"/>
+        <w:rPr>
+          <w:color w:val="000000"/>
+        </w:rPr>
+      </w:pPr>
+      <w:r>
+        <w:rPr>
+          <w:b/>
+          <w:bCs/>
+          <w:color w:val="000000"/>
+        </w:rPr>
+        <w:t>SR1 (Third-Party API Integration Delays):</w:t>
+      </w:r>
+      <w:r>
+        <w:rPr>
+          <w:color w:val="000000"/>
+        </w:rPr>
+        <w:t> Delays in obtaining or configuring access to third-party payment or mapping services could postpone integration and testing activities.</w:t>
+      </w:r>
+    </w:p>
+    <w:p>
+      <w:pPr>
+        <w:numPr>
+          <w:ilvl w:val="0"/>
+          <w:numId w:val="69"/>
+        </w:numPr>
+        <w:spacing w:before="100" w:beforeAutospacing="1" w:after="100" w:afterAutospacing="1"/>
+        <w:rPr>
+          <w:color w:val="000000"/>
+        </w:rPr>
+      </w:pPr>
+      <w:r>
+        <w:rPr>
+          <w:b/>
+          <w:bCs/>
+          <w:color w:val="000000"/>
+        </w:rPr>
+        <w:t>SR2 (Garage Data Integration Delays):</w:t>
+      </w:r>
+      <w:r>
+        <w:rPr>
+          <w:color w:val="000000"/>
+        </w:rPr>
+        <w:t> Delays in obtaining access to compatible garage occupancy data could postpone integration and testing of real-time parking availability.</w:t>
+      </w:r>
+    </w:p>
+    <w:p>
+      <w:pPr>
+        <w:numPr>
+          <w:ilvl w:val="0"/>
+          <w:numId w:val="69"/>
+        </w:numPr>
+        <w:spacing w:before="100" w:beforeAutospacing="1" w:after="100" w:afterAutospacing="1"/>
+        <w:rPr>
+          <w:color w:val="000000"/>
+        </w:rPr>
+      </w:pPr>
+      <w:r>
+        <w:rPr>
+          <w:b/>
+          <w:bCs/>
+          <w:color w:val="000000"/>
+        </w:rPr>
+        <w:t>SR3 (Scope Creep):</w:t>
+      </w:r>
+      <w:r>
+        <w:rPr>
+          <w:color w:val="000000"/>
+        </w:rPr>
+        <w:t> Requests for additional functionality beyond the established SRS (perhaps at the behest of garage operators for example) could increase development work and delay completion of planned project activities.</w:t>
+      </w:r>
+    </w:p>
+    <w:p>
+      <w:pPr>
+        <w:numPr>
+          <w:ilvl w:val="0"/>
+          <w:numId w:val="69"/>
+        </w:numPr>
+        <w:spacing w:before="100" w:beforeAutospacing="1" w:after="100" w:afterAutospacing="1"/>
+        <w:rPr>
+          <w:color w:val="000000"/>
+        </w:rPr>
+      </w:pPr>
+      <w:r>
+        <w:rPr>
+          <w:b/>
+          <w:bCs/>
+          <w:color w:val="000000"/>
+        </w:rPr>
+        <w:t>SR4 (Academic and Project Deadline Conflicts):</w:t>
+      </w:r>
+      <w:r>
+        <w:rPr>
+          <w:color w:val="000000"/>
+        </w:rPr>
+        <w:t> Academic responsibilities and overlapping course deadlines could reduce team availability and affect completion of project work within the single-semester timeline.</w:t>
+      </w:r>
+    </w:p>
+    <w:p>
+      <w:pPr>
+        <w:spacing w:before="100" w:beforeAutospacing="1" w:after="100" w:afterAutospacing="1"/>
+        <w:outlineLvl w:val="3"/>
+        <w:rPr>
+          <w:color w:val="000000"/>
+        </w:rPr>
+      </w:pPr>
+    </w:p>
+    <w:p>
+      <w:pPr>
+        <w:spacing w:before="100" w:beforeAutospacing="1" w:after="100" w:afterAutospacing="1"/>
+        <w:outlineLvl w:val="3"/>
+        <w:rPr>
+          <w:color w:val="000000"/>
+        </w:rPr>
+      </w:pPr>
+    </w:p>
+    <w:p>
+      <w:pPr>
+        <w:spacing w:before="100" w:beforeAutospacing="1" w:after="100" w:afterAutospacing="1"/>
+        <w:outlineLvl w:val="3"/>
+        <w:rPr>
+          <w:color w:val="000000"/>
+        </w:rPr>
+      </w:pPr>
+    </w:p>
+    <w:p>
+      <w:pPr>
+        <w:spacing w:before="100" w:beforeAutospacing="1" w:after="100" w:afterAutospacing="1"/>
+        <w:outlineLvl w:val="3"/>
+        <w:rPr>
+          <w:b/>
+          <w:bCs/>
+          <w:color w:val="000000"/>
+        </w:rPr>
+      </w:pPr>
+      <w:r>
+        <w:rPr>
+          <w:b/>
+          <w:bCs/>
+          <w:color w:val="000000"/>
+        </w:rPr>
+        <w:lastRenderedPageBreak/>
+        <w:t>C. Financial Risks</w:t>
+      </w:r>
+    </w:p>
+    <w:p>
+      <w:pPr>
+        <w:numPr>
+          <w:ilvl w:val="0"/>
+          <w:numId w:val="70"/>
+        </w:numPr>
+        <w:spacing w:before="100" w:beforeAutospacing="1" w:after="100" w:afterAutospacing="1"/>
+        <w:rPr>
+          <w:color w:val="000000"/>
+        </w:rPr>
+      </w:pPr>
+      <w:r>
+        <w:rPr>
+          <w:b/>
+          <w:bCs/>
+          <w:color w:val="000000"/>
+        </w:rPr>
+        <w:t>FR1 (Third-Party API Usage Cost Escalation):</w:t>
+      </w:r>
+      <w:r>
+        <w:rPr>
+          <w:color w:val="000000"/>
+        </w:rPr>
+        <w:t> Increased use of external mapping or other third-party services could increase operational API costs.</w:t>
+      </w:r>
+    </w:p>
+    <w:p>
+      <w:pPr>
+        <w:numPr>
+          <w:ilvl w:val="0"/>
+          <w:numId w:val="70"/>
+        </w:numPr>
+        <w:spacing w:before="100" w:beforeAutospacing="1" w:after="100" w:afterAutospacing="1"/>
+        <w:rPr>
+          <w:color w:val="000000"/>
+        </w:rPr>
+      </w:pPr>
+      <w:r>
+        <w:rPr>
+          <w:b/>
+          <w:bCs/>
+          <w:color w:val="000000"/>
+        </w:rPr>
+        <w:t>FR2 (Garage Integration and Hardware Compatibility Costs):</w:t>
+      </w:r>
+      <w:r>
+        <w:rPr>
+          <w:color w:val="000000"/>
+        </w:rPr>
+        <w:t> Integrating the platform with different existing garage technologies could create additional compatibility and integration expenses.</w:t>
+      </w:r>
+    </w:p>
+    <w:p>
+      <w:pPr>
+        <w:numPr>
+          <w:ilvl w:val="0"/>
+          <w:numId w:val="70"/>
+        </w:numPr>
+        <w:spacing w:before="100" w:beforeAutospacing="1" w:after="100" w:afterAutospacing="1"/>
+        <w:rPr>
+          <w:color w:val="000000"/>
+        </w:rPr>
+      </w:pPr>
+      <w:r>
+        <w:rPr>
+          <w:b/>
+          <w:bCs/>
+          <w:color w:val="000000"/>
+        </w:rPr>
+        <w:t>FR3 (Cloud Infrastructure Scaling Costs):</w:t>
+      </w:r>
+      <w:r>
+        <w:rPr>
+          <w:color w:val="000000"/>
+        </w:rPr>
+        <w:t> Supporting high levels of concurrent users and real-time parking data could increase cloud infrastructure and database operating costs.</w:t>
+      </w:r>
+    </w:p>
+    <w:p>
+      <w:pPr>
+        <w:numPr>
+          <w:ilvl w:val="0"/>
+          <w:numId w:val="70"/>
+        </w:numPr>
+        <w:spacing w:before="100" w:beforeAutospacing="1" w:after="100" w:afterAutospacing="1"/>
+        <w:rPr>
+          <w:color w:val="000000"/>
+        </w:rPr>
+      </w:pPr>
+      <w:r>
+        <w:rPr>
+          <w:b/>
+          <w:bCs/>
+          <w:color w:val="000000"/>
+        </w:rPr>
+        <w:t>FR4 (Payment Processing and Chargeback Costs):</w:t>
+      </w:r>
+      <w:r>
+        <w:rPr>
+          <w:color w:val="000000"/>
+        </w:rPr>
+        <w:t> Digital parking transactions could generate additional payment processing expenses or chargeback-related costs.</w:t>
+      </w:r>
+    </w:p>
+    <w:p>
+      <w:pPr>
+        <w:spacing w:before="100" w:beforeAutospacing="1" w:after="100" w:afterAutospacing="1"/>
+        <w:outlineLvl w:val="3"/>
+        <w:rPr>
+          <w:b/>
+          <w:bCs/>
+          <w:color w:val="000000"/>
+        </w:rPr>
+      </w:pPr>
+      <w:r>
+        <w:rPr>
+          <w:b/>
+          <w:bCs/>
+          <w:color w:val="000000"/>
+        </w:rPr>
+        <w:t>D. People &amp; Team Risks</w:t>
+      </w:r>
+    </w:p>
+    <w:p>
+      <w:pPr>
+        <w:numPr>
+          <w:ilvl w:val="0"/>
+          <w:numId w:val="71"/>
+        </w:numPr>
+        <w:spacing w:before="100" w:beforeAutospacing="1" w:after="100" w:afterAutospacing="1"/>
+        <w:rPr>
+          <w:color w:val="000000"/>
+        </w:rPr>
+      </w:pPr>
+      <w:r>
+        <w:rPr>
+          <w:b/>
+          <w:bCs/>
+          <w:color w:val="000000"/>
+        </w:rPr>
+        <w:t>PR1 (Key Team Member Unavailability):</w:t>
+      </w:r>
+      <w:r>
+        <w:rPr>
+          <w:color w:val="000000"/>
+        </w:rPr>
+        <w:t> Illness, withdrawal, or extended absence of a team member responsible for an important project component could delay development.</w:t>
+      </w:r>
+    </w:p>
+    <w:p>
+      <w:pPr>
+        <w:numPr>
+          <w:ilvl w:val="0"/>
+          <w:numId w:val="71"/>
+        </w:numPr>
+        <w:spacing w:before="100" w:beforeAutospacing="1" w:after="100" w:afterAutospacing="1"/>
+        <w:rPr>
+          <w:color w:val="000000"/>
+        </w:rPr>
+      </w:pPr>
+      <w:r>
+        <w:rPr>
+          <w:b/>
+          <w:bCs/>
+          <w:color w:val="000000"/>
+        </w:rPr>
+        <w:t>PR2 (Technical Skill Gaps):</w:t>
+      </w:r>
+      <w:r>
+        <w:rPr>
+          <w:color w:val="000000"/>
+        </w:rPr>
+        <w:t> Limited team experience with APIs, IoT data integration, LPR systems, or other technologies required by the platform could increase development and testing time.</w:t>
+      </w:r>
+    </w:p>
+    <w:p>
+      <w:pPr>
+        <w:numPr>
+          <w:ilvl w:val="0"/>
+          <w:numId w:val="71"/>
+        </w:numPr>
+        <w:spacing w:before="100" w:beforeAutospacing="1" w:after="100" w:afterAutospacing="1"/>
+        <w:rPr>
+          <w:color w:val="000000"/>
+        </w:rPr>
+      </w:pPr>
+      <w:r>
+        <w:rPr>
+          <w:b/>
+          <w:bCs/>
+          <w:color w:val="000000"/>
+        </w:rPr>
+        <w:t>PR3 (Miscommunication Across Project Components):</w:t>
+      </w:r>
+      <w:r>
+        <w:rPr>
+          <w:color w:val="000000"/>
+        </w:rPr>
+        <w:t> Poor coordination between work involving the driver interface, operator portal, and backend infrastructure could result in incompatible designs or duplicated work.</w:t>
+      </w:r>
+    </w:p>
+    <w:p>
+      <w:pPr>
+        <w:numPr>
+          <w:ilvl w:val="0"/>
+          <w:numId w:val="71"/>
+        </w:numPr>
+        <w:spacing w:before="100" w:beforeAutospacing="1" w:after="100" w:afterAutospacing="1"/>
+        <w:rPr>
+          <w:color w:val="000000"/>
+        </w:rPr>
+      </w:pPr>
+      <w:r>
+        <w:rPr>
+          <w:b/>
+          <w:bCs/>
+          <w:color w:val="000000"/>
+        </w:rPr>
+        <w:t>PR4 (Uneven Workload Distribution):</w:t>
+      </w:r>
+      <w:r>
+        <w:rPr>
+          <w:color w:val="000000"/>
+        </w:rPr>
+        <w:t> Uneven assignment of sprint and documentation responsibilities could delay completion of project tasks and reviews.</w:t>
+      </w:r>
+    </w:p>
+    <w:p>
+      <w:pPr>
+        <w:pStyle w:val="Heading3"/>
+        <w:rPr>
+          <w:rFonts w:cs="Times New Roman"/>
+          <w:b/>
+          <w:bCs/>
+          <w:color w:val="000000"/>
+          <w:sz w:val="24"/>
+          <w:szCs w:val="24"/>
+        </w:rPr>
+      </w:pPr>
+      <w:r>
+        <w:rPr>
+          <w:rFonts w:cs="Times New Roman"/>
+          <w:b/>
+          <w:bCs/>
+          <w:color w:val="000000"/>
+          <w:sz w:val="24"/>
+          <w:szCs w:val="24"/>
+        </w:rPr>
+        <w:t>8.2 Project Risk Register</w:t>
+      </w:r>
+    </w:p>
+    <w:p>
+      <w:r>
+        <w:t>Each risk is scored from 1 to 5 for probability and impact, then paired with a response strategy (Avoid, Mitigate, Transfer, or Accept).</w:t>
+      </w:r>
+    </w:p>
+    <w:p/>
+    <w:tbl>
+      <w:tblPr>
+        <w:tblStyle w:val="TableGrid"/>
+        <w:tblW w:w="0" w:type="auto"/>
+        <w:tblLook w:val="04A0" w:firstRow="1" w:lastRow="0" w:firstColumn="1" w:lastColumn="0" w:noHBand="0" w:noVBand="1"/>
+      </w:tblPr>
+      <w:tblGrid>
+        <w:gridCol w:w="543"/>
+        <w:gridCol w:w="1341"/>
+        <w:gridCol w:w="808"/>
+        <w:gridCol w:w="631"/>
+        <w:gridCol w:w="735"/>
+        <w:gridCol w:w="781"/>
+        <w:gridCol w:w="913"/>
+        <w:gridCol w:w="1088"/>
+        <w:gridCol w:w="2510"/>
+      </w:tblGrid>
+      <w:tr>
+        <w:tc>
+          <w:tcPr>
+            <w:tcW w:w="0" w:type="auto"/>
+            <w:hideMark/>
+          </w:tcPr>
+          <w:p>
+            <w:pPr>
+              <w:jc w:val="center"/>
+              <w:rPr>
+                <w:b/>
+                <w:bCs/>
+                <w:color w:val="000000"/>
+                <w:sz w:val="15"/>
+                <w:szCs w:val="15"/>
+              </w:rPr>
+            </w:pPr>
+            <w:r>
+              <w:rPr>
+                <w:b/>
+                <w:bCs/>
+                <w:color w:val="000000"/>
+                <w:sz w:val="15"/>
+                <w:szCs w:val="15"/>
+              </w:rPr>
+              <w:t>Risk ID</w:t>
+            </w:r>
+          </w:p>
+        </w:tc>
+        <w:tc>
+          <w:tcPr>
+            <w:tcW w:w="0" w:type="auto"/>
+            <w:hideMark/>
+          </w:tcPr>
+          <w:p>
+            <w:pPr>
+              <w:jc w:val="center"/>
+              <w:rPr>
+                <w:b/>
+                <w:bCs/>
+                <w:color w:val="000000"/>
+                <w:sz w:val="15"/>
+                <w:szCs w:val="15"/>
+              </w:rPr>
+            </w:pPr>
+            <w:r>
+              <w:rPr>
+                <w:b/>
+                <w:bCs/>
+                <w:color w:val="000000"/>
+                <w:sz w:val="15"/>
+                <w:szCs w:val="15"/>
+              </w:rPr>
+              <w:t>Risk Description</w:t>
+            </w:r>
+          </w:p>
+        </w:tc>
+        <w:tc>
+          <w:tcPr>
+            <w:tcW w:w="0" w:type="auto"/>
+            <w:hideMark/>
+          </w:tcPr>
+          <w:p>
+            <w:pPr>
+              <w:jc w:val="center"/>
+              <w:rPr>
+                <w:b/>
+                <w:bCs/>
+                <w:color w:val="000000"/>
+                <w:sz w:val="15"/>
+                <w:szCs w:val="15"/>
+              </w:rPr>
+            </w:pPr>
+            <w:r>
+              <w:rPr>
+                <w:b/>
+                <w:bCs/>
+                <w:color w:val="000000"/>
+                <w:sz w:val="15"/>
+                <w:szCs w:val="15"/>
+              </w:rPr>
+              <w:t>Category</w:t>
+            </w:r>
+          </w:p>
+        </w:tc>
+        <w:tc>
+          <w:tcPr>
+            <w:tcW w:w="0" w:type="auto"/>
+            <w:hideMark/>
+          </w:tcPr>
+          <w:p>
+            <w:pPr>
+              <w:jc w:val="right"/>
+              <w:rPr>
+                <w:b/>
+                <w:bCs/>
+                <w:color w:val="000000"/>
+                <w:sz w:val="15"/>
+                <w:szCs w:val="15"/>
+              </w:rPr>
+            </w:pPr>
+            <w:r>
+              <w:rPr>
+                <w:b/>
+                <w:bCs/>
+                <w:color w:val="000000"/>
+                <w:sz w:val="15"/>
+                <w:szCs w:val="15"/>
+              </w:rPr>
+              <w:t>Prob. (1–5)</w:t>
+            </w:r>
+          </w:p>
+        </w:tc>
+        <w:tc>
+          <w:tcPr>
+            <w:tcW w:w="0" w:type="auto"/>
+            <w:hideMark/>
+          </w:tcPr>
+          <w:p>
+            <w:pPr>
+              <w:jc w:val="right"/>
+              <w:rPr>
+                <w:b/>
+                <w:bCs/>
+                <w:color w:val="000000"/>
+                <w:sz w:val="15"/>
+                <w:szCs w:val="15"/>
+              </w:rPr>
+            </w:pPr>
+            <w:r>
+              <w:rPr>
+                <w:b/>
+                <w:bCs/>
+                <w:color w:val="000000"/>
+                <w:sz w:val="15"/>
+                <w:szCs w:val="15"/>
+              </w:rPr>
+              <w:t>Impact (1–5)</w:t>
+            </w:r>
+          </w:p>
+        </w:tc>
+        <w:tc>
+          <w:tcPr>
+            <w:tcW w:w="0" w:type="auto"/>
+            <w:hideMark/>
+          </w:tcPr>
+          <w:p>
+            <w:pPr>
+              <w:jc w:val="center"/>
+              <w:rPr>
+                <w:b/>
+                <w:bCs/>
+                <w:color w:val="000000"/>
+                <w:sz w:val="15"/>
+                <w:szCs w:val="15"/>
+              </w:rPr>
+            </w:pPr>
+            <w:r>
+              <w:rPr>
+                <w:b/>
+                <w:bCs/>
+                <w:color w:val="000000"/>
+                <w:sz w:val="15"/>
+                <w:szCs w:val="15"/>
+              </w:rPr>
+              <w:t>Risk Level</w:t>
+            </w:r>
+          </w:p>
+        </w:tc>
+        <w:tc>
+          <w:tcPr>
+            <w:tcW w:w="0" w:type="auto"/>
+            <w:hideMark/>
+          </w:tcPr>
+          <w:p>
+            <w:pPr>
+              <w:jc w:val="center"/>
+              <w:rPr>
+                <w:b/>
+                <w:bCs/>
+                <w:color w:val="000000"/>
+                <w:sz w:val="15"/>
+                <w:szCs w:val="15"/>
+              </w:rPr>
+            </w:pPr>
+            <w:r>
+              <w:rPr>
+                <w:b/>
+                <w:bCs/>
+                <w:color w:val="000000"/>
+                <w:sz w:val="15"/>
+                <w:szCs w:val="15"/>
+              </w:rPr>
+              <w:t>Response Strategy</w:t>
+            </w:r>
+          </w:p>
+        </w:tc>
+        <w:tc>
+          <w:tcPr>
+            <w:tcW w:w="0" w:type="auto"/>
+            <w:hideMark/>
+          </w:tcPr>
+          <w:p>
+            <w:pPr>
+              <w:jc w:val="center"/>
+              <w:rPr>
+                <w:b/>
+                <w:bCs/>
+                <w:color w:val="000000"/>
+                <w:sz w:val="15"/>
+                <w:szCs w:val="15"/>
+              </w:rPr>
+            </w:pPr>
+            <w:r>
+              <w:rPr>
+                <w:b/>
+                <w:bCs/>
+                <w:color w:val="000000"/>
+                <w:sz w:val="15"/>
+                <w:szCs w:val="15"/>
+              </w:rPr>
+              <w:t>Risk Owner</w:t>
+            </w:r>
+          </w:p>
+        </w:tc>
+        <w:tc>
+          <w:tcPr>
+            <w:tcW w:w="0" w:type="auto"/>
+            <w:hideMark/>
+          </w:tcPr>
+          <w:p>
+            <w:pPr>
+              <w:jc w:val="center"/>
+              <w:rPr>
+                <w:b/>
+                <w:bCs/>
+                <w:color w:val="000000"/>
+                <w:sz w:val="15"/>
+                <w:szCs w:val="15"/>
+              </w:rPr>
+            </w:pPr>
+            <w:r>
+              <w:rPr>
+                <w:b/>
+                <w:bCs/>
+                <w:color w:val="000000"/>
+                <w:sz w:val="15"/>
+                <w:szCs w:val="15"/>
+              </w:rPr>
+              <w:t>Mitigation &amp; Response Plan</w:t>
+            </w:r>
+          </w:p>
+        </w:tc>
+      </w:tr>
+      <w:tr>
+        <w:tc>
+          <w:tcPr>
+            <w:tcW w:w="0" w:type="auto"/>
+            <w:hideMark/>
+          </w:tcPr>
+          <w:p>
+            <w:pPr>
+              <w:rPr>
+                <w:color w:val="000000"/>
+                <w:sz w:val="15"/>
+                <w:szCs w:val="15"/>
+              </w:rPr>
+            </w:pPr>
+            <w:r>
+              <w:rPr>
+                <w:rStyle w:val="Strong"/>
+                <w:rFonts w:eastAsiaTheme="majorEastAsia"/>
+                <w:color w:val="000000"/>
+                <w:sz w:val="15"/>
+                <w:szCs w:val="15"/>
+              </w:rPr>
+              <w:t>TR1</w:t>
+            </w:r>
+          </w:p>
+        </w:tc>
+        <w:tc>
+          <w:tcPr>
+            <w:tcW w:w="0" w:type="auto"/>
+            <w:hideMark/>
+          </w:tcPr>
+          <w:p>
+            <w:pPr>
+              <w:rPr>
+                <w:color w:val="000000"/>
+                <w:sz w:val="15"/>
+                <w:szCs w:val="15"/>
+              </w:rPr>
+            </w:pPr>
+            <w:r>
+              <w:rPr>
+                <w:color w:val="000000"/>
+                <w:sz w:val="15"/>
+                <w:szCs w:val="15"/>
+              </w:rPr>
+              <w:t>LPR System/API Connection Failure</w:t>
+            </w:r>
+          </w:p>
+        </w:tc>
+        <w:tc>
+          <w:tcPr>
+            <w:tcW w:w="0" w:type="auto"/>
+            <w:hideMark/>
+          </w:tcPr>
+          <w:p>
+            <w:pPr>
+              <w:rPr>
+                <w:color w:val="000000"/>
+                <w:sz w:val="15"/>
+                <w:szCs w:val="15"/>
+              </w:rPr>
+            </w:pPr>
+            <w:r>
+              <w:rPr>
+                <w:color w:val="000000"/>
+                <w:sz w:val="15"/>
+                <w:szCs w:val="15"/>
+              </w:rPr>
+              <w:t>Technical</w:t>
+            </w:r>
+          </w:p>
+        </w:tc>
+        <w:tc>
+          <w:tcPr>
+            <w:tcW w:w="0" w:type="auto"/>
+            <w:hideMark/>
+          </w:tcPr>
+          <w:p>
+            <w:pPr>
+              <w:jc w:val="right"/>
+              <w:rPr>
+                <w:color w:val="000000"/>
+                <w:sz w:val="15"/>
+                <w:szCs w:val="15"/>
+              </w:rPr>
+            </w:pPr>
+            <w:r>
+              <w:rPr>
+                <w:color w:val="000000"/>
+                <w:sz w:val="15"/>
+                <w:szCs w:val="15"/>
+              </w:rPr>
+              <w:t>3</w:t>
+            </w:r>
+          </w:p>
+        </w:tc>
+        <w:tc>
+          <w:tcPr>
+            <w:tcW w:w="0" w:type="auto"/>
+            <w:hideMark/>
+          </w:tcPr>
+          <w:p>
+            <w:pPr>
+              <w:jc w:val="right"/>
+              <w:rPr>
+                <w:color w:val="000000"/>
+                <w:sz w:val="15"/>
+                <w:szCs w:val="15"/>
+              </w:rPr>
+            </w:pPr>
+            <w:r>
+              <w:rPr>
+                <w:color w:val="000000"/>
+                <w:sz w:val="15"/>
+                <w:szCs w:val="15"/>
+              </w:rPr>
+              <w:t>4</w:t>
+            </w:r>
+          </w:p>
+        </w:tc>
+        <w:tc>
+          <w:tcPr>
+            <w:tcW w:w="0" w:type="auto"/>
+            <w:hideMark/>
+          </w:tcPr>
+          <w:p>
+            <w:pPr>
+              <w:rPr>
+                <w:color w:val="000000"/>
+                <w:sz w:val="15"/>
+                <w:szCs w:val="15"/>
+              </w:rPr>
+            </w:pPr>
+            <w:r>
+              <w:rPr>
+                <w:rStyle w:val="Strong"/>
+                <w:rFonts w:eastAsiaTheme="majorEastAsia"/>
+                <w:color w:val="000000"/>
+                <w:sz w:val="15"/>
+                <w:szCs w:val="15"/>
+              </w:rPr>
+              <w:t>High</w:t>
+            </w:r>
+          </w:p>
+        </w:tc>
+        <w:tc>
+          <w:tcPr>
+            <w:tcW w:w="0" w:type="auto"/>
+            <w:hideMark/>
+          </w:tcPr>
+          <w:p>
+            <w:pPr>
+              <w:rPr>
+                <w:color w:val="000000"/>
+                <w:sz w:val="15"/>
+                <w:szCs w:val="15"/>
+              </w:rPr>
+            </w:pPr>
+            <w:r>
+              <w:rPr>
+                <w:rStyle w:val="Strong"/>
+                <w:rFonts w:eastAsiaTheme="majorEastAsia"/>
+                <w:color w:val="000000"/>
+                <w:sz w:val="15"/>
+                <w:szCs w:val="15"/>
+              </w:rPr>
+              <w:t>Mitigate</w:t>
+            </w:r>
+          </w:p>
+        </w:tc>
+        <w:tc>
+          <w:tcPr>
+            <w:tcW w:w="0" w:type="auto"/>
+            <w:hideMark/>
+          </w:tcPr>
+          <w:p>
+            <w:pPr>
+              <w:rPr>
+                <w:color w:val="000000"/>
+                <w:sz w:val="15"/>
+                <w:szCs w:val="15"/>
+              </w:rPr>
+            </w:pPr>
+            <w:r>
+              <w:rPr>
+                <w:color w:val="000000"/>
+                <w:sz w:val="15"/>
+                <w:szCs w:val="15"/>
+              </w:rPr>
+              <w:t>Technical Team</w:t>
+            </w:r>
+          </w:p>
+        </w:tc>
+        <w:tc>
+          <w:tcPr>
+            <w:tcW w:w="0" w:type="auto"/>
+            <w:hideMark/>
+          </w:tcPr>
+          <w:p>
+            <w:pPr>
+              <w:rPr>
+                <w:color w:val="000000"/>
+                <w:sz w:val="15"/>
+                <w:szCs w:val="15"/>
+              </w:rPr>
+            </w:pPr>
+            <w:r>
+              <w:rPr>
+                <w:color w:val="000000"/>
+                <w:sz w:val="15"/>
+                <w:szCs w:val="15"/>
+              </w:rPr>
+              <w:t>Monitor LPR system connectivity and provide an alternative manual vehicle-verification process when LPR data are unavailable.</w:t>
+            </w:r>
+          </w:p>
+        </w:tc>
+      </w:tr>
+      <w:tr>
+        <w:tc>
+          <w:tcPr>
+            <w:tcW w:w="0" w:type="auto"/>
+            <w:hideMark/>
+          </w:tcPr>
+          <w:p>
+            <w:pPr>
+              <w:rPr>
+                <w:color w:val="000000"/>
+                <w:sz w:val="15"/>
+                <w:szCs w:val="15"/>
+              </w:rPr>
+            </w:pPr>
+            <w:r>
+              <w:rPr>
+                <w:rStyle w:val="Strong"/>
+                <w:rFonts w:eastAsiaTheme="majorEastAsia"/>
+                <w:color w:val="000000"/>
+                <w:sz w:val="15"/>
+                <w:szCs w:val="15"/>
+              </w:rPr>
+              <w:t>TR2</w:t>
+            </w:r>
+          </w:p>
+        </w:tc>
+        <w:tc>
+          <w:tcPr>
+            <w:tcW w:w="0" w:type="auto"/>
+            <w:hideMark/>
+          </w:tcPr>
+          <w:p>
+            <w:pPr>
+              <w:rPr>
+                <w:color w:val="000000"/>
+                <w:sz w:val="15"/>
+                <w:szCs w:val="15"/>
+              </w:rPr>
+            </w:pPr>
+            <w:r>
+              <w:rPr>
+                <w:color w:val="000000"/>
+                <w:sz w:val="15"/>
+                <w:szCs w:val="15"/>
+              </w:rPr>
+              <w:t>Real-Time Availability Server Overload</w:t>
+            </w:r>
+          </w:p>
+        </w:tc>
+        <w:tc>
+          <w:tcPr>
+            <w:tcW w:w="0" w:type="auto"/>
+            <w:hideMark/>
+          </w:tcPr>
+          <w:p>
+            <w:pPr>
+              <w:rPr>
+                <w:color w:val="000000"/>
+                <w:sz w:val="15"/>
+                <w:szCs w:val="15"/>
+              </w:rPr>
+            </w:pPr>
+            <w:r>
+              <w:rPr>
+                <w:color w:val="000000"/>
+                <w:sz w:val="15"/>
+                <w:szCs w:val="15"/>
+              </w:rPr>
+              <w:t>Technical</w:t>
+            </w:r>
+          </w:p>
+        </w:tc>
+        <w:tc>
+          <w:tcPr>
+            <w:tcW w:w="0" w:type="auto"/>
+            <w:hideMark/>
+          </w:tcPr>
+          <w:p>
+            <w:pPr>
+              <w:jc w:val="right"/>
+              <w:rPr>
+                <w:color w:val="000000"/>
+                <w:sz w:val="15"/>
+                <w:szCs w:val="15"/>
+              </w:rPr>
+            </w:pPr>
+            <w:r>
+              <w:rPr>
+                <w:color w:val="000000"/>
+                <w:sz w:val="15"/>
+                <w:szCs w:val="15"/>
+              </w:rPr>
+              <w:t>3</w:t>
+            </w:r>
+          </w:p>
+        </w:tc>
+        <w:tc>
+          <w:tcPr>
+            <w:tcW w:w="0" w:type="auto"/>
+            <w:hideMark/>
+          </w:tcPr>
+          <w:p>
+            <w:pPr>
+              <w:jc w:val="right"/>
+              <w:rPr>
+                <w:color w:val="000000"/>
+                <w:sz w:val="15"/>
+                <w:szCs w:val="15"/>
+              </w:rPr>
+            </w:pPr>
+            <w:r>
+              <w:rPr>
+                <w:color w:val="000000"/>
+                <w:sz w:val="15"/>
+                <w:szCs w:val="15"/>
+              </w:rPr>
+              <w:t>4</w:t>
+            </w:r>
+          </w:p>
+        </w:tc>
+        <w:tc>
+          <w:tcPr>
+            <w:tcW w:w="0" w:type="auto"/>
+            <w:hideMark/>
+          </w:tcPr>
+          <w:p>
+            <w:pPr>
+              <w:rPr>
+                <w:color w:val="000000"/>
+                <w:sz w:val="15"/>
+                <w:szCs w:val="15"/>
+              </w:rPr>
+            </w:pPr>
+            <w:r>
+              <w:rPr>
+                <w:rStyle w:val="Strong"/>
+                <w:rFonts w:eastAsiaTheme="majorEastAsia"/>
+                <w:color w:val="000000"/>
+                <w:sz w:val="15"/>
+                <w:szCs w:val="15"/>
+              </w:rPr>
+              <w:t>High</w:t>
+            </w:r>
+          </w:p>
+        </w:tc>
+        <w:tc>
+          <w:tcPr>
+            <w:tcW w:w="0" w:type="auto"/>
+            <w:hideMark/>
+          </w:tcPr>
+          <w:p>
+            <w:pPr>
+              <w:rPr>
+                <w:color w:val="000000"/>
+                <w:sz w:val="15"/>
+                <w:szCs w:val="15"/>
+              </w:rPr>
+            </w:pPr>
+            <w:r>
+              <w:rPr>
+                <w:rStyle w:val="Strong"/>
+                <w:rFonts w:eastAsiaTheme="majorEastAsia"/>
+                <w:color w:val="000000"/>
+                <w:sz w:val="15"/>
+                <w:szCs w:val="15"/>
+              </w:rPr>
+              <w:t>Mitigate</w:t>
+            </w:r>
+          </w:p>
+        </w:tc>
+        <w:tc>
+          <w:tcPr>
+            <w:tcW w:w="0" w:type="auto"/>
+            <w:hideMark/>
+          </w:tcPr>
+          <w:p>
+            <w:pPr>
+              <w:rPr>
+                <w:color w:val="000000"/>
+                <w:sz w:val="15"/>
+                <w:szCs w:val="15"/>
+              </w:rPr>
+            </w:pPr>
+            <w:r>
+              <w:rPr>
+                <w:color w:val="000000"/>
+                <w:sz w:val="15"/>
+                <w:szCs w:val="15"/>
+              </w:rPr>
+              <w:t>Backend Team</w:t>
+            </w:r>
+          </w:p>
+        </w:tc>
+        <w:tc>
+          <w:tcPr>
+            <w:tcW w:w="0" w:type="auto"/>
+            <w:hideMark/>
+          </w:tcPr>
+          <w:p>
+            <w:pPr>
+              <w:rPr>
+                <w:color w:val="000000"/>
+                <w:sz w:val="15"/>
+                <w:szCs w:val="15"/>
+              </w:rPr>
+            </w:pPr>
+            <w:r>
+              <w:rPr>
+                <w:color w:val="000000"/>
+                <w:sz w:val="15"/>
+                <w:szCs w:val="15"/>
+              </w:rPr>
+              <w:t>Conduct load testing and optimize API/data handling to support 25,000 concurrent users and 30-second availability updates.</w:t>
+            </w:r>
+          </w:p>
+        </w:tc>
+      </w:tr>
+      <w:tr>
+        <w:tc>
+          <w:tcPr>
+            <w:tcW w:w="0" w:type="auto"/>
+            <w:hideMark/>
+          </w:tcPr>
+          <w:p>
+            <w:pPr>
+              <w:rPr>
+                <w:color w:val="000000"/>
+                <w:sz w:val="15"/>
+                <w:szCs w:val="15"/>
+              </w:rPr>
+            </w:pPr>
+            <w:r>
+              <w:rPr>
+                <w:rStyle w:val="Strong"/>
+                <w:rFonts w:eastAsiaTheme="majorEastAsia"/>
+                <w:color w:val="000000"/>
+                <w:sz w:val="15"/>
+                <w:szCs w:val="15"/>
+              </w:rPr>
+              <w:t>TR3</w:t>
+            </w:r>
+          </w:p>
+        </w:tc>
+        <w:tc>
+          <w:tcPr>
+            <w:tcW w:w="0" w:type="auto"/>
+            <w:hideMark/>
+          </w:tcPr>
+          <w:p>
+            <w:pPr>
+              <w:rPr>
+                <w:color w:val="000000"/>
+                <w:sz w:val="15"/>
+                <w:szCs w:val="15"/>
+              </w:rPr>
+            </w:pPr>
+            <w:r>
+              <w:rPr>
+                <w:color w:val="000000"/>
+                <w:sz w:val="15"/>
+                <w:szCs w:val="15"/>
+              </w:rPr>
+              <w:t>Payment Gateway Timeout</w:t>
+            </w:r>
+          </w:p>
+        </w:tc>
+        <w:tc>
+          <w:tcPr>
+            <w:tcW w:w="0" w:type="auto"/>
+            <w:hideMark/>
+          </w:tcPr>
+          <w:p>
+            <w:pPr>
+              <w:rPr>
+                <w:color w:val="000000"/>
+                <w:sz w:val="15"/>
+                <w:szCs w:val="15"/>
+              </w:rPr>
+            </w:pPr>
+            <w:r>
+              <w:rPr>
+                <w:color w:val="000000"/>
+                <w:sz w:val="15"/>
+                <w:szCs w:val="15"/>
+              </w:rPr>
+              <w:t>Technical</w:t>
+            </w:r>
+          </w:p>
+        </w:tc>
+        <w:tc>
+          <w:tcPr>
+            <w:tcW w:w="0" w:type="auto"/>
+            <w:hideMark/>
+          </w:tcPr>
+          <w:p>
+            <w:pPr>
+              <w:jc w:val="right"/>
+              <w:rPr>
+                <w:color w:val="000000"/>
+                <w:sz w:val="15"/>
+                <w:szCs w:val="15"/>
+              </w:rPr>
+            </w:pPr>
+            <w:r>
+              <w:rPr>
+                <w:color w:val="000000"/>
+                <w:sz w:val="15"/>
+                <w:szCs w:val="15"/>
+              </w:rPr>
+              <w:t>2</w:t>
+            </w:r>
+          </w:p>
+        </w:tc>
+        <w:tc>
+          <w:tcPr>
+            <w:tcW w:w="0" w:type="auto"/>
+            <w:hideMark/>
+          </w:tcPr>
+          <w:p>
+            <w:pPr>
+              <w:jc w:val="right"/>
+              <w:rPr>
+                <w:color w:val="000000"/>
+                <w:sz w:val="15"/>
+                <w:szCs w:val="15"/>
+              </w:rPr>
+            </w:pPr>
+            <w:r>
+              <w:rPr>
+                <w:color w:val="000000"/>
+                <w:sz w:val="15"/>
+                <w:szCs w:val="15"/>
+              </w:rPr>
+              <w:t>5</w:t>
+            </w:r>
+          </w:p>
+        </w:tc>
+        <w:tc>
+          <w:tcPr>
+            <w:tcW w:w="0" w:type="auto"/>
+            <w:hideMark/>
+          </w:tcPr>
+          <w:p>
+            <w:pPr>
+              <w:rPr>
+                <w:color w:val="000000"/>
+                <w:sz w:val="15"/>
+                <w:szCs w:val="15"/>
+              </w:rPr>
+            </w:pPr>
+            <w:r>
+              <w:rPr>
+                <w:rStyle w:val="Strong"/>
+                <w:rFonts w:eastAsiaTheme="majorEastAsia"/>
+                <w:color w:val="000000"/>
+                <w:sz w:val="15"/>
+                <w:szCs w:val="15"/>
+              </w:rPr>
+              <w:t>High</w:t>
+            </w:r>
+          </w:p>
+        </w:tc>
+        <w:tc>
+          <w:tcPr>
+            <w:tcW w:w="0" w:type="auto"/>
+            <w:hideMark/>
+          </w:tcPr>
+          <w:p>
+            <w:pPr>
+              <w:rPr>
+                <w:color w:val="000000"/>
+                <w:sz w:val="15"/>
+                <w:szCs w:val="15"/>
+              </w:rPr>
+            </w:pPr>
+            <w:r>
+              <w:rPr>
+                <w:rStyle w:val="Strong"/>
+                <w:rFonts w:eastAsiaTheme="majorEastAsia"/>
+                <w:color w:val="000000"/>
+                <w:sz w:val="15"/>
+                <w:szCs w:val="15"/>
+              </w:rPr>
+              <w:t>Mitigate</w:t>
+            </w:r>
+          </w:p>
+        </w:tc>
+        <w:tc>
+          <w:tcPr>
+            <w:tcW w:w="0" w:type="auto"/>
+            <w:hideMark/>
+          </w:tcPr>
+          <w:p>
+            <w:pPr>
+              <w:rPr>
+                <w:color w:val="000000"/>
+                <w:sz w:val="15"/>
+                <w:szCs w:val="15"/>
+              </w:rPr>
+            </w:pPr>
+            <w:r>
+              <w:rPr>
+                <w:color w:val="000000"/>
+                <w:sz w:val="15"/>
+                <w:szCs w:val="15"/>
+              </w:rPr>
+              <w:t>Backend Team</w:t>
+            </w:r>
+          </w:p>
+        </w:tc>
+        <w:tc>
+          <w:tcPr>
+            <w:tcW w:w="0" w:type="auto"/>
+            <w:hideMark/>
+          </w:tcPr>
+          <w:p>
+            <w:pPr>
+              <w:rPr>
+                <w:color w:val="000000"/>
+                <w:sz w:val="15"/>
+                <w:szCs w:val="15"/>
+              </w:rPr>
+            </w:pPr>
+            <w:r>
+              <w:rPr>
+                <w:color w:val="000000"/>
+                <w:sz w:val="15"/>
+                <w:szCs w:val="15"/>
+              </w:rPr>
+              <w:t>Implement transaction error handling, retry procedures, and transaction verification for failed or delayed payment requests.</w:t>
+            </w:r>
+          </w:p>
+        </w:tc>
+      </w:tr>
+      <w:tr>
+        <w:tc>
+          <w:tcPr>
+            <w:tcW w:w="0" w:type="auto"/>
+            <w:hideMark/>
+          </w:tcPr>
+          <w:p>
+            <w:pPr>
+              <w:rPr>
+                <w:color w:val="000000"/>
+                <w:sz w:val="15"/>
+                <w:szCs w:val="15"/>
+              </w:rPr>
+            </w:pPr>
+            <w:r>
+              <w:rPr>
+                <w:rStyle w:val="Strong"/>
+                <w:rFonts w:eastAsiaTheme="majorEastAsia"/>
+                <w:color w:val="000000"/>
+                <w:sz w:val="15"/>
+                <w:szCs w:val="15"/>
+              </w:rPr>
+              <w:t>TR4</w:t>
+            </w:r>
+          </w:p>
+        </w:tc>
+        <w:tc>
+          <w:tcPr>
+            <w:tcW w:w="0" w:type="auto"/>
+            <w:hideMark/>
+          </w:tcPr>
+          <w:p>
+            <w:pPr>
+              <w:rPr>
+                <w:color w:val="000000"/>
+                <w:sz w:val="15"/>
+                <w:szCs w:val="15"/>
+              </w:rPr>
+            </w:pPr>
+            <w:r>
+              <w:rPr>
+                <w:color w:val="000000"/>
+                <w:sz w:val="15"/>
+                <w:szCs w:val="15"/>
+              </w:rPr>
+              <w:t>Third-Party Mapping API Unavailability</w:t>
+            </w:r>
+          </w:p>
+        </w:tc>
+        <w:tc>
+          <w:tcPr>
+            <w:tcW w:w="0" w:type="auto"/>
+            <w:hideMark/>
+          </w:tcPr>
+          <w:p>
+            <w:pPr>
+              <w:rPr>
+                <w:color w:val="000000"/>
+                <w:sz w:val="15"/>
+                <w:szCs w:val="15"/>
+              </w:rPr>
+            </w:pPr>
+            <w:r>
+              <w:rPr>
+                <w:color w:val="000000"/>
+                <w:sz w:val="15"/>
+                <w:szCs w:val="15"/>
+              </w:rPr>
+              <w:t>Technical</w:t>
+            </w:r>
+          </w:p>
+        </w:tc>
+        <w:tc>
+          <w:tcPr>
+            <w:tcW w:w="0" w:type="auto"/>
+            <w:hideMark/>
+          </w:tcPr>
+          <w:p>
+            <w:pPr>
+              <w:jc w:val="right"/>
+              <w:rPr>
+                <w:color w:val="000000"/>
+                <w:sz w:val="15"/>
+                <w:szCs w:val="15"/>
+              </w:rPr>
+            </w:pPr>
+            <w:r>
+              <w:rPr>
+                <w:color w:val="000000"/>
+                <w:sz w:val="15"/>
+                <w:szCs w:val="15"/>
+              </w:rPr>
+              <w:t>2</w:t>
+            </w:r>
+          </w:p>
+        </w:tc>
+        <w:tc>
+          <w:tcPr>
+            <w:tcW w:w="0" w:type="auto"/>
+            <w:hideMark/>
+          </w:tcPr>
+          <w:p>
+            <w:pPr>
+              <w:jc w:val="right"/>
+              <w:rPr>
+                <w:color w:val="000000"/>
+                <w:sz w:val="15"/>
+                <w:szCs w:val="15"/>
+              </w:rPr>
+            </w:pPr>
+            <w:r>
+              <w:rPr>
+                <w:color w:val="000000"/>
+                <w:sz w:val="15"/>
+                <w:szCs w:val="15"/>
+              </w:rPr>
+              <w:t>3</w:t>
+            </w:r>
+          </w:p>
+        </w:tc>
+        <w:tc>
+          <w:tcPr>
+            <w:tcW w:w="0" w:type="auto"/>
+            <w:hideMark/>
+          </w:tcPr>
+          <w:p>
+            <w:pPr>
+              <w:rPr>
+                <w:color w:val="000000"/>
+                <w:sz w:val="15"/>
+                <w:szCs w:val="15"/>
+              </w:rPr>
+            </w:pPr>
+            <w:r>
+              <w:rPr>
+                <w:rStyle w:val="Strong"/>
+                <w:rFonts w:eastAsiaTheme="majorEastAsia"/>
+                <w:color w:val="000000"/>
+                <w:sz w:val="15"/>
+                <w:szCs w:val="15"/>
+              </w:rPr>
+              <w:t>Medium</w:t>
+            </w:r>
+          </w:p>
+        </w:tc>
+        <w:tc>
+          <w:tcPr>
+            <w:tcW w:w="0" w:type="auto"/>
+            <w:hideMark/>
+          </w:tcPr>
+          <w:p>
+            <w:pPr>
+              <w:rPr>
+                <w:color w:val="000000"/>
+                <w:sz w:val="15"/>
+                <w:szCs w:val="15"/>
+              </w:rPr>
+            </w:pPr>
+            <w:r>
+              <w:rPr>
+                <w:rStyle w:val="Strong"/>
+                <w:rFonts w:eastAsiaTheme="majorEastAsia"/>
+                <w:color w:val="000000"/>
+                <w:sz w:val="15"/>
+                <w:szCs w:val="15"/>
+              </w:rPr>
+              <w:t>Mitigate</w:t>
+            </w:r>
+          </w:p>
+        </w:tc>
+        <w:tc>
+          <w:tcPr>
+            <w:tcW w:w="0" w:type="auto"/>
+            <w:hideMark/>
+          </w:tcPr>
+          <w:p>
+            <w:pPr>
+              <w:rPr>
+                <w:color w:val="000000"/>
+                <w:sz w:val="15"/>
+                <w:szCs w:val="15"/>
+              </w:rPr>
+            </w:pPr>
+            <w:r>
+              <w:rPr>
+                <w:color w:val="000000"/>
+                <w:sz w:val="15"/>
+                <w:szCs w:val="15"/>
+              </w:rPr>
+              <w:t>Development Team</w:t>
+            </w:r>
+          </w:p>
+        </w:tc>
+        <w:tc>
+          <w:tcPr>
+            <w:tcW w:w="0" w:type="auto"/>
+            <w:hideMark/>
+          </w:tcPr>
+          <w:p>
+            <w:pPr>
+              <w:rPr>
+                <w:color w:val="000000"/>
+                <w:sz w:val="15"/>
+                <w:szCs w:val="15"/>
+              </w:rPr>
+            </w:pPr>
+            <w:r>
+              <w:rPr>
+                <w:color w:val="000000"/>
+                <w:sz w:val="15"/>
+                <w:szCs w:val="15"/>
+              </w:rPr>
+              <w:t>Implement error handling and notify users when external mapping/navigation services are temporarily unavailable.</w:t>
+            </w:r>
+          </w:p>
+        </w:tc>
+      </w:tr>
+      <w:tr>
+        <w:tc>
+          <w:tcPr>
+            <w:tcW w:w="0" w:type="auto"/>
+            <w:hideMark/>
+          </w:tcPr>
+          <w:p>
+            <w:pPr>
+              <w:rPr>
+                <w:color w:val="000000"/>
+                <w:sz w:val="15"/>
+                <w:szCs w:val="15"/>
+              </w:rPr>
+            </w:pPr>
+            <w:r>
+              <w:rPr>
+                <w:rStyle w:val="Strong"/>
+                <w:rFonts w:eastAsiaTheme="majorEastAsia"/>
+                <w:color w:val="000000"/>
+                <w:sz w:val="15"/>
+                <w:szCs w:val="15"/>
+              </w:rPr>
+              <w:t>SR1</w:t>
+            </w:r>
+          </w:p>
+        </w:tc>
+        <w:tc>
+          <w:tcPr>
+            <w:tcW w:w="0" w:type="auto"/>
+            <w:hideMark/>
+          </w:tcPr>
+          <w:p>
+            <w:pPr>
+              <w:rPr>
+                <w:color w:val="000000"/>
+                <w:sz w:val="15"/>
+                <w:szCs w:val="15"/>
+              </w:rPr>
+            </w:pPr>
+            <w:r>
+              <w:rPr>
+                <w:color w:val="000000"/>
+                <w:sz w:val="15"/>
+                <w:szCs w:val="15"/>
+              </w:rPr>
+              <w:t>Third-Party API Integration Delays</w:t>
+            </w:r>
+          </w:p>
+        </w:tc>
+        <w:tc>
+          <w:tcPr>
+            <w:tcW w:w="0" w:type="auto"/>
+            <w:hideMark/>
+          </w:tcPr>
+          <w:p>
+            <w:pPr>
+              <w:rPr>
+                <w:color w:val="000000"/>
+                <w:sz w:val="15"/>
+                <w:szCs w:val="15"/>
+              </w:rPr>
+            </w:pPr>
+            <w:r>
+              <w:rPr>
+                <w:color w:val="000000"/>
+                <w:sz w:val="15"/>
+                <w:szCs w:val="15"/>
+              </w:rPr>
+              <w:t>Schedule</w:t>
+            </w:r>
+          </w:p>
+        </w:tc>
+        <w:tc>
+          <w:tcPr>
+            <w:tcW w:w="0" w:type="auto"/>
+            <w:hideMark/>
+          </w:tcPr>
+          <w:p>
+            <w:pPr>
+              <w:jc w:val="right"/>
+              <w:rPr>
+                <w:color w:val="000000"/>
+                <w:sz w:val="15"/>
+                <w:szCs w:val="15"/>
+              </w:rPr>
+            </w:pPr>
+            <w:r>
+              <w:rPr>
+                <w:color w:val="000000"/>
+                <w:sz w:val="15"/>
+                <w:szCs w:val="15"/>
+              </w:rPr>
+              <w:t>3</w:t>
+            </w:r>
+          </w:p>
+        </w:tc>
+        <w:tc>
+          <w:tcPr>
+            <w:tcW w:w="0" w:type="auto"/>
+            <w:hideMark/>
+          </w:tcPr>
+          <w:p>
+            <w:pPr>
+              <w:jc w:val="right"/>
+              <w:rPr>
+                <w:color w:val="000000"/>
+                <w:sz w:val="15"/>
+                <w:szCs w:val="15"/>
+              </w:rPr>
+            </w:pPr>
+            <w:r>
+              <w:rPr>
+                <w:color w:val="000000"/>
+                <w:sz w:val="15"/>
+                <w:szCs w:val="15"/>
+              </w:rPr>
+              <w:t>3</w:t>
+            </w:r>
+          </w:p>
+        </w:tc>
+        <w:tc>
+          <w:tcPr>
+            <w:tcW w:w="0" w:type="auto"/>
+            <w:hideMark/>
+          </w:tcPr>
+          <w:p>
+            <w:pPr>
+              <w:rPr>
+                <w:color w:val="000000"/>
+                <w:sz w:val="15"/>
+                <w:szCs w:val="15"/>
+              </w:rPr>
+            </w:pPr>
+            <w:r>
+              <w:rPr>
+                <w:rStyle w:val="Strong"/>
+                <w:rFonts w:eastAsiaTheme="majorEastAsia"/>
+                <w:color w:val="000000"/>
+                <w:sz w:val="15"/>
+                <w:szCs w:val="15"/>
+              </w:rPr>
+              <w:t>Medium</w:t>
+            </w:r>
+          </w:p>
+        </w:tc>
+        <w:tc>
+          <w:tcPr>
+            <w:tcW w:w="0" w:type="auto"/>
+            <w:hideMark/>
+          </w:tcPr>
+          <w:p>
+            <w:pPr>
+              <w:rPr>
+                <w:color w:val="000000"/>
+                <w:sz w:val="15"/>
+                <w:szCs w:val="15"/>
+              </w:rPr>
+            </w:pPr>
+            <w:r>
+              <w:rPr>
+                <w:rStyle w:val="Strong"/>
+                <w:rFonts w:eastAsiaTheme="majorEastAsia"/>
+                <w:color w:val="000000"/>
+                <w:sz w:val="15"/>
+                <w:szCs w:val="15"/>
+              </w:rPr>
+              <w:t>Mitigate</w:t>
+            </w:r>
+          </w:p>
+        </w:tc>
+        <w:tc>
+          <w:tcPr>
+            <w:tcW w:w="0" w:type="auto"/>
+            <w:hideMark/>
+          </w:tcPr>
+          <w:p>
+            <w:pPr>
+              <w:rPr>
+                <w:color w:val="000000"/>
+                <w:sz w:val="15"/>
+                <w:szCs w:val="15"/>
+              </w:rPr>
+            </w:pPr>
+            <w:r>
+              <w:rPr>
+                <w:color w:val="000000"/>
+                <w:sz w:val="15"/>
+                <w:szCs w:val="15"/>
+              </w:rPr>
+              <w:t>Project Team</w:t>
+            </w:r>
+          </w:p>
+        </w:tc>
+        <w:tc>
+          <w:tcPr>
+            <w:tcW w:w="0" w:type="auto"/>
+            <w:hideMark/>
+          </w:tcPr>
+          <w:p>
+            <w:pPr>
+              <w:rPr>
+                <w:color w:val="000000"/>
+                <w:sz w:val="15"/>
+                <w:szCs w:val="15"/>
+              </w:rPr>
+            </w:pPr>
+            <w:r>
+              <w:rPr>
+                <w:color w:val="000000"/>
+                <w:sz w:val="15"/>
+                <w:szCs w:val="15"/>
+              </w:rPr>
+              <w:t>Begin integration preparation early and use mock data or services during development when third-party access is unavailable.</w:t>
+            </w:r>
+          </w:p>
+        </w:tc>
+      </w:tr>
+      <w:tr>
+        <w:tc>
+          <w:tcPr>
+            <w:tcW w:w="0" w:type="auto"/>
+            <w:hideMark/>
+          </w:tcPr>
+          <w:p>
+            <w:pPr>
+              <w:rPr>
+                <w:color w:val="000000"/>
+                <w:sz w:val="15"/>
+                <w:szCs w:val="15"/>
+              </w:rPr>
+            </w:pPr>
+            <w:r>
+              <w:rPr>
+                <w:rStyle w:val="Strong"/>
+                <w:rFonts w:eastAsiaTheme="majorEastAsia"/>
+                <w:color w:val="000000"/>
+                <w:sz w:val="15"/>
+                <w:szCs w:val="15"/>
+              </w:rPr>
+              <w:t>SR2</w:t>
+            </w:r>
+          </w:p>
+        </w:tc>
+        <w:tc>
+          <w:tcPr>
+            <w:tcW w:w="0" w:type="auto"/>
+            <w:hideMark/>
+          </w:tcPr>
+          <w:p>
+            <w:pPr>
+              <w:rPr>
+                <w:color w:val="000000"/>
+                <w:sz w:val="15"/>
+                <w:szCs w:val="15"/>
+              </w:rPr>
+            </w:pPr>
+            <w:r>
+              <w:rPr>
+                <w:color w:val="000000"/>
+                <w:sz w:val="15"/>
+                <w:szCs w:val="15"/>
+              </w:rPr>
+              <w:t>Garage Data Integration Delays</w:t>
+            </w:r>
+          </w:p>
+        </w:tc>
+        <w:tc>
+          <w:tcPr>
+            <w:tcW w:w="0" w:type="auto"/>
+            <w:hideMark/>
+          </w:tcPr>
+          <w:p>
+            <w:pPr>
+              <w:rPr>
+                <w:color w:val="000000"/>
+                <w:sz w:val="15"/>
+                <w:szCs w:val="15"/>
+              </w:rPr>
+            </w:pPr>
+            <w:r>
+              <w:rPr>
+                <w:color w:val="000000"/>
+                <w:sz w:val="15"/>
+                <w:szCs w:val="15"/>
+              </w:rPr>
+              <w:t>Schedule</w:t>
+            </w:r>
+          </w:p>
+        </w:tc>
+        <w:tc>
+          <w:tcPr>
+            <w:tcW w:w="0" w:type="auto"/>
+            <w:hideMark/>
+          </w:tcPr>
+          <w:p>
+            <w:pPr>
+              <w:jc w:val="right"/>
+              <w:rPr>
+                <w:color w:val="000000"/>
+                <w:sz w:val="15"/>
+                <w:szCs w:val="15"/>
+              </w:rPr>
+            </w:pPr>
+            <w:r>
+              <w:rPr>
+                <w:color w:val="000000"/>
+                <w:sz w:val="15"/>
+                <w:szCs w:val="15"/>
+              </w:rPr>
+              <w:t>3</w:t>
+            </w:r>
+          </w:p>
+        </w:tc>
+        <w:tc>
+          <w:tcPr>
+            <w:tcW w:w="0" w:type="auto"/>
+            <w:hideMark/>
+          </w:tcPr>
+          <w:p>
+            <w:pPr>
+              <w:jc w:val="right"/>
+              <w:rPr>
+                <w:color w:val="000000"/>
+                <w:sz w:val="15"/>
+                <w:szCs w:val="15"/>
+              </w:rPr>
+            </w:pPr>
+            <w:r>
+              <w:rPr>
+                <w:color w:val="000000"/>
+                <w:sz w:val="15"/>
+                <w:szCs w:val="15"/>
+              </w:rPr>
+              <w:t>4</w:t>
+            </w:r>
+          </w:p>
+        </w:tc>
+        <w:tc>
+          <w:tcPr>
+            <w:tcW w:w="0" w:type="auto"/>
+            <w:hideMark/>
+          </w:tcPr>
+          <w:p>
+            <w:pPr>
+              <w:rPr>
+                <w:color w:val="000000"/>
+                <w:sz w:val="15"/>
+                <w:szCs w:val="15"/>
+              </w:rPr>
+            </w:pPr>
+            <w:r>
+              <w:rPr>
+                <w:rStyle w:val="Strong"/>
+                <w:rFonts w:eastAsiaTheme="majorEastAsia"/>
+                <w:color w:val="000000"/>
+                <w:sz w:val="15"/>
+                <w:szCs w:val="15"/>
+              </w:rPr>
+              <w:t>High</w:t>
+            </w:r>
+          </w:p>
+        </w:tc>
+        <w:tc>
+          <w:tcPr>
+            <w:tcW w:w="0" w:type="auto"/>
+            <w:hideMark/>
+          </w:tcPr>
+          <w:p>
+            <w:pPr>
+              <w:rPr>
+                <w:color w:val="000000"/>
+                <w:sz w:val="15"/>
+                <w:szCs w:val="15"/>
+              </w:rPr>
+            </w:pPr>
+            <w:r>
+              <w:rPr>
+                <w:rStyle w:val="Strong"/>
+                <w:rFonts w:eastAsiaTheme="majorEastAsia"/>
+                <w:color w:val="000000"/>
+                <w:sz w:val="15"/>
+                <w:szCs w:val="15"/>
+              </w:rPr>
+              <w:t>Mitigate</w:t>
+            </w:r>
+          </w:p>
+        </w:tc>
+        <w:tc>
+          <w:tcPr>
+            <w:tcW w:w="0" w:type="auto"/>
+            <w:hideMark/>
+          </w:tcPr>
+          <w:p>
+            <w:pPr>
+              <w:rPr>
+                <w:color w:val="000000"/>
+                <w:sz w:val="15"/>
+                <w:szCs w:val="15"/>
+              </w:rPr>
+            </w:pPr>
+            <w:r>
+              <w:rPr>
+                <w:color w:val="000000"/>
+                <w:sz w:val="15"/>
+                <w:szCs w:val="15"/>
+              </w:rPr>
+              <w:t>Project Team</w:t>
+            </w:r>
+          </w:p>
+        </w:tc>
+        <w:tc>
+          <w:tcPr>
+            <w:tcW w:w="0" w:type="auto"/>
+            <w:hideMark/>
+          </w:tcPr>
+          <w:p>
+            <w:pPr>
+              <w:rPr>
+                <w:color w:val="000000"/>
+                <w:sz w:val="15"/>
+                <w:szCs w:val="15"/>
+              </w:rPr>
+            </w:pPr>
+            <w:r>
+              <w:rPr>
+                <w:color w:val="000000"/>
+                <w:sz w:val="15"/>
+                <w:szCs w:val="15"/>
+              </w:rPr>
+              <w:t>Use representative occupancy data for development and testing while compatible garage-data integration is established.</w:t>
+            </w:r>
+          </w:p>
+        </w:tc>
+      </w:tr>
+      <w:tr>
+        <w:tc>
+          <w:tcPr>
+            <w:tcW w:w="0" w:type="auto"/>
+            <w:hideMark/>
+          </w:tcPr>
+          <w:p>
+            <w:pPr>
+              <w:rPr>
+                <w:color w:val="000000"/>
+                <w:sz w:val="15"/>
+                <w:szCs w:val="15"/>
+              </w:rPr>
+            </w:pPr>
+            <w:r>
+              <w:rPr>
+                <w:rStyle w:val="Strong"/>
+                <w:rFonts w:eastAsiaTheme="majorEastAsia"/>
+                <w:color w:val="000000"/>
+                <w:sz w:val="15"/>
+                <w:szCs w:val="15"/>
+              </w:rPr>
+              <w:lastRenderedPageBreak/>
+              <w:t>SR3</w:t>
+            </w:r>
+          </w:p>
+        </w:tc>
+        <w:tc>
+          <w:tcPr>
+            <w:tcW w:w="0" w:type="auto"/>
+            <w:hideMark/>
+          </w:tcPr>
+          <w:p>
+            <w:pPr>
+              <w:rPr>
+                <w:color w:val="000000"/>
+                <w:sz w:val="15"/>
+                <w:szCs w:val="15"/>
+              </w:rPr>
+            </w:pPr>
+            <w:r>
+              <w:rPr>
+                <w:color w:val="000000"/>
+                <w:sz w:val="15"/>
+                <w:szCs w:val="15"/>
+              </w:rPr>
+              <w:t>Scope Creep Beyond SRS</w:t>
+            </w:r>
+          </w:p>
+        </w:tc>
+        <w:tc>
+          <w:tcPr>
+            <w:tcW w:w="0" w:type="auto"/>
+            <w:hideMark/>
+          </w:tcPr>
+          <w:p>
+            <w:pPr>
+              <w:rPr>
+                <w:color w:val="000000"/>
+                <w:sz w:val="15"/>
+                <w:szCs w:val="15"/>
+              </w:rPr>
+            </w:pPr>
+            <w:r>
+              <w:rPr>
+                <w:color w:val="000000"/>
+                <w:sz w:val="15"/>
+                <w:szCs w:val="15"/>
+              </w:rPr>
+              <w:t>Schedule</w:t>
+            </w:r>
+          </w:p>
+        </w:tc>
+        <w:tc>
+          <w:tcPr>
+            <w:tcW w:w="0" w:type="auto"/>
+            <w:hideMark/>
+          </w:tcPr>
+          <w:p>
+            <w:pPr>
+              <w:jc w:val="right"/>
+              <w:rPr>
+                <w:color w:val="000000"/>
+                <w:sz w:val="15"/>
+                <w:szCs w:val="15"/>
+              </w:rPr>
+            </w:pPr>
+            <w:r>
+              <w:rPr>
+                <w:color w:val="000000"/>
+                <w:sz w:val="15"/>
+                <w:szCs w:val="15"/>
+              </w:rPr>
+              <w:t>4</w:t>
+            </w:r>
+          </w:p>
+        </w:tc>
+        <w:tc>
+          <w:tcPr>
+            <w:tcW w:w="0" w:type="auto"/>
+            <w:hideMark/>
+          </w:tcPr>
+          <w:p>
+            <w:pPr>
+              <w:jc w:val="right"/>
+              <w:rPr>
+                <w:color w:val="000000"/>
+                <w:sz w:val="15"/>
+                <w:szCs w:val="15"/>
+              </w:rPr>
+            </w:pPr>
+            <w:r>
+              <w:rPr>
+                <w:color w:val="000000"/>
+                <w:sz w:val="15"/>
+                <w:szCs w:val="15"/>
+              </w:rPr>
+              <w:t>3</w:t>
+            </w:r>
+          </w:p>
+        </w:tc>
+        <w:tc>
+          <w:tcPr>
+            <w:tcW w:w="0" w:type="auto"/>
+            <w:hideMark/>
+          </w:tcPr>
+          <w:p>
+            <w:pPr>
+              <w:rPr>
+                <w:color w:val="000000"/>
+                <w:sz w:val="15"/>
+                <w:szCs w:val="15"/>
+              </w:rPr>
+            </w:pPr>
+            <w:r>
+              <w:rPr>
+                <w:rStyle w:val="Strong"/>
+                <w:rFonts w:eastAsiaTheme="majorEastAsia"/>
+                <w:color w:val="000000"/>
+                <w:sz w:val="15"/>
+                <w:szCs w:val="15"/>
+              </w:rPr>
+              <w:t>High</w:t>
+            </w:r>
+          </w:p>
+        </w:tc>
+        <w:tc>
+          <w:tcPr>
+            <w:tcW w:w="0" w:type="auto"/>
+            <w:hideMark/>
+          </w:tcPr>
+          <w:p>
+            <w:pPr>
+              <w:rPr>
+                <w:color w:val="000000"/>
+                <w:sz w:val="15"/>
+                <w:szCs w:val="15"/>
+              </w:rPr>
+            </w:pPr>
+            <w:r>
+              <w:rPr>
+                <w:rStyle w:val="Strong"/>
+                <w:rFonts w:eastAsiaTheme="majorEastAsia"/>
+                <w:color w:val="000000"/>
+                <w:sz w:val="15"/>
+                <w:szCs w:val="15"/>
+              </w:rPr>
+              <w:t>Avoid</w:t>
+            </w:r>
+          </w:p>
+        </w:tc>
+        <w:tc>
+          <w:tcPr>
+            <w:tcW w:w="0" w:type="auto"/>
+            <w:hideMark/>
+          </w:tcPr>
+          <w:p>
+            <w:pPr>
+              <w:rPr>
+                <w:color w:val="000000"/>
+                <w:sz w:val="15"/>
+                <w:szCs w:val="15"/>
+              </w:rPr>
+            </w:pPr>
+            <w:r>
+              <w:rPr>
+                <w:color w:val="000000"/>
+                <w:sz w:val="15"/>
+                <w:szCs w:val="15"/>
+              </w:rPr>
+              <w:t>Project Team</w:t>
+            </w:r>
+          </w:p>
+        </w:tc>
+        <w:tc>
+          <w:tcPr>
+            <w:tcW w:w="0" w:type="auto"/>
+            <w:hideMark/>
+          </w:tcPr>
+          <w:p>
+            <w:pPr>
+              <w:rPr>
+                <w:color w:val="000000"/>
+                <w:sz w:val="15"/>
+                <w:szCs w:val="15"/>
+              </w:rPr>
+            </w:pPr>
+            <w:r>
+              <w:rPr>
+                <w:color w:val="000000"/>
+                <w:sz w:val="15"/>
+                <w:szCs w:val="15"/>
+              </w:rPr>
+              <w:t>Maintain established SRS boundaries and formally evaluate requested changes before adding new functionality.</w:t>
+            </w:r>
+          </w:p>
+        </w:tc>
+      </w:tr>
+      <w:tr>
+        <w:tc>
+          <w:tcPr>
+            <w:tcW w:w="0" w:type="auto"/>
+            <w:hideMark/>
+          </w:tcPr>
+          <w:p>
+            <w:pPr>
+              <w:rPr>
+                <w:color w:val="000000"/>
+                <w:sz w:val="15"/>
+                <w:szCs w:val="15"/>
+              </w:rPr>
+            </w:pPr>
+            <w:r>
+              <w:rPr>
+                <w:rStyle w:val="Strong"/>
+                <w:rFonts w:eastAsiaTheme="majorEastAsia"/>
+                <w:color w:val="000000"/>
+                <w:sz w:val="15"/>
+                <w:szCs w:val="15"/>
+              </w:rPr>
+              <w:t>FR3</w:t>
+            </w:r>
+          </w:p>
+        </w:tc>
+        <w:tc>
+          <w:tcPr>
+            <w:tcW w:w="0" w:type="auto"/>
+            <w:hideMark/>
+          </w:tcPr>
+          <w:p>
+            <w:pPr>
+              <w:rPr>
+                <w:color w:val="000000"/>
+                <w:sz w:val="15"/>
+                <w:szCs w:val="15"/>
+              </w:rPr>
+            </w:pPr>
+            <w:r>
+              <w:rPr>
+                <w:color w:val="000000"/>
+                <w:sz w:val="15"/>
+                <w:szCs w:val="15"/>
+              </w:rPr>
+              <w:t>Cloud Infrastructure Scaling Costs</w:t>
+            </w:r>
+          </w:p>
+        </w:tc>
+        <w:tc>
+          <w:tcPr>
+            <w:tcW w:w="0" w:type="auto"/>
+            <w:hideMark/>
+          </w:tcPr>
+          <w:p>
+            <w:pPr>
+              <w:rPr>
+                <w:color w:val="000000"/>
+                <w:sz w:val="15"/>
+                <w:szCs w:val="15"/>
+              </w:rPr>
+            </w:pPr>
+            <w:r>
+              <w:rPr>
+                <w:color w:val="000000"/>
+                <w:sz w:val="15"/>
+                <w:szCs w:val="15"/>
+              </w:rPr>
+              <w:t>Financial</w:t>
+            </w:r>
+          </w:p>
+        </w:tc>
+        <w:tc>
+          <w:tcPr>
+            <w:tcW w:w="0" w:type="auto"/>
+            <w:hideMark/>
+          </w:tcPr>
+          <w:p>
+            <w:pPr>
+              <w:jc w:val="right"/>
+              <w:rPr>
+                <w:color w:val="000000"/>
+                <w:sz w:val="15"/>
+                <w:szCs w:val="15"/>
+              </w:rPr>
+            </w:pPr>
+            <w:r>
+              <w:rPr>
+                <w:color w:val="000000"/>
+                <w:sz w:val="15"/>
+                <w:szCs w:val="15"/>
+              </w:rPr>
+              <w:t>3</w:t>
+            </w:r>
+          </w:p>
+        </w:tc>
+        <w:tc>
+          <w:tcPr>
+            <w:tcW w:w="0" w:type="auto"/>
+            <w:hideMark/>
+          </w:tcPr>
+          <w:p>
+            <w:pPr>
+              <w:jc w:val="right"/>
+              <w:rPr>
+                <w:color w:val="000000"/>
+                <w:sz w:val="15"/>
+                <w:szCs w:val="15"/>
+              </w:rPr>
+            </w:pPr>
+            <w:r>
+              <w:rPr>
+                <w:color w:val="000000"/>
+                <w:sz w:val="15"/>
+                <w:szCs w:val="15"/>
+              </w:rPr>
+              <w:t>3</w:t>
+            </w:r>
+          </w:p>
+        </w:tc>
+        <w:tc>
+          <w:tcPr>
+            <w:tcW w:w="0" w:type="auto"/>
+            <w:hideMark/>
+          </w:tcPr>
+          <w:p>
+            <w:pPr>
+              <w:rPr>
+                <w:color w:val="000000"/>
+                <w:sz w:val="15"/>
+                <w:szCs w:val="15"/>
+              </w:rPr>
+            </w:pPr>
+            <w:r>
+              <w:rPr>
+                <w:rStyle w:val="Strong"/>
+                <w:rFonts w:eastAsiaTheme="majorEastAsia"/>
+                <w:color w:val="000000"/>
+                <w:sz w:val="15"/>
+                <w:szCs w:val="15"/>
+              </w:rPr>
+              <w:t>Medium</w:t>
+            </w:r>
+          </w:p>
+        </w:tc>
+        <w:tc>
+          <w:tcPr>
+            <w:tcW w:w="0" w:type="auto"/>
+            <w:hideMark/>
+          </w:tcPr>
+          <w:p>
+            <w:pPr>
+              <w:rPr>
+                <w:color w:val="000000"/>
+                <w:sz w:val="15"/>
+                <w:szCs w:val="15"/>
+              </w:rPr>
+            </w:pPr>
+            <w:r>
+              <w:rPr>
+                <w:rStyle w:val="Strong"/>
+                <w:rFonts w:eastAsiaTheme="majorEastAsia"/>
+                <w:color w:val="000000"/>
+                <w:sz w:val="15"/>
+                <w:szCs w:val="15"/>
+              </w:rPr>
+              <w:t>Accept</w:t>
+            </w:r>
+          </w:p>
+        </w:tc>
+        <w:tc>
+          <w:tcPr>
+            <w:tcW w:w="0" w:type="auto"/>
+            <w:hideMark/>
+          </w:tcPr>
+          <w:p>
+            <w:pPr>
+              <w:rPr>
+                <w:color w:val="000000"/>
+                <w:sz w:val="15"/>
+                <w:szCs w:val="15"/>
+              </w:rPr>
+            </w:pPr>
+            <w:r>
+              <w:rPr>
+                <w:color w:val="000000"/>
+                <w:sz w:val="15"/>
+                <w:szCs w:val="15"/>
+              </w:rPr>
+              <w:t>Project Team</w:t>
+            </w:r>
+          </w:p>
+        </w:tc>
+        <w:tc>
+          <w:tcPr>
+            <w:tcW w:w="0" w:type="auto"/>
+            <w:hideMark/>
+          </w:tcPr>
+          <w:p>
+            <w:pPr>
+              <w:rPr>
+                <w:color w:val="000000"/>
+                <w:sz w:val="15"/>
+                <w:szCs w:val="15"/>
+              </w:rPr>
+            </w:pPr>
+            <w:r>
+              <w:rPr>
+                <w:color w:val="000000"/>
+                <w:sz w:val="15"/>
+                <w:szCs w:val="15"/>
+              </w:rPr>
+              <w:t>Monitor infrastructure usage and scaling requirements as system load increases.</w:t>
+            </w:r>
+          </w:p>
+        </w:tc>
+      </w:tr>
+      <w:tr>
+        <w:tc>
+          <w:tcPr>
+            <w:tcW w:w="0" w:type="auto"/>
+            <w:hideMark/>
+          </w:tcPr>
+          <w:p>
+            <w:pPr>
+              <w:rPr>
+                <w:color w:val="000000"/>
+                <w:sz w:val="15"/>
+                <w:szCs w:val="15"/>
+              </w:rPr>
+            </w:pPr>
+            <w:r>
+              <w:rPr>
+                <w:rStyle w:val="Strong"/>
+                <w:rFonts w:eastAsiaTheme="majorEastAsia"/>
+                <w:color w:val="000000"/>
+                <w:sz w:val="15"/>
+                <w:szCs w:val="15"/>
+              </w:rPr>
+              <w:t>PR1</w:t>
+            </w:r>
+          </w:p>
+        </w:tc>
+        <w:tc>
+          <w:tcPr>
+            <w:tcW w:w="0" w:type="auto"/>
+            <w:hideMark/>
+          </w:tcPr>
+          <w:p>
+            <w:pPr>
+              <w:rPr>
+                <w:color w:val="000000"/>
+                <w:sz w:val="15"/>
+                <w:szCs w:val="15"/>
+              </w:rPr>
+            </w:pPr>
+            <w:r>
+              <w:rPr>
+                <w:color w:val="000000"/>
+                <w:sz w:val="15"/>
+                <w:szCs w:val="15"/>
+              </w:rPr>
+              <w:t>Key Team Member Unavailability</w:t>
+            </w:r>
+          </w:p>
+        </w:tc>
+        <w:tc>
+          <w:tcPr>
+            <w:tcW w:w="0" w:type="auto"/>
+            <w:hideMark/>
+          </w:tcPr>
+          <w:p>
+            <w:pPr>
+              <w:rPr>
+                <w:color w:val="000000"/>
+                <w:sz w:val="15"/>
+                <w:szCs w:val="15"/>
+              </w:rPr>
+            </w:pPr>
+            <w:r>
+              <w:rPr>
+                <w:color w:val="000000"/>
+                <w:sz w:val="15"/>
+                <w:szCs w:val="15"/>
+              </w:rPr>
+              <w:t>People</w:t>
+            </w:r>
+          </w:p>
+        </w:tc>
+        <w:tc>
+          <w:tcPr>
+            <w:tcW w:w="0" w:type="auto"/>
+            <w:hideMark/>
+          </w:tcPr>
+          <w:p>
+            <w:pPr>
+              <w:jc w:val="right"/>
+              <w:rPr>
+                <w:color w:val="000000"/>
+                <w:sz w:val="15"/>
+                <w:szCs w:val="15"/>
+              </w:rPr>
+            </w:pPr>
+            <w:r>
+              <w:rPr>
+                <w:color w:val="000000"/>
+                <w:sz w:val="15"/>
+                <w:szCs w:val="15"/>
+              </w:rPr>
+              <w:t>2</w:t>
+            </w:r>
+          </w:p>
+        </w:tc>
+        <w:tc>
+          <w:tcPr>
+            <w:tcW w:w="0" w:type="auto"/>
+            <w:hideMark/>
+          </w:tcPr>
+          <w:p>
+            <w:pPr>
+              <w:jc w:val="right"/>
+              <w:rPr>
+                <w:color w:val="000000"/>
+                <w:sz w:val="15"/>
+                <w:szCs w:val="15"/>
+              </w:rPr>
+            </w:pPr>
+            <w:r>
+              <w:rPr>
+                <w:color w:val="000000"/>
+                <w:sz w:val="15"/>
+                <w:szCs w:val="15"/>
+              </w:rPr>
+              <w:t>4</w:t>
+            </w:r>
+          </w:p>
+        </w:tc>
+        <w:tc>
+          <w:tcPr>
+            <w:tcW w:w="0" w:type="auto"/>
+            <w:hideMark/>
+          </w:tcPr>
+          <w:p>
+            <w:pPr>
+              <w:rPr>
+                <w:color w:val="000000"/>
+                <w:sz w:val="15"/>
+                <w:szCs w:val="15"/>
+              </w:rPr>
+            </w:pPr>
+            <w:r>
+              <w:rPr>
+                <w:rStyle w:val="Strong"/>
+                <w:rFonts w:eastAsiaTheme="majorEastAsia"/>
+                <w:color w:val="000000"/>
+                <w:sz w:val="15"/>
+                <w:szCs w:val="15"/>
+              </w:rPr>
+              <w:t>Medium</w:t>
+            </w:r>
+          </w:p>
+        </w:tc>
+        <w:tc>
+          <w:tcPr>
+            <w:tcW w:w="0" w:type="auto"/>
+            <w:hideMark/>
+          </w:tcPr>
+          <w:p>
+            <w:pPr>
+              <w:rPr>
+                <w:color w:val="000000"/>
+                <w:sz w:val="15"/>
+                <w:szCs w:val="15"/>
+              </w:rPr>
+            </w:pPr>
+            <w:r>
+              <w:rPr>
+                <w:rStyle w:val="Strong"/>
+                <w:rFonts w:eastAsiaTheme="majorEastAsia"/>
+                <w:color w:val="000000"/>
+                <w:sz w:val="15"/>
+                <w:szCs w:val="15"/>
+              </w:rPr>
+              <w:t>Mitigate</w:t>
+            </w:r>
+          </w:p>
+        </w:tc>
+        <w:tc>
+          <w:tcPr>
+            <w:tcW w:w="0" w:type="auto"/>
+            <w:hideMark/>
+          </w:tcPr>
+          <w:p>
+            <w:pPr>
+              <w:rPr>
+                <w:color w:val="000000"/>
+                <w:sz w:val="15"/>
+                <w:szCs w:val="15"/>
+              </w:rPr>
+            </w:pPr>
+            <w:r>
+              <w:rPr>
+                <w:color w:val="000000"/>
+                <w:sz w:val="15"/>
+                <w:szCs w:val="15"/>
+              </w:rPr>
+              <w:t>Project Team</w:t>
+            </w:r>
+          </w:p>
+        </w:tc>
+        <w:tc>
+          <w:tcPr>
+            <w:tcW w:w="0" w:type="auto"/>
+            <w:hideMark/>
+          </w:tcPr>
+          <w:p>
+            <w:pPr>
+              <w:rPr>
+                <w:color w:val="000000"/>
+                <w:sz w:val="15"/>
+                <w:szCs w:val="15"/>
+              </w:rPr>
+            </w:pPr>
+            <w:r>
+              <w:rPr>
+                <w:color w:val="000000"/>
+                <w:sz w:val="15"/>
+                <w:szCs w:val="15"/>
+              </w:rPr>
+              <w:t>Maintain project documentation and distribute knowledge so critical work can be continued by another team member.</w:t>
+            </w:r>
+          </w:p>
+        </w:tc>
+      </w:tr>
+      <w:tr>
+        <w:tc>
+          <w:tcPr>
+            <w:tcW w:w="0" w:type="auto"/>
+            <w:hideMark/>
+          </w:tcPr>
+          <w:p>
+            <w:pPr>
+              <w:rPr>
+                <w:color w:val="000000"/>
+                <w:sz w:val="15"/>
+                <w:szCs w:val="15"/>
+              </w:rPr>
+            </w:pPr>
+            <w:r>
+              <w:rPr>
+                <w:rStyle w:val="Strong"/>
+                <w:rFonts w:eastAsiaTheme="majorEastAsia"/>
+                <w:color w:val="000000"/>
+                <w:sz w:val="15"/>
+                <w:szCs w:val="15"/>
+              </w:rPr>
+              <w:t>PR2</w:t>
+            </w:r>
+          </w:p>
+        </w:tc>
+        <w:tc>
+          <w:tcPr>
+            <w:tcW w:w="0" w:type="auto"/>
+            <w:hideMark/>
+          </w:tcPr>
+          <w:p>
+            <w:pPr>
+              <w:rPr>
+                <w:color w:val="000000"/>
+                <w:sz w:val="15"/>
+                <w:szCs w:val="15"/>
+              </w:rPr>
+            </w:pPr>
+            <w:r>
+              <w:rPr>
+                <w:color w:val="000000"/>
+                <w:sz w:val="15"/>
+                <w:szCs w:val="15"/>
+              </w:rPr>
+              <w:t>Technical Skill Gaps</w:t>
+            </w:r>
+          </w:p>
+        </w:tc>
+        <w:tc>
+          <w:tcPr>
+            <w:tcW w:w="0" w:type="auto"/>
+            <w:hideMark/>
+          </w:tcPr>
+          <w:p>
+            <w:pPr>
+              <w:rPr>
+                <w:color w:val="000000"/>
+                <w:sz w:val="15"/>
+                <w:szCs w:val="15"/>
+              </w:rPr>
+            </w:pPr>
+            <w:r>
+              <w:rPr>
+                <w:color w:val="000000"/>
+                <w:sz w:val="15"/>
+                <w:szCs w:val="15"/>
+              </w:rPr>
+              <w:t>People</w:t>
+            </w:r>
+          </w:p>
+        </w:tc>
+        <w:tc>
+          <w:tcPr>
+            <w:tcW w:w="0" w:type="auto"/>
+            <w:hideMark/>
+          </w:tcPr>
+          <w:p>
+            <w:pPr>
+              <w:jc w:val="right"/>
+              <w:rPr>
+                <w:color w:val="000000"/>
+                <w:sz w:val="15"/>
+                <w:szCs w:val="15"/>
+              </w:rPr>
+            </w:pPr>
+            <w:r>
+              <w:rPr>
+                <w:color w:val="000000"/>
+                <w:sz w:val="15"/>
+                <w:szCs w:val="15"/>
+              </w:rPr>
+              <w:t>3</w:t>
+            </w:r>
+          </w:p>
+        </w:tc>
+        <w:tc>
+          <w:tcPr>
+            <w:tcW w:w="0" w:type="auto"/>
+            <w:hideMark/>
+          </w:tcPr>
+          <w:p>
+            <w:pPr>
+              <w:jc w:val="right"/>
+              <w:rPr>
+                <w:color w:val="000000"/>
+                <w:sz w:val="15"/>
+                <w:szCs w:val="15"/>
+              </w:rPr>
+            </w:pPr>
+            <w:r>
+              <w:rPr>
+                <w:color w:val="000000"/>
+                <w:sz w:val="15"/>
+                <w:szCs w:val="15"/>
+              </w:rPr>
+              <w:t>3</w:t>
+            </w:r>
+          </w:p>
+        </w:tc>
+        <w:tc>
+          <w:tcPr>
+            <w:tcW w:w="0" w:type="auto"/>
+            <w:hideMark/>
+          </w:tcPr>
+          <w:p>
+            <w:pPr>
+              <w:rPr>
+                <w:color w:val="000000"/>
+                <w:sz w:val="15"/>
+                <w:szCs w:val="15"/>
+              </w:rPr>
+            </w:pPr>
+            <w:r>
+              <w:rPr>
+                <w:rStyle w:val="Strong"/>
+                <w:rFonts w:eastAsiaTheme="majorEastAsia"/>
+                <w:color w:val="000000"/>
+                <w:sz w:val="15"/>
+                <w:szCs w:val="15"/>
+              </w:rPr>
+              <w:t>Medium</w:t>
+            </w:r>
+          </w:p>
+        </w:tc>
+        <w:tc>
+          <w:tcPr>
+            <w:tcW w:w="0" w:type="auto"/>
+            <w:hideMark/>
+          </w:tcPr>
+          <w:p>
+            <w:pPr>
+              <w:rPr>
+                <w:color w:val="000000"/>
+                <w:sz w:val="15"/>
+                <w:szCs w:val="15"/>
+              </w:rPr>
+            </w:pPr>
+            <w:r>
+              <w:rPr>
+                <w:rStyle w:val="Strong"/>
+                <w:rFonts w:eastAsiaTheme="majorEastAsia"/>
+                <w:color w:val="000000"/>
+                <w:sz w:val="15"/>
+                <w:szCs w:val="15"/>
+              </w:rPr>
+              <w:t>Mitigate</w:t>
+            </w:r>
+          </w:p>
+        </w:tc>
+        <w:tc>
+          <w:tcPr>
+            <w:tcW w:w="0" w:type="auto"/>
+            <w:hideMark/>
+          </w:tcPr>
+          <w:p>
+            <w:pPr>
+              <w:rPr>
+                <w:color w:val="000000"/>
+                <w:sz w:val="15"/>
+                <w:szCs w:val="15"/>
+              </w:rPr>
+            </w:pPr>
+            <w:r>
+              <w:rPr>
+                <w:color w:val="000000"/>
+                <w:sz w:val="15"/>
+                <w:szCs w:val="15"/>
+              </w:rPr>
+              <w:t>Project Team</w:t>
+            </w:r>
+          </w:p>
+        </w:tc>
+        <w:tc>
+          <w:tcPr>
+            <w:tcW w:w="0" w:type="auto"/>
+            <w:hideMark/>
+          </w:tcPr>
+          <w:p>
+            <w:pPr>
+              <w:rPr>
+                <w:color w:val="000000"/>
+                <w:sz w:val="15"/>
+                <w:szCs w:val="15"/>
+              </w:rPr>
+            </w:pPr>
+            <w:r>
+              <w:rPr>
+                <w:color w:val="000000"/>
+                <w:sz w:val="15"/>
+                <w:szCs w:val="15"/>
+              </w:rPr>
+              <w:t>Review relevant technical documentation and conduct focused research and testing before implementing unfamiliar integrations.</w:t>
+            </w:r>
+          </w:p>
+        </w:tc>
+      </w:tr>
+    </w:tbl>
+    <w:p/>
+    <w:p/>
+    <w:p>
+      <w:pPr>
+        <w:rPr>
+          <w:b/>
+          <w:bCs/>
+        </w:rPr>
+      </w:pPr>
+      <w:r>
+        <w:rPr>
+          <w:b/>
+          <w:bCs/>
+        </w:rPr>
+        <w:t>8.3 Quality Management Plan (QA vs. QC)</w:t>
+      </w:r>
+      <w:r>
+        <w:rPr>
+          <w:b/>
+          <w:bCs/>
+        </w:rPr>
+        <w:br/>
+      </w:r>
+    </w:p>
+    <w:p>
+      <w:r>
+        <w:t>Quality of our Product is maintained through a combination of process-oriented Quality Assurance (QA) and product-oriented Quality Control (QC), their roles have been provided below:</w:t>
+      </w:r>
+    </w:p>
+    <w:p>
+      <w:pPr>
+        <w:numPr>
+          <w:ilvl w:val="0"/>
+          <w:numId w:val="72"/>
+        </w:numPr>
+      </w:pPr>
+      <w:r>
+        <w:rPr>
+          <w:b/>
+          <w:bCs/>
+        </w:rPr>
+        <w:t>Quality Assurance (QA – Process Focused):</w:t>
+      </w:r>
+      <w:r>
+        <w:t> Focuses on preventing defects by establishing and reviewing the processes used to develop the system. QA activities include peer review checklists, code reviews, formal release testing procedures, and the use of a staging environment before release.</w:t>
+      </w:r>
+    </w:p>
+    <w:p>
+      <w:pPr>
+        <w:numPr>
+          <w:ilvl w:val="0"/>
+          <w:numId w:val="72"/>
+        </w:numPr>
+      </w:pPr>
+      <w:r>
+        <w:rPr>
+          <w:b/>
+          <w:bCs/>
+        </w:rPr>
+        <w:t>Quality Control (QC – Product Focused):</w:t>
+      </w:r>
+      <w:r>
+        <w:t> Focuses on detecting defects in the completed or functioning product. QC activities include test execution and automated regression testing to identify defects and verify that system functionality continues to meet project requirements.</w:t>
+      </w:r>
+    </w:p>
+    <w:p/>
+    <w:p/>
+    <w:p/>
+    <w:p/>
+    <w:p/>
+    <w:p/>
+    <w:p/>
+    <w:p/>
+    <w:p/>
+    <w:p/>
+    <w:p/>
+    <w:p/>
+    <w:p/>
+    <w:p/>
+    <w:p/>
+    <w:p/>
+    <w:p/>
+    <w:p/>
+    <w:p/>
+    <w:p/>
+    <w:p/>
+    <w:p/>
+    <w:p>
+      <w:pPr>
+        <w:rPr>
+          <w:b/>
+          <w:bCs/>
+        </w:rPr>
+      </w:pPr>
+      <w:r>
+        <w:rPr>
+          <w:b/>
+          <w:bCs/>
+        </w:rPr>
+        <w:lastRenderedPageBreak/>
+        <w:t>8.4 Communication Plan &amp; Stakeholder Management</w:t>
+      </w:r>
+    </w:p>
+    <w:p>
+      <w:r>
+        <w:t>To maintain alignment between the WE ARE $oftware ¢orp. project team and project stakeholders, the Smart Parking Platform utilizes established communication channels, recurring meetings, and stakeholder reporting methods described below:</w:t>
+      </w:r>
+    </w:p>
+    <w:p>
+      <w:pPr>
+        <w:rPr>
+          <w:b/>
+          <w:bCs/>
+        </w:rPr>
+      </w:pPr>
+    </w:p>
+    <w:p>
+      <w:pPr>
+        <w:rPr>
+          <w:b/>
+          <w:bCs/>
+        </w:rPr>
+      </w:pPr>
+      <w:r>
+        <w:rPr>
+          <w:b/>
+          <w:bCs/>
+        </w:rPr>
+        <w:t>A. Team Communication Channels l</w:t>
+      </w:r>
+    </w:p>
+    <w:p>
+      <w:r>
+        <w:t xml:space="preserve">Communication will be centralized to ensure that information is shared consistently between the project lead and the functional areas of the project, including the Driver Application, Parking Operator Portal, Backend &amp; Integration Infrastructure, and Quality Assurance activities. </w:t>
+      </w:r>
+    </w:p>
+    <w:p/>
+    <w:p>
+      <w:r>
+        <w:t>Team communication channels will be used for day-to-day coordination, while GitHub and Trello will maintain project documentation, task assignments, backlog items, and development progress.</w:t>
+      </w:r>
+    </w:p>
+    <w:p/>
+    <w:p>
+      <w:r>
+        <w:t>Communication complexity will be considered as the project team expands. The number of possible communication channels is calculated using </w:t>
+      </w:r>
+      <w:r>
+        <w:rPr>
+          <w:b/>
+          <w:bCs/>
+        </w:rPr>
+        <w:t>N(N−1)/2</w:t>
+      </w:r>
+      <w:r>
+        <w:t>, where </w:t>
+      </w:r>
+      <w:r>
+        <w:rPr>
+          <w:b/>
+          <w:bCs/>
+        </w:rPr>
+        <w:t>N</w:t>
+      </w:r>
+      <w:r>
+        <w:t> represents the number of team members.</w:t>
+      </w:r>
+    </w:p>
+    <w:p/>
+    <w:p>
+      <w:pPr>
+        <w:rPr>
+          <w:b/>
+          <w:bCs/>
+        </w:rPr>
+      </w:pPr>
+      <w:r>
+        <w:rPr>
+          <w:b/>
+          <w:bCs/>
+        </w:rPr>
+        <w:t>B. Team Meeting Cadence</w:t>
+      </w:r>
+    </w:p>
+    <w:p>
+      <w:pPr>
+        <w:numPr>
+          <w:ilvl w:val="0"/>
+          <w:numId w:val="73"/>
+        </w:numPr>
+      </w:pPr>
+      <w:r>
+        <w:rPr>
+          <w:b/>
+          <w:bCs/>
+        </w:rPr>
+        <w:t>Daily Stand-Up (15 Minutes):</w:t>
+      </w:r>
+      <w:r>
+        <w:t> Development team members briefly report what they completed yesterday, what they plan to work on today, and any blockers preventing progress.</w:t>
+      </w:r>
+    </w:p>
+    <w:p>
+      <w:pPr>
+        <w:numPr>
+          <w:ilvl w:val="0"/>
+          <w:numId w:val="73"/>
+        </w:numPr>
+      </w:pPr>
+      <w:r>
+        <w:rPr>
+          <w:b/>
+          <w:bCs/>
+        </w:rPr>
+        <w:t>Weekly Project Progress Meeting:</w:t>
+      </w:r>
+      <w:r>
+        <w:t> The project lead reviews completed and outstanding work, Trello backlog progress, GitHub documentation updates, upcoming deadlines, and changes to identified project risks.</w:t>
+      </w:r>
+    </w:p>
+    <w:p>
+      <w:pPr>
+        <w:numPr>
+          <w:ilvl w:val="0"/>
+          <w:numId w:val="73"/>
+        </w:numPr>
+      </w:pPr>
+      <w:r>
+        <w:rPr>
+          <w:b/>
+          <w:bCs/>
+        </w:rPr>
+        <w:t>Weekly Stakeholder Update (1–2 Minutes):</w:t>
+      </w:r>
+      <w:r>
+        <w:t> A short progress update is provided to the project stakeholder/investor representative summarizing completed work, current project status, and the next planned activities.</w:t>
+      </w:r>
+    </w:p>
+    <w:p>
+      <w:pPr>
+        <w:numPr>
+          <w:ilvl w:val="0"/>
+          <w:numId w:val="73"/>
+        </w:numPr>
+      </w:pPr>
+      <w:r>
+        <w:rPr>
+          <w:b/>
+          <w:bCs/>
+        </w:rPr>
+        <w:t>Monthly Sprint &amp; Stakeholder Review:</w:t>
+      </w:r>
+      <w:r>
+        <w:t> A higher-level review is conducted to demonstrate completed functionality, evaluate sprint progress, discuss major risks or issues, and confirm upcoming project priorities.</w:t>
+      </w:r>
+    </w:p>
+    <w:p/>
+    <w:p/>
+    <w:p>
+      <w:pPr>
+        <w:rPr>
+          <w:b/>
+          <w:bCs/>
+        </w:rPr>
+      </w:pPr>
+      <w:r>
+        <w:rPr>
+          <w:b/>
+          <w:bCs/>
+        </w:rPr>
+        <w:t>C. Stakeholder Reporting Methods</w:t>
+      </w:r>
+    </w:p>
+    <w:p>
+      <w:pPr>
+        <w:numPr>
+          <w:ilvl w:val="0"/>
+          <w:numId w:val="74"/>
+        </w:numPr>
+      </w:pPr>
+      <w:r>
+        <w:rPr>
+          <w:b/>
+          <w:bCs/>
+        </w:rPr>
+        <w:t>Project Stakeholder / Investor Representative:</w:t>
+      </w:r>
+      <w:r>
+        <w:t> Receives concise weekly progress updates and demonstrations focused on project status, completed milestones, major risks, and upcoming work.</w:t>
+      </w:r>
+    </w:p>
+    <w:p>
+      <w:pPr>
+        <w:numPr>
+          <w:ilvl w:val="0"/>
+          <w:numId w:val="74"/>
+        </w:numPr>
+      </w:pPr>
+      <w:r>
+        <w:rPr>
+          <w:b/>
+          <w:bCs/>
+        </w:rPr>
+        <w:t>Project Lead and Development Teams:</w:t>
+      </w:r>
+      <w:r>
+        <w:t> Use Trello to manage backlog items and project tasks and GitHub to maintain project documentation and development progress.</w:t>
+      </w:r>
+    </w:p>
+    <w:p>
+      <w:pPr>
+        <w:numPr>
+          <w:ilvl w:val="0"/>
+          <w:numId w:val="74"/>
+        </w:numPr>
+      </w:pPr>
+      <w:r>
+        <w:rPr>
+          <w:b/>
+          <w:bCs/>
+        </w:rPr>
+        <w:t>Formal Project Reporting:</w:t>
+      </w:r>
+      <w:r>
+        <w:t> Dashboards, progress reports, and demonstrations are used to communicate project status at the appropriate level of detail for the intended audience.</w:t>
+      </w:r>
+    </w:p>
     <w:p/>
     <w:sectPr>
       <w:headerReference w:type="default" r:id="rId10"/>
@@ -27096,6 +30775,155 @@
     </w:lvl>
   </w:abstractNum>
   <w:abstractNum w:abstractNumId="27" w15:restartNumberingAfterBreak="0">
+    <w:nsid w:val="35066940"/>
+    <w:multiLevelType w:val="multilevel"/>
+    <w:tmpl w:val="01BAAE2C"/>
+    <w:lvl w:ilvl="0">
+      <w:start w:val="1"/>
+      <w:numFmt w:val="bullet"/>
+      <w:lvlText w:val=""/>
+      <w:lvlJc w:val="left"/>
+      <w:pPr>
+        <w:tabs>
+          <w:tab w:val="num" w:pos="720"/>
+        </w:tabs>
+        <w:ind w:left="720" w:hanging="360"/>
+      </w:pPr>
+      <w:rPr>
+        <w:rFonts w:ascii="Symbol" w:hAnsi="Symbol" w:hint="default"/>
+        <w:sz w:val="20"/>
+      </w:rPr>
+    </w:lvl>
+    <w:lvl w:ilvl="1" w:tentative="1">
+      <w:start w:val="1"/>
+      <w:numFmt w:val="bullet"/>
+      <w:lvlText w:val="o"/>
+      <w:lvlJc w:val="left"/>
+      <w:pPr>
+        <w:tabs>
+          <w:tab w:val="num" w:pos="1440"/>
+        </w:tabs>
+        <w:ind w:left="1440" w:hanging="360"/>
+      </w:pPr>
+      <w:rPr>
+        <w:rFonts w:ascii="Courier New" w:hAnsi="Courier New" w:hint="default"/>
+        <w:sz w:val="20"/>
+      </w:rPr>
+    </w:lvl>
+    <w:lvl w:ilvl="2" w:tentative="1">
+      <w:start w:val="1"/>
+      <w:numFmt w:val="bullet"/>
+      <w:lvlText w:val=""/>
+      <w:lvlJc w:val="left"/>
+      <w:pPr>
+        <w:tabs>
+          <w:tab w:val="num" w:pos="2160"/>
+        </w:tabs>
+        <w:ind w:left="2160" w:hanging="360"/>
+      </w:pPr>
+      <w:rPr>
+        <w:rFonts w:ascii="Wingdings" w:hAnsi="Wingdings" w:hint="default"/>
+        <w:sz w:val="20"/>
+      </w:rPr>
+    </w:lvl>
+    <w:lvl w:ilvl="3" w:tentative="1">
+      <w:start w:val="1"/>
+      <w:numFmt w:val="bullet"/>
+      <w:lvlText w:val=""/>
+      <w:lvlJc w:val="left"/>
+      <w:pPr>
+        <w:tabs>
+          <w:tab w:val="num" w:pos="2880"/>
+        </w:tabs>
+        <w:ind w:left="2880" w:hanging="360"/>
+      </w:pPr>
+      <w:rPr>
+        <w:rFonts w:ascii="Wingdings" w:hAnsi="Wingdings" w:hint="default"/>
+        <w:sz w:val="20"/>
+      </w:rPr>
+    </w:lvl>
+    <w:lvl w:ilvl="4" w:tentative="1">
+      <w:start w:val="1"/>
+      <w:numFmt w:val="bullet"/>
+      <w:lvlText w:val=""/>
+      <w:lvlJc w:val="left"/>
+      <w:pPr>
+        <w:tabs>
+          <w:tab w:val="num" w:pos="3600"/>
+        </w:tabs>
+        <w:ind w:left="3600" w:hanging="360"/>
+      </w:pPr>
+      <w:rPr>
+        <w:rFonts w:ascii="Wingdings" w:hAnsi="Wingdings" w:hint="default"/>
+        <w:sz w:val="20"/>
+      </w:rPr>
+    </w:lvl>
+    <w:lvl w:ilvl="5" w:tentative="1">
+      <w:start w:val="1"/>
+      <w:numFmt w:val="bullet"/>
+      <w:lvlText w:val=""/>
+      <w:lvlJc w:val="left"/>
+      <w:pPr>
+        <w:tabs>
+          <w:tab w:val="num" w:pos="4320"/>
+        </w:tabs>
+        <w:ind w:left="4320" w:hanging="360"/>
+      </w:pPr>
+      <w:rPr>
+        <w:rFonts w:ascii="Wingdings" w:hAnsi="Wingdings" w:hint="default"/>
+        <w:sz w:val="20"/>
+      </w:rPr>
+    </w:lvl>
+    <w:lvl w:ilvl="6" w:tentative="1">
+      <w:start w:val="1"/>
+      <w:numFmt w:val="bullet"/>
+      <w:lvlText w:val=""/>
+      <w:lvlJc w:val="left"/>
+      <w:pPr>
+        <w:tabs>
+          <w:tab w:val="num" w:pos="5040"/>
+        </w:tabs>
+        <w:ind w:left="5040" w:hanging="360"/>
+      </w:pPr>
+      <w:rPr>
+        <w:rFonts w:ascii="Wingdings" w:hAnsi="Wingdings" w:hint="default"/>
+        <w:sz w:val="20"/>
+      </w:rPr>
+    </w:lvl>
+    <w:lvl w:ilvl="7" w:tentative="1">
+      <w:start w:val="1"/>
+      <w:numFmt w:val="bullet"/>
+      <w:lvlText w:val=""/>
+      <w:lvlJc w:val="left"/>
+      <w:pPr>
+        <w:tabs>
+          <w:tab w:val="num" w:pos="5760"/>
+        </w:tabs>
+        <w:ind w:left="5760" w:hanging="360"/>
+      </w:pPr>
+      <w:rPr>
+        <w:rFonts w:ascii="Wingdings" w:hAnsi="Wingdings" w:hint="default"/>
+        <w:sz w:val="20"/>
+      </w:rPr>
+    </w:lvl>
+    <w:lvl w:ilvl="8" w:tentative="1">
+      <w:start w:val="1"/>
+      <w:numFmt w:val="bullet"/>
+      <w:lvlText w:val=""/>
+      <w:lvlJc w:val="left"/>
+      <w:pPr>
+        <w:tabs>
+          <w:tab w:val="num" w:pos="6480"/>
+        </w:tabs>
+        <w:ind w:left="6480" w:hanging="360"/>
+      </w:pPr>
+      <w:rPr>
+        <w:rFonts w:ascii="Wingdings" w:hAnsi="Wingdings" w:hint="default"/>
+        <w:sz w:val="20"/>
+      </w:rPr>
+    </w:lvl>
+  </w:abstractNum>
+  <w:abstractNum w:abstractNumId="28" w15:restartNumberingAfterBreak="0">
     <w:nsid w:val="37770E43"/>
     <w:multiLevelType w:val="hybridMultilevel"/>
     <w:tmpl w:val="0374BFB4"/>
@@ -27208,7 +31036,7 @@
       </w:rPr>
     </w:lvl>
   </w:abstractNum>
-  <w:abstractNum w:abstractNumId="28" w15:restartNumberingAfterBreak="0">
+  <w:abstractNum w:abstractNumId="29" w15:restartNumberingAfterBreak="0">
     <w:nsid w:val="3BE74457"/>
     <w:multiLevelType w:val="hybridMultilevel"/>
     <w:tmpl w:val="14708DE4"/>
@@ -27322,7 +31150,7 @@
       </w:rPr>
     </w:lvl>
   </w:abstractNum>
-  <w:abstractNum w:abstractNumId="29" w15:restartNumberingAfterBreak="0">
+  <w:abstractNum w:abstractNumId="30" w15:restartNumberingAfterBreak="0">
     <w:nsid w:val="3C263958"/>
     <w:multiLevelType w:val="multilevel"/>
     <w:tmpl w:val="48E28D6C"/>
@@ -27435,7 +31263,7 @@
       </w:pPr>
     </w:lvl>
   </w:abstractNum>
-  <w:abstractNum w:abstractNumId="30" w15:restartNumberingAfterBreak="0">
+  <w:abstractNum w:abstractNumId="31" w15:restartNumberingAfterBreak="0">
     <w:nsid w:val="3D21529F"/>
     <w:multiLevelType w:val="hybridMultilevel"/>
     <w:tmpl w:val="E334C0E0"/>
@@ -27524,7 +31352,7 @@
       </w:pPr>
     </w:lvl>
   </w:abstractNum>
-  <w:abstractNum w:abstractNumId="31" w15:restartNumberingAfterBreak="0">
+  <w:abstractNum w:abstractNumId="32" w15:restartNumberingAfterBreak="0">
     <w:nsid w:val="430F6B1B"/>
     <w:multiLevelType w:val="hybridMultilevel"/>
     <w:tmpl w:val="04E8BADE"/>
@@ -27613,7 +31441,156 @@
       </w:pPr>
     </w:lvl>
   </w:abstractNum>
-  <w:abstractNum w:abstractNumId="32" w15:restartNumberingAfterBreak="0">
+  <w:abstractNum w:abstractNumId="33" w15:restartNumberingAfterBreak="0">
+    <w:nsid w:val="45C011CD"/>
+    <w:multiLevelType w:val="multilevel"/>
+    <w:tmpl w:val="2A1CC402"/>
+    <w:lvl w:ilvl="0">
+      <w:start w:val="1"/>
+      <w:numFmt w:val="bullet"/>
+      <w:lvlText w:val=""/>
+      <w:lvlJc w:val="left"/>
+      <w:pPr>
+        <w:tabs>
+          <w:tab w:val="num" w:pos="720"/>
+        </w:tabs>
+        <w:ind w:left="720" w:hanging="360"/>
+      </w:pPr>
+      <w:rPr>
+        <w:rFonts w:ascii="Symbol" w:hAnsi="Symbol" w:hint="default"/>
+        <w:sz w:val="20"/>
+      </w:rPr>
+    </w:lvl>
+    <w:lvl w:ilvl="1" w:tentative="1">
+      <w:start w:val="1"/>
+      <w:numFmt w:val="bullet"/>
+      <w:lvlText w:val="o"/>
+      <w:lvlJc w:val="left"/>
+      <w:pPr>
+        <w:tabs>
+          <w:tab w:val="num" w:pos="1440"/>
+        </w:tabs>
+        <w:ind w:left="1440" w:hanging="360"/>
+      </w:pPr>
+      <w:rPr>
+        <w:rFonts w:ascii="Courier New" w:hAnsi="Courier New" w:hint="default"/>
+        <w:sz w:val="20"/>
+      </w:rPr>
+    </w:lvl>
+    <w:lvl w:ilvl="2" w:tentative="1">
+      <w:start w:val="1"/>
+      <w:numFmt w:val="bullet"/>
+      <w:lvlText w:val=""/>
+      <w:lvlJc w:val="left"/>
+      <w:pPr>
+        <w:tabs>
+          <w:tab w:val="num" w:pos="2160"/>
+        </w:tabs>
+        <w:ind w:left="2160" w:hanging="360"/>
+      </w:pPr>
+      <w:rPr>
+        <w:rFonts w:ascii="Wingdings" w:hAnsi="Wingdings" w:hint="default"/>
+        <w:sz w:val="20"/>
+      </w:rPr>
+    </w:lvl>
+    <w:lvl w:ilvl="3" w:tentative="1">
+      <w:start w:val="1"/>
+      <w:numFmt w:val="bullet"/>
+      <w:lvlText w:val=""/>
+      <w:lvlJc w:val="left"/>
+      <w:pPr>
+        <w:tabs>
+          <w:tab w:val="num" w:pos="2880"/>
+        </w:tabs>
+        <w:ind w:left="2880" w:hanging="360"/>
+      </w:pPr>
+      <w:rPr>
+        <w:rFonts w:ascii="Wingdings" w:hAnsi="Wingdings" w:hint="default"/>
+        <w:sz w:val="20"/>
+      </w:rPr>
+    </w:lvl>
+    <w:lvl w:ilvl="4" w:tentative="1">
+      <w:start w:val="1"/>
+      <w:numFmt w:val="bullet"/>
+      <w:lvlText w:val=""/>
+      <w:lvlJc w:val="left"/>
+      <w:pPr>
+        <w:tabs>
+          <w:tab w:val="num" w:pos="3600"/>
+        </w:tabs>
+        <w:ind w:left="3600" w:hanging="360"/>
+      </w:pPr>
+      <w:rPr>
+        <w:rFonts w:ascii="Wingdings" w:hAnsi="Wingdings" w:hint="default"/>
+        <w:sz w:val="20"/>
+      </w:rPr>
+    </w:lvl>
+    <w:lvl w:ilvl="5" w:tentative="1">
+      <w:start w:val="1"/>
+      <w:numFmt w:val="bullet"/>
+      <w:lvlText w:val=""/>
+      <w:lvlJc w:val="left"/>
+      <w:pPr>
+        <w:tabs>
+          <w:tab w:val="num" w:pos="4320"/>
+        </w:tabs>
+        <w:ind w:left="4320" w:hanging="360"/>
+      </w:pPr>
+      <w:rPr>
+        <w:rFonts w:ascii="Wingdings" w:hAnsi="Wingdings" w:hint="default"/>
+        <w:sz w:val="20"/>
+      </w:rPr>
+    </w:lvl>
+    <w:lvl w:ilvl="6" w:tentative="1">
+      <w:start w:val="1"/>
+      <w:numFmt w:val="bullet"/>
+      <w:lvlText w:val=""/>
+      <w:lvlJc w:val="left"/>
+      <w:pPr>
+        <w:tabs>
+          <w:tab w:val="num" w:pos="5040"/>
+        </w:tabs>
+        <w:ind w:left="5040" w:hanging="360"/>
+      </w:pPr>
+      <w:rPr>
+        <w:rFonts w:ascii="Wingdings" w:hAnsi="Wingdings" w:hint="default"/>
+        <w:sz w:val="20"/>
+      </w:rPr>
+    </w:lvl>
+    <w:lvl w:ilvl="7" w:tentative="1">
+      <w:start w:val="1"/>
+      <w:numFmt w:val="bullet"/>
+      <w:lvlText w:val=""/>
+      <w:lvlJc w:val="left"/>
+      <w:pPr>
+        <w:tabs>
+          <w:tab w:val="num" w:pos="5760"/>
+        </w:tabs>
+        <w:ind w:left="5760" w:hanging="360"/>
+      </w:pPr>
+      <w:rPr>
+        <w:rFonts w:ascii="Wingdings" w:hAnsi="Wingdings" w:hint="default"/>
+        <w:sz w:val="20"/>
+      </w:rPr>
+    </w:lvl>
+    <w:lvl w:ilvl="8" w:tentative="1">
+      <w:start w:val="1"/>
+      <w:numFmt w:val="bullet"/>
+      <w:lvlText w:val=""/>
+      <w:lvlJc w:val="left"/>
+      <w:pPr>
+        <w:tabs>
+          <w:tab w:val="num" w:pos="6480"/>
+        </w:tabs>
+        <w:ind w:left="6480" w:hanging="360"/>
+      </w:pPr>
+      <w:rPr>
+        <w:rFonts w:ascii="Wingdings" w:hAnsi="Wingdings" w:hint="default"/>
+        <w:sz w:val="20"/>
+      </w:rPr>
+    </w:lvl>
+  </w:abstractNum>
+  <w:abstractNum w:abstractNumId="34" w15:restartNumberingAfterBreak="0">
     <w:nsid w:val="4A1D0C51"/>
     <w:multiLevelType w:val="hybridMultilevel"/>
     <w:tmpl w:val="7430E35E"/>
@@ -27699,7 +31676,7 @@
       </w:pPr>
     </w:lvl>
   </w:abstractNum>
-  <w:abstractNum w:abstractNumId="33" w15:restartNumberingAfterBreak="0">
+  <w:abstractNum w:abstractNumId="35" w15:restartNumberingAfterBreak="0">
     <w:nsid w:val="4AC1208E"/>
     <w:multiLevelType w:val="hybridMultilevel"/>
     <w:tmpl w:val="87C07600"/>
@@ -27813,7 +31790,7 @@
       </w:rPr>
     </w:lvl>
   </w:abstractNum>
-  <w:abstractNum w:abstractNumId="34" w15:restartNumberingAfterBreak="0">
+  <w:abstractNum w:abstractNumId="36" w15:restartNumberingAfterBreak="0">
     <w:nsid w:val="4AF1402E"/>
     <w:multiLevelType w:val="hybridMultilevel"/>
     <w:tmpl w:val="C75CB79A"/>
@@ -27899,7 +31876,7 @@
       </w:pPr>
     </w:lvl>
   </w:abstractNum>
-  <w:abstractNum w:abstractNumId="35" w15:restartNumberingAfterBreak="0">
+  <w:abstractNum w:abstractNumId="37" w15:restartNumberingAfterBreak="0">
     <w:nsid w:val="513A6DB9"/>
     <w:multiLevelType w:val="multilevel"/>
     <w:tmpl w:val="5966214C"/>
@@ -28012,7 +31989,7 @@
       </w:pPr>
     </w:lvl>
   </w:abstractNum>
-  <w:abstractNum w:abstractNumId="36" w15:restartNumberingAfterBreak="0">
+  <w:abstractNum w:abstractNumId="38" w15:restartNumberingAfterBreak="0">
     <w:nsid w:val="522768AF"/>
     <w:multiLevelType w:val="multilevel"/>
     <w:tmpl w:val="A65471A0"/>
@@ -28125,7 +32102,7 @@
       </w:pPr>
     </w:lvl>
   </w:abstractNum>
-  <w:abstractNum w:abstractNumId="37" w15:restartNumberingAfterBreak="0">
+  <w:abstractNum w:abstractNumId="39" w15:restartNumberingAfterBreak="0">
     <w:nsid w:val="52AB426B"/>
     <w:multiLevelType w:val="multilevel"/>
     <w:tmpl w:val="69A65E12"/>
@@ -28238,7 +32215,7 @@
       </w:pPr>
     </w:lvl>
   </w:abstractNum>
-  <w:abstractNum w:abstractNumId="38" w15:restartNumberingAfterBreak="0">
+  <w:abstractNum w:abstractNumId="40" w15:restartNumberingAfterBreak="0">
     <w:nsid w:val="531C0EF7"/>
     <w:multiLevelType w:val="multilevel"/>
     <w:tmpl w:val="7B7E0758"/>
@@ -28351,7 +32328,7 @@
       </w:pPr>
     </w:lvl>
   </w:abstractNum>
-  <w:abstractNum w:abstractNumId="39" w15:restartNumberingAfterBreak="0">
+  <w:abstractNum w:abstractNumId="41" w15:restartNumberingAfterBreak="0">
     <w:nsid w:val="575D4AE0"/>
     <w:multiLevelType w:val="hybridMultilevel"/>
     <w:tmpl w:val="77BCC808"/>
@@ -28437,7 +32414,7 @@
       </w:pPr>
     </w:lvl>
   </w:abstractNum>
-  <w:abstractNum w:abstractNumId="40" w15:restartNumberingAfterBreak="0">
+  <w:abstractNum w:abstractNumId="42" w15:restartNumberingAfterBreak="0">
     <w:nsid w:val="599F7162"/>
     <w:multiLevelType w:val="hybridMultilevel"/>
     <w:tmpl w:val="058ABBE0"/>
@@ -28526,7 +32503,156 @@
       </w:pPr>
     </w:lvl>
   </w:abstractNum>
-  <w:abstractNum w:abstractNumId="41" w15:restartNumberingAfterBreak="0">
+  <w:abstractNum w:abstractNumId="43" w15:restartNumberingAfterBreak="0">
+    <w:nsid w:val="5B1861D0"/>
+    <w:multiLevelType w:val="multilevel"/>
+    <w:tmpl w:val="4A18CD7E"/>
+    <w:lvl w:ilvl="0">
+      <w:start w:val="1"/>
+      <w:numFmt w:val="bullet"/>
+      <w:lvlText w:val=""/>
+      <w:lvlJc w:val="left"/>
+      <w:pPr>
+        <w:tabs>
+          <w:tab w:val="num" w:pos="720"/>
+        </w:tabs>
+        <w:ind w:left="720" w:hanging="360"/>
+      </w:pPr>
+      <w:rPr>
+        <w:rFonts w:ascii="Symbol" w:hAnsi="Symbol" w:hint="default"/>
+        <w:sz w:val="20"/>
+      </w:rPr>
+    </w:lvl>
+    <w:lvl w:ilvl="1" w:tentative="1">
+      <w:start w:val="1"/>
+      <w:numFmt w:val="bullet"/>
+      <w:lvlText w:val="o"/>
+      <w:lvlJc w:val="left"/>
+      <w:pPr>
+        <w:tabs>
+          <w:tab w:val="num" w:pos="1440"/>
+        </w:tabs>
+        <w:ind w:left="1440" w:hanging="360"/>
+      </w:pPr>
+      <w:rPr>
+        <w:rFonts w:ascii="Courier New" w:hAnsi="Courier New" w:hint="default"/>
+        <w:sz w:val="20"/>
+      </w:rPr>
+    </w:lvl>
+    <w:lvl w:ilvl="2" w:tentative="1">
+      <w:start w:val="1"/>
+      <w:numFmt w:val="bullet"/>
+      <w:lvlText w:val=""/>
+      <w:lvlJc w:val="left"/>
+      <w:pPr>
+        <w:tabs>
+          <w:tab w:val="num" w:pos="2160"/>
+        </w:tabs>
+        <w:ind w:left="2160" w:hanging="360"/>
+      </w:pPr>
+      <w:rPr>
+        <w:rFonts w:ascii="Wingdings" w:hAnsi="Wingdings" w:hint="default"/>
+        <w:sz w:val="20"/>
+      </w:rPr>
+    </w:lvl>
+    <w:lvl w:ilvl="3" w:tentative="1">
+      <w:start w:val="1"/>
+      <w:numFmt w:val="bullet"/>
+      <w:lvlText w:val=""/>
+      <w:lvlJc w:val="left"/>
+      <w:pPr>
+        <w:tabs>
+          <w:tab w:val="num" w:pos="2880"/>
+        </w:tabs>
+        <w:ind w:left="2880" w:hanging="360"/>
+      </w:pPr>
+      <w:rPr>
+        <w:rFonts w:ascii="Wingdings" w:hAnsi="Wingdings" w:hint="default"/>
+        <w:sz w:val="20"/>
+      </w:rPr>
+    </w:lvl>
+    <w:lvl w:ilvl="4" w:tentative="1">
+      <w:start w:val="1"/>
+      <w:numFmt w:val="bullet"/>
+      <w:lvlText w:val=""/>
+      <w:lvlJc w:val="left"/>
+      <w:pPr>
+        <w:tabs>
+          <w:tab w:val="num" w:pos="3600"/>
+        </w:tabs>
+        <w:ind w:left="3600" w:hanging="360"/>
+      </w:pPr>
+      <w:rPr>
+        <w:rFonts w:ascii="Wingdings" w:hAnsi="Wingdings" w:hint="default"/>
+        <w:sz w:val="20"/>
+      </w:rPr>
+    </w:lvl>
+    <w:lvl w:ilvl="5" w:tentative="1">
+      <w:start w:val="1"/>
+      <w:numFmt w:val="bullet"/>
+      <w:lvlText w:val=""/>
+      <w:lvlJc w:val="left"/>
+      <w:pPr>
+        <w:tabs>
+          <w:tab w:val="num" w:pos="4320"/>
+        </w:tabs>
+        <w:ind w:left="4320" w:hanging="360"/>
+      </w:pPr>
+      <w:rPr>
+        <w:rFonts w:ascii="Wingdings" w:hAnsi="Wingdings" w:hint="default"/>
+        <w:sz w:val="20"/>
+      </w:rPr>
+    </w:lvl>
+    <w:lvl w:ilvl="6" w:tentative="1">
+      <w:start w:val="1"/>
+      <w:numFmt w:val="bullet"/>
+      <w:lvlText w:val=""/>
+      <w:lvlJc w:val="left"/>
+      <w:pPr>
+        <w:tabs>
+          <w:tab w:val="num" w:pos="5040"/>
+        </w:tabs>
+        <w:ind w:left="5040" w:hanging="360"/>
+      </w:pPr>
+      <w:rPr>
+        <w:rFonts w:ascii="Wingdings" w:hAnsi="Wingdings" w:hint="default"/>
+        <w:sz w:val="20"/>
+      </w:rPr>
+    </w:lvl>
+    <w:lvl w:ilvl="7" w:tentative="1">
+      <w:start w:val="1"/>
+      <w:numFmt w:val="bullet"/>
+      <w:lvlText w:val=""/>
+      <w:lvlJc w:val="left"/>
+      <w:pPr>
+        <w:tabs>
+          <w:tab w:val="num" w:pos="5760"/>
+        </w:tabs>
+        <w:ind w:left="5760" w:hanging="360"/>
+      </w:pPr>
+      <w:rPr>
+        <w:rFonts w:ascii="Wingdings" w:hAnsi="Wingdings" w:hint="default"/>
+        <w:sz w:val="20"/>
+      </w:rPr>
+    </w:lvl>
+    <w:lvl w:ilvl="8" w:tentative="1">
+      <w:start w:val="1"/>
+      <w:numFmt w:val="bullet"/>
+      <w:lvlText w:val=""/>
+      <w:lvlJc w:val="left"/>
+      <w:pPr>
+        <w:tabs>
+          <w:tab w:val="num" w:pos="6480"/>
+        </w:tabs>
+        <w:ind w:left="6480" w:hanging="360"/>
+      </w:pPr>
+      <w:rPr>
+        <w:rFonts w:ascii="Wingdings" w:hAnsi="Wingdings" w:hint="default"/>
+        <w:sz w:val="20"/>
+      </w:rPr>
+    </w:lvl>
+  </w:abstractNum>
+  <w:abstractNum w:abstractNumId="44" w15:restartNumberingAfterBreak="0">
     <w:nsid w:val="5D4E547B"/>
     <w:multiLevelType w:val="multilevel"/>
     <w:tmpl w:val="859E9200"/>
@@ -28639,7 +32765,7 @@
       </w:pPr>
     </w:lvl>
   </w:abstractNum>
-  <w:abstractNum w:abstractNumId="42" w15:restartNumberingAfterBreak="0">
+  <w:abstractNum w:abstractNumId="45" w15:restartNumberingAfterBreak="0">
     <w:nsid w:val="5DB37016"/>
     <w:multiLevelType w:val="hybridMultilevel"/>
     <w:tmpl w:val="8F868A22"/>
@@ -28725,7 +32851,7 @@
       </w:pPr>
     </w:lvl>
   </w:abstractNum>
-  <w:abstractNum w:abstractNumId="43" w15:restartNumberingAfterBreak="0">
+  <w:abstractNum w:abstractNumId="46" w15:restartNumberingAfterBreak="0">
     <w:nsid w:val="5DE8505D"/>
     <w:multiLevelType w:val="multilevel"/>
     <w:tmpl w:val="75F80ABC"/>
@@ -28838,7 +32964,156 @@
       </w:pPr>
     </w:lvl>
   </w:abstractNum>
-  <w:abstractNum w:abstractNumId="44" w15:restartNumberingAfterBreak="0">
+  <w:abstractNum w:abstractNumId="47" w15:restartNumberingAfterBreak="0">
+    <w:nsid w:val="5E77575F"/>
+    <w:multiLevelType w:val="multilevel"/>
+    <w:tmpl w:val="1C2ADC84"/>
+    <w:lvl w:ilvl="0">
+      <w:start w:val="1"/>
+      <w:numFmt w:val="bullet"/>
+      <w:lvlText w:val=""/>
+      <w:lvlJc w:val="left"/>
+      <w:pPr>
+        <w:tabs>
+          <w:tab w:val="num" w:pos="720"/>
+        </w:tabs>
+        <w:ind w:left="720" w:hanging="360"/>
+      </w:pPr>
+      <w:rPr>
+        <w:rFonts w:ascii="Symbol" w:hAnsi="Symbol" w:hint="default"/>
+        <w:sz w:val="20"/>
+      </w:rPr>
+    </w:lvl>
+    <w:lvl w:ilvl="1" w:tentative="1">
+      <w:start w:val="1"/>
+      <w:numFmt w:val="bullet"/>
+      <w:lvlText w:val="o"/>
+      <w:lvlJc w:val="left"/>
+      <w:pPr>
+        <w:tabs>
+          <w:tab w:val="num" w:pos="1440"/>
+        </w:tabs>
+        <w:ind w:left="1440" w:hanging="360"/>
+      </w:pPr>
+      <w:rPr>
+        <w:rFonts w:ascii="Courier New" w:hAnsi="Courier New" w:hint="default"/>
+        <w:sz w:val="20"/>
+      </w:rPr>
+    </w:lvl>
+    <w:lvl w:ilvl="2" w:tentative="1">
+      <w:start w:val="1"/>
+      <w:numFmt w:val="bullet"/>
+      <w:lvlText w:val=""/>
+      <w:lvlJc w:val="left"/>
+      <w:pPr>
+        <w:tabs>
+          <w:tab w:val="num" w:pos="2160"/>
+        </w:tabs>
+        <w:ind w:left="2160" w:hanging="360"/>
+      </w:pPr>
+      <w:rPr>
+        <w:rFonts w:ascii="Wingdings" w:hAnsi="Wingdings" w:hint="default"/>
+        <w:sz w:val="20"/>
+      </w:rPr>
+    </w:lvl>
+    <w:lvl w:ilvl="3" w:tentative="1">
+      <w:start w:val="1"/>
+      <w:numFmt w:val="bullet"/>
+      <w:lvlText w:val=""/>
+      <w:lvlJc w:val="left"/>
+      <w:pPr>
+        <w:tabs>
+          <w:tab w:val="num" w:pos="2880"/>
+        </w:tabs>
+        <w:ind w:left="2880" w:hanging="360"/>
+      </w:pPr>
+      <w:rPr>
+        <w:rFonts w:ascii="Wingdings" w:hAnsi="Wingdings" w:hint="default"/>
+        <w:sz w:val="20"/>
+      </w:rPr>
+    </w:lvl>
+    <w:lvl w:ilvl="4" w:tentative="1">
+      <w:start w:val="1"/>
+      <w:numFmt w:val="bullet"/>
+      <w:lvlText w:val=""/>
+      <w:lvlJc w:val="left"/>
+      <w:pPr>
+        <w:tabs>
+          <w:tab w:val="num" w:pos="3600"/>
+        </w:tabs>
+        <w:ind w:left="3600" w:hanging="360"/>
+      </w:pPr>
+      <w:rPr>
+        <w:rFonts w:ascii="Wingdings" w:hAnsi="Wingdings" w:hint="default"/>
+        <w:sz w:val="20"/>
+      </w:rPr>
+    </w:lvl>
+    <w:lvl w:ilvl="5" w:tentative="1">
+      <w:start w:val="1"/>
+      <w:numFmt w:val="bullet"/>
+      <w:lvlText w:val=""/>
+      <w:lvlJc w:val="left"/>
+      <w:pPr>
+        <w:tabs>
+          <w:tab w:val="num" w:pos="4320"/>
+        </w:tabs>
+        <w:ind w:left="4320" w:hanging="360"/>
+      </w:pPr>
+      <w:rPr>
+        <w:rFonts w:ascii="Wingdings" w:hAnsi="Wingdings" w:hint="default"/>
+        <w:sz w:val="20"/>
+      </w:rPr>
+    </w:lvl>
+    <w:lvl w:ilvl="6" w:tentative="1">
+      <w:start w:val="1"/>
+      <w:numFmt w:val="bullet"/>
+      <w:lvlText w:val=""/>
+      <w:lvlJc w:val="left"/>
+      <w:pPr>
+        <w:tabs>
+          <w:tab w:val="num" w:pos="5040"/>
+        </w:tabs>
+        <w:ind w:left="5040" w:hanging="360"/>
+      </w:pPr>
+      <w:rPr>
+        <w:rFonts w:ascii="Wingdings" w:hAnsi="Wingdings" w:hint="default"/>
+        <w:sz w:val="20"/>
+      </w:rPr>
+    </w:lvl>
+    <w:lvl w:ilvl="7" w:tentative="1">
+      <w:start w:val="1"/>
+      <w:numFmt w:val="bullet"/>
+      <w:lvlText w:val=""/>
+      <w:lvlJc w:val="left"/>
+      <w:pPr>
+        <w:tabs>
+          <w:tab w:val="num" w:pos="5760"/>
+        </w:tabs>
+        <w:ind w:left="5760" w:hanging="360"/>
+      </w:pPr>
+      <w:rPr>
+        <w:rFonts w:ascii="Wingdings" w:hAnsi="Wingdings" w:hint="default"/>
+        <w:sz w:val="20"/>
+      </w:rPr>
+    </w:lvl>
+    <w:lvl w:ilvl="8" w:tentative="1">
+      <w:start w:val="1"/>
+      <w:numFmt w:val="bullet"/>
+      <w:lvlText w:val=""/>
+      <w:lvlJc w:val="left"/>
+      <w:pPr>
+        <w:tabs>
+          <w:tab w:val="num" w:pos="6480"/>
+        </w:tabs>
+        <w:ind w:left="6480" w:hanging="360"/>
+      </w:pPr>
+      <w:rPr>
+        <w:rFonts w:ascii="Wingdings" w:hAnsi="Wingdings" w:hint="default"/>
+        <w:sz w:val="20"/>
+      </w:rPr>
+    </w:lvl>
+  </w:abstractNum>
+  <w:abstractNum w:abstractNumId="48" w15:restartNumberingAfterBreak="0">
     <w:nsid w:val="5FB85858"/>
     <w:multiLevelType w:val="multilevel"/>
     <w:tmpl w:val="F4D8CBBE"/>
@@ -28951,7 +33226,7 @@
       </w:pPr>
     </w:lvl>
   </w:abstractNum>
-  <w:abstractNum w:abstractNumId="45" w15:restartNumberingAfterBreak="0">
+  <w:abstractNum w:abstractNumId="49" w15:restartNumberingAfterBreak="0">
     <w:nsid w:val="5FC9601E"/>
     <w:multiLevelType w:val="hybridMultilevel"/>
     <w:tmpl w:val="37B80D60"/>
@@ -29064,7 +33339,7 @@
       </w:rPr>
     </w:lvl>
   </w:abstractNum>
-  <w:abstractNum w:abstractNumId="46" w15:restartNumberingAfterBreak="0">
+  <w:abstractNum w:abstractNumId="50" w15:restartNumberingAfterBreak="0">
     <w:nsid w:val="610B29D6"/>
     <w:multiLevelType w:val="hybridMultilevel"/>
     <w:tmpl w:val="4D2ABF04"/>
@@ -29177,7 +33452,7 @@
       </w:rPr>
     </w:lvl>
   </w:abstractNum>
-  <w:abstractNum w:abstractNumId="47" w15:restartNumberingAfterBreak="0">
+  <w:abstractNum w:abstractNumId="51" w15:restartNumberingAfterBreak="0">
     <w:nsid w:val="648F17F6"/>
     <w:multiLevelType w:val="multilevel"/>
     <w:tmpl w:val="DB9452FE"/>
@@ -29290,7 +33565,7 @@
       </w:pPr>
     </w:lvl>
   </w:abstractNum>
-  <w:abstractNum w:abstractNumId="48" w15:restartNumberingAfterBreak="0">
+  <w:abstractNum w:abstractNumId="52" w15:restartNumberingAfterBreak="0">
     <w:nsid w:val="65094D9C"/>
     <w:multiLevelType w:val="hybridMultilevel"/>
     <w:tmpl w:val="20A8260C"/>
@@ -29403,7 +33678,7 @@
       </w:rPr>
     </w:lvl>
   </w:abstractNum>
-  <w:abstractNum w:abstractNumId="49" w15:restartNumberingAfterBreak="0">
+  <w:abstractNum w:abstractNumId="53" w15:restartNumberingAfterBreak="0">
     <w:nsid w:val="66285D55"/>
     <w:multiLevelType w:val="hybridMultilevel"/>
     <w:tmpl w:val="D930C242"/>
@@ -29516,7 +33791,7 @@
       </w:rPr>
     </w:lvl>
   </w:abstractNum>
-  <w:abstractNum w:abstractNumId="50" w15:restartNumberingAfterBreak="0">
+  <w:abstractNum w:abstractNumId="54" w15:restartNumberingAfterBreak="0">
     <w:nsid w:val="663F3D44"/>
     <w:multiLevelType w:val="multilevel"/>
     <w:tmpl w:val="52B2D0D0"/>
@@ -29629,7 +33904,7 @@
       </w:pPr>
     </w:lvl>
   </w:abstractNum>
-  <w:abstractNum w:abstractNumId="51" w15:restartNumberingAfterBreak="0">
+  <w:abstractNum w:abstractNumId="55" w15:restartNumberingAfterBreak="0">
     <w:nsid w:val="67516784"/>
     <w:multiLevelType w:val="hybridMultilevel"/>
     <w:tmpl w:val="E1588672"/>
@@ -29715,7 +33990,156 @@
       </w:pPr>
     </w:lvl>
   </w:abstractNum>
-  <w:abstractNum w:abstractNumId="52" w15:restartNumberingAfterBreak="0">
+  <w:abstractNum w:abstractNumId="56" w15:restartNumberingAfterBreak="0">
+    <w:nsid w:val="689569B0"/>
+    <w:multiLevelType w:val="multilevel"/>
+    <w:tmpl w:val="855ED198"/>
+    <w:lvl w:ilvl="0">
+      <w:start w:val="1"/>
+      <w:numFmt w:val="bullet"/>
+      <w:lvlText w:val=""/>
+      <w:lvlJc w:val="left"/>
+      <w:pPr>
+        <w:tabs>
+          <w:tab w:val="num" w:pos="720"/>
+        </w:tabs>
+        <w:ind w:left="720" w:hanging="360"/>
+      </w:pPr>
+      <w:rPr>
+        <w:rFonts w:ascii="Symbol" w:hAnsi="Symbol" w:hint="default"/>
+        <w:sz w:val="20"/>
+      </w:rPr>
+    </w:lvl>
+    <w:lvl w:ilvl="1" w:tentative="1">
+      <w:start w:val="1"/>
+      <w:numFmt w:val="bullet"/>
+      <w:lvlText w:val="o"/>
+      <w:lvlJc w:val="left"/>
+      <w:pPr>
+        <w:tabs>
+          <w:tab w:val="num" w:pos="1440"/>
+        </w:tabs>
+        <w:ind w:left="1440" w:hanging="360"/>
+      </w:pPr>
+      <w:rPr>
+        <w:rFonts w:ascii="Courier New" w:hAnsi="Courier New" w:hint="default"/>
+        <w:sz w:val="20"/>
+      </w:rPr>
+    </w:lvl>
+    <w:lvl w:ilvl="2" w:tentative="1">
+      <w:start w:val="1"/>
+      <w:numFmt w:val="bullet"/>
+      <w:lvlText w:val=""/>
+      <w:lvlJc w:val="left"/>
+      <w:pPr>
+        <w:tabs>
+          <w:tab w:val="num" w:pos="2160"/>
+        </w:tabs>
+        <w:ind w:left="2160" w:hanging="360"/>
+      </w:pPr>
+      <w:rPr>
+        <w:rFonts w:ascii="Wingdings" w:hAnsi="Wingdings" w:hint="default"/>
+        <w:sz w:val="20"/>
+      </w:rPr>
+    </w:lvl>
+    <w:lvl w:ilvl="3" w:tentative="1">
+      <w:start w:val="1"/>
+      <w:numFmt w:val="bullet"/>
+      <w:lvlText w:val=""/>
+      <w:lvlJc w:val="left"/>
+      <w:pPr>
+        <w:tabs>
+          <w:tab w:val="num" w:pos="2880"/>
+        </w:tabs>
+        <w:ind w:left="2880" w:hanging="360"/>
+      </w:pPr>
+      <w:rPr>
+        <w:rFonts w:ascii="Wingdings" w:hAnsi="Wingdings" w:hint="default"/>
+        <w:sz w:val="20"/>
+      </w:rPr>
+    </w:lvl>
+    <w:lvl w:ilvl="4" w:tentative="1">
+      <w:start w:val="1"/>
+      <w:numFmt w:val="bullet"/>
+      <w:lvlText w:val=""/>
+      <w:lvlJc w:val="left"/>
+      <w:pPr>
+        <w:tabs>
+          <w:tab w:val="num" w:pos="3600"/>
+        </w:tabs>
+        <w:ind w:left="3600" w:hanging="360"/>
+      </w:pPr>
+      <w:rPr>
+        <w:rFonts w:ascii="Wingdings" w:hAnsi="Wingdings" w:hint="default"/>
+        <w:sz w:val="20"/>
+      </w:rPr>
+    </w:lvl>
+    <w:lvl w:ilvl="5" w:tentative="1">
+      <w:start w:val="1"/>
+      <w:numFmt w:val="bullet"/>
+      <w:lvlText w:val=""/>
+      <w:lvlJc w:val="left"/>
+      <w:pPr>
+        <w:tabs>
+          <w:tab w:val="num" w:pos="4320"/>
+        </w:tabs>
+        <w:ind w:left="4320" w:hanging="360"/>
+      </w:pPr>
+      <w:rPr>
+        <w:rFonts w:ascii="Wingdings" w:hAnsi="Wingdings" w:hint="default"/>
+        <w:sz w:val="20"/>
+      </w:rPr>
+    </w:lvl>
+    <w:lvl w:ilvl="6" w:tentative="1">
+      <w:start w:val="1"/>
+      <w:numFmt w:val="bullet"/>
+      <w:lvlText w:val=""/>
+      <w:lvlJc w:val="left"/>
+      <w:pPr>
+        <w:tabs>
+          <w:tab w:val="num" w:pos="5040"/>
+        </w:tabs>
+        <w:ind w:left="5040" w:hanging="360"/>
+      </w:pPr>
+      <w:rPr>
+        <w:rFonts w:ascii="Wingdings" w:hAnsi="Wingdings" w:hint="default"/>
+        <w:sz w:val="20"/>
+      </w:rPr>
+    </w:lvl>
+    <w:lvl w:ilvl="7" w:tentative="1">
+      <w:start w:val="1"/>
+      <w:numFmt w:val="bullet"/>
+      <w:lvlText w:val=""/>
+      <w:lvlJc w:val="left"/>
+      <w:pPr>
+        <w:tabs>
+          <w:tab w:val="num" w:pos="5760"/>
+        </w:tabs>
+        <w:ind w:left="5760" w:hanging="360"/>
+      </w:pPr>
+      <w:rPr>
+        <w:rFonts w:ascii="Wingdings" w:hAnsi="Wingdings" w:hint="default"/>
+        <w:sz w:val="20"/>
+      </w:rPr>
+    </w:lvl>
+    <w:lvl w:ilvl="8" w:tentative="1">
+      <w:start w:val="1"/>
+      <w:numFmt w:val="bullet"/>
+      <w:lvlText w:val=""/>
+      <w:lvlJc w:val="left"/>
+      <w:pPr>
+        <w:tabs>
+          <w:tab w:val="num" w:pos="6480"/>
+        </w:tabs>
+        <w:ind w:left="6480" w:hanging="360"/>
+      </w:pPr>
+      <w:rPr>
+        <w:rFonts w:ascii="Wingdings" w:hAnsi="Wingdings" w:hint="default"/>
+        <w:sz w:val="20"/>
+      </w:rPr>
+    </w:lvl>
+  </w:abstractNum>
+  <w:abstractNum w:abstractNumId="57" w15:restartNumberingAfterBreak="0">
     <w:nsid w:val="69F6612A"/>
     <w:multiLevelType w:val="hybridMultilevel"/>
     <w:tmpl w:val="AF8C15B6"/>
@@ -29804,7 +34228,7 @@
       </w:pPr>
     </w:lvl>
   </w:abstractNum>
-  <w:abstractNum w:abstractNumId="53" w15:restartNumberingAfterBreak="0">
+  <w:abstractNum w:abstractNumId="58" w15:restartNumberingAfterBreak="0">
     <w:nsid w:val="6C8C0A1A"/>
     <w:multiLevelType w:val="multilevel"/>
     <w:tmpl w:val="78446992"/>
@@ -29917,7 +34341,7 @@
       </w:pPr>
     </w:lvl>
   </w:abstractNum>
-  <w:abstractNum w:abstractNumId="54" w15:restartNumberingAfterBreak="0">
+  <w:abstractNum w:abstractNumId="59" w15:restartNumberingAfterBreak="0">
     <w:nsid w:val="6D1106C9"/>
     <w:multiLevelType w:val="hybridMultilevel"/>
     <w:tmpl w:val="F8EC424C"/>
@@ -30030,7 +34454,7 @@
       </w:rPr>
     </w:lvl>
   </w:abstractNum>
-  <w:abstractNum w:abstractNumId="55" w15:restartNumberingAfterBreak="0">
+  <w:abstractNum w:abstractNumId="60" w15:restartNumberingAfterBreak="0">
     <w:nsid w:val="6D883F04"/>
     <w:multiLevelType w:val="multilevel"/>
     <w:tmpl w:val="8FD8F670"/>
@@ -30143,7 +34567,7 @@
       </w:rPr>
     </w:lvl>
   </w:abstractNum>
-  <w:abstractNum w:abstractNumId="56" w15:restartNumberingAfterBreak="0">
+  <w:abstractNum w:abstractNumId="61" w15:restartNumberingAfterBreak="0">
     <w:nsid w:val="70900424"/>
     <w:multiLevelType w:val="multilevel"/>
     <w:tmpl w:val="109803C6"/>
@@ -30256,7 +34680,7 @@
       </w:pPr>
     </w:lvl>
   </w:abstractNum>
-  <w:abstractNum w:abstractNumId="57" w15:restartNumberingAfterBreak="0">
+  <w:abstractNum w:abstractNumId="62" w15:restartNumberingAfterBreak="0">
     <w:nsid w:val="748D20FA"/>
     <w:multiLevelType w:val="multilevel"/>
     <w:tmpl w:val="971A657A"/>
@@ -30369,7 +34793,7 @@
       </w:pPr>
     </w:lvl>
   </w:abstractNum>
-  <w:abstractNum w:abstractNumId="58" w15:restartNumberingAfterBreak="0">
+  <w:abstractNum w:abstractNumId="63" w15:restartNumberingAfterBreak="0">
     <w:nsid w:val="77182CDB"/>
     <w:multiLevelType w:val="multilevel"/>
     <w:tmpl w:val="08DC2A7A"/>
@@ -30482,7 +34906,7 @@
       </w:pPr>
     </w:lvl>
   </w:abstractNum>
-  <w:abstractNum w:abstractNumId="59" w15:restartNumberingAfterBreak="0">
+  <w:abstractNum w:abstractNumId="64" w15:restartNumberingAfterBreak="0">
     <w:nsid w:val="77497ED3"/>
     <w:multiLevelType w:val="hybridMultilevel"/>
     <w:tmpl w:val="A0C4FE8E"/>
@@ -30596,7 +35020,7 @@
       </w:rPr>
     </w:lvl>
   </w:abstractNum>
-  <w:abstractNum w:abstractNumId="60" w15:restartNumberingAfterBreak="0">
+  <w:abstractNum w:abstractNumId="65" w15:restartNumberingAfterBreak="0">
     <w:nsid w:val="783851B8"/>
     <w:multiLevelType w:val="hybridMultilevel"/>
     <w:tmpl w:val="8708A00E"/>
@@ -30709,7 +35133,7 @@
       </w:rPr>
     </w:lvl>
   </w:abstractNum>
-  <w:abstractNum w:abstractNumId="61" w15:restartNumberingAfterBreak="0">
+  <w:abstractNum w:abstractNumId="66" w15:restartNumberingAfterBreak="0">
     <w:nsid w:val="79033BAE"/>
     <w:multiLevelType w:val="hybridMultilevel"/>
     <w:tmpl w:val="1D189480"/>
@@ -30822,7 +35246,7 @@
       </w:rPr>
     </w:lvl>
   </w:abstractNum>
-  <w:abstractNum w:abstractNumId="62" w15:restartNumberingAfterBreak="0">
+  <w:abstractNum w:abstractNumId="67" w15:restartNumberingAfterBreak="0">
     <w:nsid w:val="7A1307AB"/>
     <w:multiLevelType w:val="hybridMultilevel"/>
     <w:tmpl w:val="D1369288"/>
@@ -30908,7 +35332,7 @@
       </w:pPr>
     </w:lvl>
   </w:abstractNum>
-  <w:abstractNum w:abstractNumId="63" w15:restartNumberingAfterBreak="0">
+  <w:abstractNum w:abstractNumId="68" w15:restartNumberingAfterBreak="0">
     <w:nsid w:val="7A4A46F3"/>
     <w:multiLevelType w:val="hybridMultilevel"/>
     <w:tmpl w:val="208C0B42"/>
@@ -31021,7 +35445,305 @@
       </w:rPr>
     </w:lvl>
   </w:abstractNum>
-  <w:abstractNum w:abstractNumId="64" w15:restartNumberingAfterBreak="0">
+  <w:abstractNum w:abstractNumId="69" w15:restartNumberingAfterBreak="0">
+    <w:nsid w:val="7AA150A2"/>
+    <w:multiLevelType w:val="multilevel"/>
+    <w:tmpl w:val="446AE8EA"/>
+    <w:lvl w:ilvl="0">
+      <w:start w:val="1"/>
+      <w:numFmt w:val="bullet"/>
+      <w:lvlText w:val=""/>
+      <w:lvlJc w:val="left"/>
+      <w:pPr>
+        <w:tabs>
+          <w:tab w:val="num" w:pos="720"/>
+        </w:tabs>
+        <w:ind w:left="720" w:hanging="360"/>
+      </w:pPr>
+      <w:rPr>
+        <w:rFonts w:ascii="Symbol" w:hAnsi="Symbol" w:hint="default"/>
+        <w:sz w:val="20"/>
+      </w:rPr>
+    </w:lvl>
+    <w:lvl w:ilvl="1" w:tentative="1">
+      <w:start w:val="1"/>
+      <w:numFmt w:val="bullet"/>
+      <w:lvlText w:val="o"/>
+      <w:lvlJc w:val="left"/>
+      <w:pPr>
+        <w:tabs>
+          <w:tab w:val="num" w:pos="1440"/>
+        </w:tabs>
+        <w:ind w:left="1440" w:hanging="360"/>
+      </w:pPr>
+      <w:rPr>
+        <w:rFonts w:ascii="Courier New" w:hAnsi="Courier New" w:hint="default"/>
+        <w:sz w:val="20"/>
+      </w:rPr>
+    </w:lvl>
+    <w:lvl w:ilvl="2" w:tentative="1">
+      <w:start w:val="1"/>
+      <w:numFmt w:val="bullet"/>
+      <w:lvlText w:val=""/>
+      <w:lvlJc w:val="left"/>
+      <w:pPr>
+        <w:tabs>
+          <w:tab w:val="num" w:pos="2160"/>
+        </w:tabs>
+        <w:ind w:left="2160" w:hanging="360"/>
+      </w:pPr>
+      <w:rPr>
+        <w:rFonts w:ascii="Wingdings" w:hAnsi="Wingdings" w:hint="default"/>
+        <w:sz w:val="20"/>
+      </w:rPr>
+    </w:lvl>
+    <w:lvl w:ilvl="3" w:tentative="1">
+      <w:start w:val="1"/>
+      <w:numFmt w:val="bullet"/>
+      <w:lvlText w:val=""/>
+      <w:lvlJc w:val="left"/>
+      <w:pPr>
+        <w:tabs>
+          <w:tab w:val="num" w:pos="2880"/>
+        </w:tabs>
+        <w:ind w:left="2880" w:hanging="360"/>
+      </w:pPr>
+      <w:rPr>
+        <w:rFonts w:ascii="Wingdings" w:hAnsi="Wingdings" w:hint="default"/>
+        <w:sz w:val="20"/>
+      </w:rPr>
+    </w:lvl>
+    <w:lvl w:ilvl="4" w:tentative="1">
+      <w:start w:val="1"/>
+      <w:numFmt w:val="bullet"/>
+      <w:lvlText w:val=""/>
+      <w:lvlJc w:val="left"/>
+      <w:pPr>
+        <w:tabs>
+          <w:tab w:val="num" w:pos="3600"/>
+        </w:tabs>
+        <w:ind w:left="3600" w:hanging="360"/>
+      </w:pPr>
+      <w:rPr>
+        <w:rFonts w:ascii="Wingdings" w:hAnsi="Wingdings" w:hint="default"/>
+        <w:sz w:val="20"/>
+      </w:rPr>
+    </w:lvl>
+    <w:lvl w:ilvl="5" w:tentative="1">
+      <w:start w:val="1"/>
+      <w:numFmt w:val="bullet"/>
+      <w:lvlText w:val=""/>
+      <w:lvlJc w:val="left"/>
+      <w:pPr>
+        <w:tabs>
+          <w:tab w:val="num" w:pos="4320"/>
+        </w:tabs>
+        <w:ind w:left="4320" w:hanging="360"/>
+      </w:pPr>
+      <w:rPr>
+        <w:rFonts w:ascii="Wingdings" w:hAnsi="Wingdings" w:hint="default"/>
+        <w:sz w:val="20"/>
+      </w:rPr>
+    </w:lvl>
+    <w:lvl w:ilvl="6" w:tentative="1">
+      <w:start w:val="1"/>
+      <w:numFmt w:val="bullet"/>
+      <w:lvlText w:val=""/>
+      <w:lvlJc w:val="left"/>
+      <w:pPr>
+        <w:tabs>
+          <w:tab w:val="num" w:pos="5040"/>
+        </w:tabs>
+        <w:ind w:left="5040" w:hanging="360"/>
+      </w:pPr>
+      <w:rPr>
+        <w:rFonts w:ascii="Wingdings" w:hAnsi="Wingdings" w:hint="default"/>
+        <w:sz w:val="20"/>
+      </w:rPr>
+    </w:lvl>
+    <w:lvl w:ilvl="7" w:tentative="1">
+      <w:start w:val="1"/>
+      <w:numFmt w:val="bullet"/>
+      <w:lvlText w:val=""/>
+      <w:lvlJc w:val="left"/>
+      <w:pPr>
+        <w:tabs>
+          <w:tab w:val="num" w:pos="5760"/>
+        </w:tabs>
+        <w:ind w:left="5760" w:hanging="360"/>
+      </w:pPr>
+      <w:rPr>
+        <w:rFonts w:ascii="Wingdings" w:hAnsi="Wingdings" w:hint="default"/>
+        <w:sz w:val="20"/>
+      </w:rPr>
+    </w:lvl>
+    <w:lvl w:ilvl="8" w:tentative="1">
+      <w:start w:val="1"/>
+      <w:numFmt w:val="bullet"/>
+      <w:lvlText w:val=""/>
+      <w:lvlJc w:val="left"/>
+      <w:pPr>
+        <w:tabs>
+          <w:tab w:val="num" w:pos="6480"/>
+        </w:tabs>
+        <w:ind w:left="6480" w:hanging="360"/>
+      </w:pPr>
+      <w:rPr>
+        <w:rFonts w:ascii="Wingdings" w:hAnsi="Wingdings" w:hint="default"/>
+        <w:sz w:val="20"/>
+      </w:rPr>
+    </w:lvl>
+  </w:abstractNum>
+  <w:abstractNum w:abstractNumId="70" w15:restartNumberingAfterBreak="0">
+    <w:nsid w:val="7AC47A7F"/>
+    <w:multiLevelType w:val="multilevel"/>
+    <w:tmpl w:val="4DC85B16"/>
+    <w:lvl w:ilvl="0">
+      <w:start w:val="1"/>
+      <w:numFmt w:val="bullet"/>
+      <w:lvlText w:val=""/>
+      <w:lvlJc w:val="left"/>
+      <w:pPr>
+        <w:tabs>
+          <w:tab w:val="num" w:pos="720"/>
+        </w:tabs>
+        <w:ind w:left="720" w:hanging="360"/>
+      </w:pPr>
+      <w:rPr>
+        <w:rFonts w:ascii="Symbol" w:hAnsi="Symbol" w:hint="default"/>
+        <w:sz w:val="20"/>
+      </w:rPr>
+    </w:lvl>
+    <w:lvl w:ilvl="1" w:tentative="1">
+      <w:start w:val="1"/>
+      <w:numFmt w:val="bullet"/>
+      <w:lvlText w:val="o"/>
+      <w:lvlJc w:val="left"/>
+      <w:pPr>
+        <w:tabs>
+          <w:tab w:val="num" w:pos="1440"/>
+        </w:tabs>
+        <w:ind w:left="1440" w:hanging="360"/>
+      </w:pPr>
+      <w:rPr>
+        <w:rFonts w:ascii="Courier New" w:hAnsi="Courier New" w:hint="default"/>
+        <w:sz w:val="20"/>
+      </w:rPr>
+    </w:lvl>
+    <w:lvl w:ilvl="2" w:tentative="1">
+      <w:start w:val="1"/>
+      <w:numFmt w:val="bullet"/>
+      <w:lvlText w:val=""/>
+      <w:lvlJc w:val="left"/>
+      <w:pPr>
+        <w:tabs>
+          <w:tab w:val="num" w:pos="2160"/>
+        </w:tabs>
+        <w:ind w:left="2160" w:hanging="360"/>
+      </w:pPr>
+      <w:rPr>
+        <w:rFonts w:ascii="Wingdings" w:hAnsi="Wingdings" w:hint="default"/>
+        <w:sz w:val="20"/>
+      </w:rPr>
+    </w:lvl>
+    <w:lvl w:ilvl="3" w:tentative="1">
+      <w:start w:val="1"/>
+      <w:numFmt w:val="bullet"/>
+      <w:lvlText w:val=""/>
+      <w:lvlJc w:val="left"/>
+      <w:pPr>
+        <w:tabs>
+          <w:tab w:val="num" w:pos="2880"/>
+        </w:tabs>
+        <w:ind w:left="2880" w:hanging="360"/>
+      </w:pPr>
+      <w:rPr>
+        <w:rFonts w:ascii="Wingdings" w:hAnsi="Wingdings" w:hint="default"/>
+        <w:sz w:val="20"/>
+      </w:rPr>
+    </w:lvl>
+    <w:lvl w:ilvl="4" w:tentative="1">
+      <w:start w:val="1"/>
+      <w:numFmt w:val="bullet"/>
+      <w:lvlText w:val=""/>
+      <w:lvlJc w:val="left"/>
+      <w:pPr>
+        <w:tabs>
+          <w:tab w:val="num" w:pos="3600"/>
+        </w:tabs>
+        <w:ind w:left="3600" w:hanging="360"/>
+      </w:pPr>
+      <w:rPr>
+        <w:rFonts w:ascii="Wingdings" w:hAnsi="Wingdings" w:hint="default"/>
+        <w:sz w:val="20"/>
+      </w:rPr>
+    </w:lvl>
+    <w:lvl w:ilvl="5" w:tentative="1">
+      <w:start w:val="1"/>
+      <w:numFmt w:val="bullet"/>
+      <w:lvlText w:val=""/>
+      <w:lvlJc w:val="left"/>
+      <w:pPr>
+        <w:tabs>
+          <w:tab w:val="num" w:pos="4320"/>
+        </w:tabs>
+        <w:ind w:left="4320" w:hanging="360"/>
+      </w:pPr>
+      <w:rPr>
+        <w:rFonts w:ascii="Wingdings" w:hAnsi="Wingdings" w:hint="default"/>
+        <w:sz w:val="20"/>
+      </w:rPr>
+    </w:lvl>
+    <w:lvl w:ilvl="6" w:tentative="1">
+      <w:start w:val="1"/>
+      <w:numFmt w:val="bullet"/>
+      <w:lvlText w:val=""/>
+      <w:lvlJc w:val="left"/>
+      <w:pPr>
+        <w:tabs>
+          <w:tab w:val="num" w:pos="5040"/>
+        </w:tabs>
+        <w:ind w:left="5040" w:hanging="360"/>
+      </w:pPr>
+      <w:rPr>
+        <w:rFonts w:ascii="Wingdings" w:hAnsi="Wingdings" w:hint="default"/>
+        <w:sz w:val="20"/>
+      </w:rPr>
+    </w:lvl>
+    <w:lvl w:ilvl="7" w:tentative="1">
+      <w:start w:val="1"/>
+      <w:numFmt w:val="bullet"/>
+      <w:lvlText w:val=""/>
+      <w:lvlJc w:val="left"/>
+      <w:pPr>
+        <w:tabs>
+          <w:tab w:val="num" w:pos="5760"/>
+        </w:tabs>
+        <w:ind w:left="5760" w:hanging="360"/>
+      </w:pPr>
+      <w:rPr>
+        <w:rFonts w:ascii="Wingdings" w:hAnsi="Wingdings" w:hint="default"/>
+        <w:sz w:val="20"/>
+      </w:rPr>
+    </w:lvl>
+    <w:lvl w:ilvl="8" w:tentative="1">
+      <w:start w:val="1"/>
+      <w:numFmt w:val="bullet"/>
+      <w:lvlText w:val=""/>
+      <w:lvlJc w:val="left"/>
+      <w:pPr>
+        <w:tabs>
+          <w:tab w:val="num" w:pos="6480"/>
+        </w:tabs>
+        <w:ind w:left="6480" w:hanging="360"/>
+      </w:pPr>
+      <w:rPr>
+        <w:rFonts w:ascii="Wingdings" w:hAnsi="Wingdings" w:hint="default"/>
+        <w:sz w:val="20"/>
+      </w:rPr>
+    </w:lvl>
+  </w:abstractNum>
+  <w:abstractNum w:abstractNumId="71" w15:restartNumberingAfterBreak="0">
     <w:nsid w:val="7BD574A0"/>
     <w:multiLevelType w:val="hybridMultilevel"/>
     <w:tmpl w:val="967A4D9E"/>
@@ -31134,7 +35856,7 @@
       </w:rPr>
     </w:lvl>
   </w:abstractNum>
-  <w:abstractNum w:abstractNumId="65" w15:restartNumberingAfterBreak="0">
+  <w:abstractNum w:abstractNumId="72" w15:restartNumberingAfterBreak="0">
     <w:nsid w:val="7E0A1CDD"/>
     <w:multiLevelType w:val="multilevel"/>
     <w:tmpl w:val="11380810"/>
@@ -31247,7 +35969,7 @@
       </w:pPr>
     </w:lvl>
   </w:abstractNum>
-  <w:abstractNum w:abstractNumId="66" w15:restartNumberingAfterBreak="0">
+  <w:abstractNum w:abstractNumId="73" w15:restartNumberingAfterBreak="0">
     <w:nsid w:val="7E1E24E0"/>
     <w:multiLevelType w:val="hybridMultilevel"/>
     <w:tmpl w:val="A7A4B24A"/>
@@ -31361,73 +36083,73 @@
     </w:lvl>
   </w:abstractNum>
   <w:num w:numId="1" w16cid:durableId="329022806">
-    <w:abstractNumId w:val="27"/>
+    <w:abstractNumId w:val="28"/>
   </w:num>
   <w:num w:numId="2" w16cid:durableId="1400790667">
-    <w:abstractNumId w:val="64"/>
+    <w:abstractNumId w:val="71"/>
   </w:num>
   <w:num w:numId="3" w16cid:durableId="1683701898">
-    <w:abstractNumId w:val="55"/>
+    <w:abstractNumId w:val="60"/>
   </w:num>
   <w:num w:numId="4" w16cid:durableId="2014529748">
     <w:abstractNumId w:val="17"/>
   </w:num>
   <w:num w:numId="5" w16cid:durableId="906652388">
-    <w:abstractNumId w:val="49"/>
+    <w:abstractNumId w:val="53"/>
   </w:num>
   <w:num w:numId="6" w16cid:durableId="1775595160">
     <w:abstractNumId w:val="26"/>
   </w:num>
   <w:num w:numId="7" w16cid:durableId="518741178">
-    <w:abstractNumId w:val="61"/>
+    <w:abstractNumId w:val="66"/>
   </w:num>
   <w:num w:numId="8" w16cid:durableId="274020586">
     <w:abstractNumId w:val="5"/>
   </w:num>
   <w:num w:numId="9" w16cid:durableId="1221014943">
-    <w:abstractNumId w:val="59"/>
+    <w:abstractNumId w:val="64"/>
   </w:num>
   <w:num w:numId="10" w16cid:durableId="532813111">
     <w:abstractNumId w:val="15"/>
   </w:num>
   <w:num w:numId="11" w16cid:durableId="484128862">
-    <w:abstractNumId w:val="28"/>
+    <w:abstractNumId w:val="29"/>
   </w:num>
   <w:num w:numId="12" w16cid:durableId="560095450">
-    <w:abstractNumId w:val="33"/>
+    <w:abstractNumId w:val="35"/>
   </w:num>
   <w:num w:numId="13" w16cid:durableId="2009286986">
+    <w:abstractNumId w:val="63"/>
+  </w:num>
+  <w:num w:numId="14" w16cid:durableId="873274492">
+    <w:abstractNumId w:val="38"/>
+  </w:num>
+  <w:num w:numId="15" w16cid:durableId="1150512046">
     <w:abstractNumId w:val="58"/>
   </w:num>
-  <w:num w:numId="14" w16cid:durableId="873274492">
-    <w:abstractNumId w:val="36"/>
-  </w:num>
-  <w:num w:numId="15" w16cid:durableId="1150512046">
-    <w:abstractNumId w:val="53"/>
-  </w:num>
   <w:num w:numId="16" w16cid:durableId="1980186059">
-    <w:abstractNumId w:val="35"/>
+    <w:abstractNumId w:val="37"/>
   </w:num>
   <w:num w:numId="17" w16cid:durableId="963191949">
-    <w:abstractNumId w:val="41"/>
+    <w:abstractNumId w:val="44"/>
   </w:num>
   <w:num w:numId="18" w16cid:durableId="189413646">
-    <w:abstractNumId w:val="43"/>
+    <w:abstractNumId w:val="46"/>
   </w:num>
   <w:num w:numId="19" w16cid:durableId="146014402">
     <w:abstractNumId w:val="11"/>
   </w:num>
   <w:num w:numId="20" w16cid:durableId="37820397">
-    <w:abstractNumId w:val="38"/>
+    <w:abstractNumId w:val="40"/>
   </w:num>
   <w:num w:numId="21" w16cid:durableId="1614558040">
     <w:abstractNumId w:val="21"/>
   </w:num>
   <w:num w:numId="22" w16cid:durableId="471867696">
-    <w:abstractNumId w:val="56"/>
+    <w:abstractNumId w:val="61"/>
   </w:num>
   <w:num w:numId="23" w16cid:durableId="704334623">
-    <w:abstractNumId w:val="47"/>
+    <w:abstractNumId w:val="51"/>
   </w:num>
   <w:num w:numId="24" w16cid:durableId="1285043483">
     <w:abstractNumId w:val="24"/>
@@ -31436,28 +36158,28 @@
     <w:abstractNumId w:val="3"/>
   </w:num>
   <w:num w:numId="26" w16cid:durableId="2039578565">
-    <w:abstractNumId w:val="29"/>
+    <w:abstractNumId w:val="30"/>
   </w:num>
   <w:num w:numId="27" w16cid:durableId="1377849211">
-    <w:abstractNumId w:val="65"/>
+    <w:abstractNumId w:val="72"/>
   </w:num>
   <w:num w:numId="28" w16cid:durableId="684788602">
-    <w:abstractNumId w:val="50"/>
+    <w:abstractNumId w:val="54"/>
   </w:num>
   <w:num w:numId="29" w16cid:durableId="992561959">
-    <w:abstractNumId w:val="57"/>
+    <w:abstractNumId w:val="62"/>
   </w:num>
   <w:num w:numId="30" w16cid:durableId="1734966328">
-    <w:abstractNumId w:val="44"/>
+    <w:abstractNumId w:val="48"/>
   </w:num>
   <w:num w:numId="31" w16cid:durableId="571697042">
-    <w:abstractNumId w:val="37"/>
+    <w:abstractNumId w:val="39"/>
   </w:num>
   <w:num w:numId="32" w16cid:durableId="1922135890">
     <w:abstractNumId w:val="13"/>
   </w:num>
   <w:num w:numId="33" w16cid:durableId="1647081129">
-    <w:abstractNumId w:val="66"/>
+    <w:abstractNumId w:val="73"/>
   </w:num>
   <w:num w:numId="34" w16cid:durableId="1772434224">
     <w:abstractNumId w:val="0"/>
@@ -31475,7 +36197,7 @@
     <w:abstractNumId w:val="16"/>
   </w:num>
   <w:num w:numId="39" w16cid:durableId="1668089685">
-    <w:abstractNumId w:val="51"/>
+    <w:abstractNumId w:val="55"/>
   </w:num>
   <w:num w:numId="40" w16cid:durableId="297419951">
     <w:abstractNumId w:val="18"/>
@@ -31484,25 +36206,25 @@
     <w:abstractNumId w:val="8"/>
   </w:num>
   <w:num w:numId="42" w16cid:durableId="429473488">
-    <w:abstractNumId w:val="62"/>
+    <w:abstractNumId w:val="67"/>
   </w:num>
   <w:num w:numId="43" w16cid:durableId="972445132">
-    <w:abstractNumId w:val="32"/>
+    <w:abstractNumId w:val="34"/>
   </w:num>
   <w:num w:numId="44" w16cid:durableId="1344043191">
-    <w:abstractNumId w:val="34"/>
+    <w:abstractNumId w:val="36"/>
   </w:num>
   <w:num w:numId="45" w16cid:durableId="93747578">
     <w:abstractNumId w:val="2"/>
   </w:num>
   <w:num w:numId="46" w16cid:durableId="1957524036">
-    <w:abstractNumId w:val="42"/>
+    <w:abstractNumId w:val="45"/>
   </w:num>
   <w:num w:numId="47" w16cid:durableId="556552082">
-    <w:abstractNumId w:val="39"/>
+    <w:abstractNumId w:val="41"/>
   </w:num>
   <w:num w:numId="48" w16cid:durableId="146017254">
-    <w:abstractNumId w:val="31"/>
+    <w:abstractNumId w:val="32"/>
   </w:num>
   <w:num w:numId="49" w16cid:durableId="17388095">
     <w:abstractNumId w:val="7"/>
@@ -31511,13 +36233,13 @@
     <w:abstractNumId w:val="22"/>
   </w:num>
   <w:num w:numId="51" w16cid:durableId="1279412588">
-    <w:abstractNumId w:val="52"/>
+    <w:abstractNumId w:val="57"/>
   </w:num>
   <w:num w:numId="52" w16cid:durableId="482697753">
     <w:abstractNumId w:val="12"/>
   </w:num>
   <w:num w:numId="53" w16cid:durableId="1174539993">
-    <w:abstractNumId w:val="30"/>
+    <w:abstractNumId w:val="31"/>
   </w:num>
   <w:num w:numId="54" w16cid:durableId="1828127661">
     <w:abstractNumId w:val="19"/>
@@ -31526,7 +36248,7 @@
     <w:abstractNumId w:val="4"/>
   </w:num>
   <w:num w:numId="56" w16cid:durableId="734814196">
-    <w:abstractNumId w:val="40"/>
+    <w:abstractNumId w:val="42"/>
   </w:num>
   <w:num w:numId="57" w16cid:durableId="1063602992">
     <w:abstractNumId w:val="25"/>
@@ -31535,31 +36257,52 @@
     <w:abstractNumId w:val="1"/>
   </w:num>
   <w:num w:numId="59" w16cid:durableId="94134357">
-    <w:abstractNumId w:val="46"/>
+    <w:abstractNumId w:val="50"/>
   </w:num>
   <w:num w:numId="60" w16cid:durableId="1625959042">
-    <w:abstractNumId w:val="54"/>
+    <w:abstractNumId w:val="59"/>
   </w:num>
   <w:num w:numId="61" w16cid:durableId="752045898">
     <w:abstractNumId w:val="10"/>
   </w:num>
   <w:num w:numId="62" w16cid:durableId="1538277496">
-    <w:abstractNumId w:val="60"/>
+    <w:abstractNumId w:val="65"/>
   </w:num>
   <w:num w:numId="63" w16cid:durableId="952707680">
-    <w:abstractNumId w:val="48"/>
+    <w:abstractNumId w:val="52"/>
   </w:num>
   <w:num w:numId="64" w16cid:durableId="1926766663">
-    <w:abstractNumId w:val="63"/>
+    <w:abstractNumId w:val="68"/>
   </w:num>
   <w:num w:numId="65" w16cid:durableId="654409668">
-    <w:abstractNumId w:val="45"/>
+    <w:abstractNumId w:val="49"/>
   </w:num>
   <w:num w:numId="66" w16cid:durableId="116146547">
     <w:abstractNumId w:val="20"/>
   </w:num>
   <w:num w:numId="67" w16cid:durableId="1185703686">
     <w:abstractNumId w:val="14"/>
+  </w:num>
+  <w:num w:numId="68" w16cid:durableId="485172034">
+    <w:abstractNumId w:val="47"/>
+  </w:num>
+  <w:num w:numId="69" w16cid:durableId="64642729">
+    <w:abstractNumId w:val="43"/>
+  </w:num>
+  <w:num w:numId="70" w16cid:durableId="2066177022">
+    <w:abstractNumId w:val="33"/>
+  </w:num>
+  <w:num w:numId="71" w16cid:durableId="1887722111">
+    <w:abstractNumId w:val="69"/>
+  </w:num>
+  <w:num w:numId="72" w16cid:durableId="876742257">
+    <w:abstractNumId w:val="27"/>
+  </w:num>
+  <w:num w:numId="73" w16cid:durableId="1631589429">
+    <w:abstractNumId w:val="70"/>
+  </w:num>
+  <w:num w:numId="74" w16cid:durableId="796223804">
+    <w:abstractNumId w:val="56"/>
   </w:num>
 </w:numbering>
 </file>
@@ -31964,7 +36707,7 @@
   <w:style w:type="paragraph" w:default="1" w:styleId="Normal">
     <w:name w:val="Normal"/>
     <w:qFormat/>
-    <w:rsid w:val="00BF1ACE"/>
+    <w:rsid w:val="008123D0"/>
     <w:pPr>
       <w:spacing w:after="0" w:line="240" w:lineRule="auto"/>
     </w:pPr>
@@ -32046,7 +36789,6 @@
     <w:next w:val="Normal"/>
     <w:link w:val="Heading4Char"/>
     <w:uiPriority w:val="9"/>
-    <w:semiHidden/>
     <w:unhideWhenUsed/>
     <w:qFormat/>
     <w:rsid w:val="00D96910"/>
@@ -32173,6 +36915,7 @@
   <w:style w:type="character" w:default="1" w:styleId="DefaultParagraphFont">
     <w:name w:val="Default Paragraph Font"/>
     <w:uiPriority w:val="1"/>
+    <w:semiHidden/>
     <w:unhideWhenUsed/>
   </w:style>
   <w:style w:type="table" w:default="1" w:styleId="TableNormal">
@@ -32241,7 +36984,6 @@
     <w:basedOn w:val="DefaultParagraphFont"/>
     <w:link w:val="Heading4"/>
     <w:uiPriority w:val="9"/>
-    <w:semiHidden/>
     <w:rsid w:val="00D96910"/>
     <w:rPr>
       <w:rFonts w:eastAsiaTheme="majorEastAsia" w:cstheme="majorBidi"/>
@@ -32669,6 +37411,36 @@
         <w:right w:val="single" w:sz="4" w:space="0" w:color="auto"/>
         <w:insideH w:val="single" w:sz="4" w:space="0" w:color="auto"/>
         <w:insideV w:val="single" w:sz="4" w:space="0" w:color="auto"/>
+      </w:tblBorders>
+    </w:tblPr>
+  </w:style>
+  <w:style w:type="character" w:styleId="Emphasis">
+    <w:name w:val="Emphasis"/>
+    <w:basedOn w:val="DefaultParagraphFont"/>
+    <w:uiPriority w:val="20"/>
+    <w:qFormat/>
+    <w:rsid w:val="00521595"/>
+    <w:rPr>
+      <w:i/>
+      <w:iCs/>
+    </w:rPr>
+  </w:style>
+  <w:style w:type="table" w:styleId="TableGridLight">
+    <w:name w:val="Grid Table Light"/>
+    <w:basedOn w:val="TableNormal"/>
+    <w:uiPriority w:val="40"/>
+    <w:rsid w:val="00521595"/>
+    <w:pPr>
+      <w:spacing w:after="0" w:line="240" w:lineRule="auto"/>
+    </w:pPr>
+    <w:tblPr>
+      <w:tblBorders>
+        <w:top w:val="single" w:sz="4" w:space="0" w:color="BFBFBF" w:themeColor="background1" w:themeShade="BF"/>
+        <w:left w:val="single" w:sz="4" w:space="0" w:color="BFBFBF" w:themeColor="background1" w:themeShade="BF"/>
+        <w:bottom w:val="single" w:sz="4" w:space="0" w:color="BFBFBF" w:themeColor="background1" w:themeShade="BF"/>
+        <w:right w:val="single" w:sz="4" w:space="0" w:color="BFBFBF" w:themeColor="background1" w:themeShade="BF"/>
+        <w:insideH w:val="single" w:sz="4" w:space="0" w:color="BFBFBF" w:themeColor="background1" w:themeShade="BF"/>
+        <w:insideV w:val="single" w:sz="4" w:space="0" w:color="BFBFBF" w:themeColor="background1" w:themeShade="BF"/>
       </w:tblBorders>
     </w:tblPr>
   </w:style>
